--- a/Documentation/ML 24-25-09 Semantic Similarity Analysis of Textual Data_Individual_Project_Nishta_Muraleedharan.docx
+++ b/Documentation/ML 24-25-09 Semantic Similarity Analysis of Textual Data_Individual_Project_Nishta_Muraleedharan.docx
@@ -103,7 +103,7 @@
         </w:rPr>
         <w:t xml:space="preserve"> </w:t>
       </w:r>
-      <w:hyperlink r:id="R7c07324a87d34ce0">
+      <w:hyperlink r:id="Ra0a7e2ef35ce4807">
         <w:r>
           <w:rPr>
             <w:rStyle w:val="Hyperlink"/>
@@ -1894,7 +1894,7 @@
         <w:jc w:val="both"/>
       </w:pPr>
     </w:p>
-    <w:p xmlns:wp14="http://schemas.microsoft.com/office/word/2010/wordml" wp14:textId="6E591B6F">
+    <w:p xmlns:wp14="http://schemas.microsoft.com/office/word/2010/wordml" wp14:textId="49531CA3">
       <w:pPr>
         <w:pStyle w:val="Heading3"/>
         <w:rPr>
@@ -1915,7 +1915,15 @@
           <w:iCs w:val="0"/>
           <w:noProof w:val="0"/>
         </w:rPr>
-        <w:t>The preprocessing module ensures that input data is properly formatted before generating embeddings. For words and phrases, preprocessing involves trimming whitespace to standardize the input. Documents undergo more extensive cleaning, including the removal of unnecessary elements such as extra spaces, email addresses, and URLs. Additionally, documents are chunked based on the mode of comparison. When comparing documents with</w:t>
+        <w:t xml:space="preserve">The preprocessing module ensures that input data is properly formatted before generating embeddings. For words and phrases, preprocessing involves trimming whitespace to standardize the input. Documents undergo more extensive cleaning, including the removal of unnecessary elements such as extra spaces, email addresses, and URLs. </w:t>
+      </w:r>
+      <w:r>
+        <w:rPr>
+          <w:i w:val="0"/>
+          <w:iCs w:val="0"/>
+          <w:noProof w:val="0"/>
+        </w:rPr>
+        <w:t>This reduces the total</w:t>
       </w:r>
       <w:r>
         <w:rPr>
@@ -1931,6 +1939,46 @@
           <w:iCs w:val="0"/>
           <w:noProof w:val="0"/>
         </w:rPr>
+        <w:t xml:space="preserve">number of tokens in the text to be embedded and </w:t>
+      </w:r>
+      <w:r>
+        <w:rPr>
+          <w:i w:val="0"/>
+          <w:iCs w:val="0"/>
+          <w:noProof w:val="0"/>
+        </w:rPr>
+        <w:t xml:space="preserve">hence </w:t>
+      </w:r>
+      <w:r>
+        <w:rPr>
+          <w:i w:val="0"/>
+          <w:iCs w:val="0"/>
+          <w:noProof w:val="0"/>
+        </w:rPr>
+        <w:t xml:space="preserve">saves on computational cost. </w:t>
+      </w:r>
+      <w:r>
+        <w:rPr>
+          <w:i w:val="0"/>
+          <w:iCs w:val="0"/>
+          <w:noProof w:val="0"/>
+        </w:rPr>
+        <w:t>Additionally, documents are chunked based on the mode of comparison. When comparing documents with</w:t>
+      </w:r>
+      <w:r>
+        <w:rPr>
+          <w:i w:val="0"/>
+          <w:iCs w:val="0"/>
+          <w:noProof w:val="0"/>
+        </w:rPr>
+        <w:t xml:space="preserve"> </w:t>
+      </w:r>
+      <w:r>
+        <w:rPr>
+          <w:i w:val="0"/>
+          <w:iCs w:val="0"/>
+          <w:noProof w:val="0"/>
+        </w:rPr>
         <w:t>words or phrases, chunking is essential</w:t>
       </w:r>
       <w:r>
@@ -2043,7 +2091,45 @@
           <w:iCs w:val="0"/>
           <w:noProof w:val="0"/>
         </w:rPr>
-        <w:t xml:space="preserve"> In contrast, when comparing documents with other documents, the focus is on capturing the overall contextual similarity rather than specific details. Since single embeddings are effective at </w:t>
+        <w:t xml:space="preserve"> </w:t>
+      </w:r>
+    </w:p>
+    <w:p xmlns:wp14="http://schemas.microsoft.com/office/word/2010/wordml" wp14:textId="6B065F19">
+      <w:pPr>
+        <w:pStyle w:val="Heading3"/>
+        <w:numPr>
+          <w:ilvl w:val="0"/>
+          <w:numId w:val="0"/>
+        </w:numPr>
+        <w:ind w:left="0" w:firstLine="288"/>
+        <w:rPr>
+          <w:i w:val="0"/>
+          <w:iCs w:val="0"/>
+          <w:noProof w:val="0"/>
+        </w:rPr>
+      </w:pPr>
+    </w:p>
+    <w:p xmlns:wp14="http://schemas.microsoft.com/office/word/2010/wordml" wp14:textId="427D749A">
+      <w:pPr>
+        <w:pStyle w:val="Heading3"/>
+        <w:numPr>
+          <w:ilvl w:val="0"/>
+          <w:numId w:val="0"/>
+        </w:numPr>
+        <w:ind w:left="0" w:firstLine="288"/>
+        <w:rPr>
+          <w:i w:val="0"/>
+          <w:iCs w:val="0"/>
+          <w:noProof w:val="0"/>
+        </w:rPr>
+      </w:pPr>
+      <w:r>
+        <w:rPr>
+          <w:i w:val="0"/>
+          <w:iCs w:val="0"/>
+          <w:noProof w:val="0"/>
+        </w:rPr>
+        <w:t xml:space="preserve">In contrast, when comparing documents with other documents, the focus is on capturing the overall contextual similarity rather than specific details. Since single embeddings are effective at </w:t>
       </w:r>
       <w:r>
         <w:rPr>
@@ -5000,7 +5086,7 @@
         </w:rPr>
         <w:t xml:space="preserve"> all results can be accessed at the following link: </w:t>
       </w:r>
-      <w:hyperlink r:id="R60e0defe7fd5490e">
+      <w:hyperlink r:id="R3d96a27793cb4ec8">
         <w:r>
           <w:rPr>
             <w:rStyle w:val="Hyperlink"/>
@@ -7475,7 +7561,7 @@
         <w:t xml:space="preserve"> consistently outperformed other models, and cosine similarity was identified as the most reliable metric due to its robustness across different embedding scales.</w:t>
       </w:r>
     </w:p>
-    <w:p xmlns:wp14="http://schemas.microsoft.com/office/word/2010/wordml" wp14:textId="4B4A4070">
+    <w:p>
       <w:pPr>
         <w:spacing w:before="240" w:after="240"/>
         <w:ind w:firstLine="720"/>
@@ -7502,72 +7588,310 @@
         </w:rPr>
         <w:t>, an interactive Dash-based web application was developed to visualize similarity relationships using bar graphs, scatter plots, and three-dimensional plots, aiding in result interpretation.</w:t>
       </w:r>
-    </w:p>
-    <w:p xmlns:wp14="http://schemas.microsoft.com/office/word/2010/wordml" wp14:textId="77777777">
-      <w:pPr>
-        <w:spacing w:before="240" w:after="240"/>
-        <w:ind w:firstLine="720"/>
+      <w:r>
+        <w:rPr>
+          <w:rFonts w:eastAsia="Times New Roman"/>
+        </w:rPr>
+        <w:t xml:space="preserve"> </w:t>
+      </w:r>
+      <w:r>
+        <w:rPr>
+          <w:rFonts w:eastAsia="Times New Roman"/>
+        </w:rPr>
+        <w:t xml:space="preserve">However, the approach comes with increased computational cost and processing time, </w:t>
+      </w:r>
+      <w:r>
+        <w:rPr>
+          <w:rFonts w:eastAsia="Times New Roman"/>
+        </w:rPr>
+        <w:t>which may</w:t>
+      </w:r>
+      <w:r>
+        <w:rPr>
+          <w:rFonts w:eastAsia="Times New Roman"/>
+        </w:rPr>
+        <w:t xml:space="preserve"> slow down the application, </w:t>
+      </w:r>
+      <w:r>
+        <w:rPr>
+          <w:rFonts w:eastAsia="Times New Roman"/>
+        </w:rPr>
+        <w:t xml:space="preserve">when used for comparing big </w:t>
+      </w:r>
+      <w:r>
+        <w:rPr>
+          <w:rFonts w:eastAsia="Times New Roman"/>
+        </w:rPr>
+        <w:t>document</w:t>
+      </w:r>
+      <w:r>
+        <w:rPr>
+          <w:rFonts w:eastAsia="Times New Roman"/>
+        </w:rPr>
+        <w:t>s on a larger scale</w:t>
+      </w:r>
+      <w:r>
+        <w:rPr>
+          <w:rFonts w:eastAsia="Times New Roman"/>
+        </w:rPr>
+        <w:t>.</w:t>
+      </w:r>
+    </w:p>
+    <w:p>
+      <w:pPr>
+        <w:pStyle w:val="Normal"/>
+        <w:suppressLineNumbers w:val="0"/>
+        <w:bidi w:val="0"/>
+        <w:spacing w:before="240" w:beforeAutospacing="off" w:after="240" w:afterAutospacing="off" w:line="259" w:lineRule="auto"/>
+        <w:ind w:left="0" w:right="0" w:firstLine="720"/>
         <w:jc w:val="both"/>
-      </w:pPr>
-      <w:r>
-        <w:rPr>
-          <w:rFonts w:eastAsia="Times New Roman"/>
-        </w:rPr>
-        <w:t xml:space="preserve">This work provides a foundation for enhanced text similarity analysis and retrieval. Future improvements could include testing additional embedding </w:t>
-      </w:r>
-      <w:r>
-        <w:rPr>
-          <w:rFonts w:eastAsia="Times New Roman"/>
-        </w:rPr>
-        <w:t>models and</w:t>
-      </w:r>
-      <w:r>
-        <w:rPr>
-          <w:rFonts w:eastAsia="Times New Roman"/>
-        </w:rPr>
-        <w:t xml:space="preserve"> integrating more advanced visualization techniques. </w:t>
-      </w:r>
-      <w:r>
-        <w:rPr>
-          <w:rFonts w:eastAsia="Times New Roman"/>
-        </w:rPr>
-        <w:t xml:space="preserve">The application can be adapted to be certain </w:t>
-      </w:r>
-      <w:r>
-        <w:rPr>
-          <w:rFonts w:eastAsia="Times New Roman"/>
-        </w:rPr>
-        <w:t>domain-specific</w:t>
-      </w:r>
-      <w:r>
-        <w:rPr>
-          <w:rFonts w:eastAsia="Times New Roman"/>
-        </w:rPr>
-        <w:t xml:space="preserve"> by optimizing </w:t>
-      </w:r>
-      <w:r>
-        <w:rPr>
-          <w:rFonts w:eastAsia="Times New Roman"/>
-        </w:rPr>
-        <w:t xml:space="preserve">chunking and </w:t>
-      </w:r>
-      <w:r>
-        <w:rPr>
-          <w:rFonts w:eastAsia="Times New Roman"/>
-        </w:rPr>
-        <w:t xml:space="preserve">weighting </w:t>
-      </w:r>
-      <w:r>
-        <w:rPr>
-          <w:rFonts w:eastAsia="Times New Roman"/>
-        </w:rPr>
-        <w:t>parameters, this could</w:t>
-      </w:r>
-      <w:r>
-        <w:rPr>
-          <w:rFonts w:eastAsia="Times New Roman"/>
-        </w:rPr>
-        <w:t xml:space="preserve"> further increase its applicability across diverse fields such as academic research, legal document analysis, and content recommendation systems.</w:t>
+        <w:rPr>
+          <w:rFonts w:ascii="Times New Roman" w:hAnsi="Times New Roman" w:eastAsia="Times New Roman" w:cs="Times New Roman"/>
+          <w:noProof w:val="0"/>
+          <w:sz w:val="20"/>
+          <w:szCs w:val="20"/>
+          <w:lang w:val="en-US"/>
+        </w:rPr>
+      </w:pPr>
+      <w:r>
+        <w:rPr>
+          <w:rFonts w:ascii="Times New Roman" w:hAnsi="Times New Roman" w:eastAsia="Times New Roman" w:cs="Times New Roman"/>
+          <w:noProof w:val="0"/>
+          <w:sz w:val="20"/>
+          <w:szCs w:val="20"/>
+          <w:lang w:val="en-US"/>
+        </w:rPr>
+        <w:t xml:space="preserve">Future improvements to this work </w:t>
+      </w:r>
+      <w:r>
+        <w:rPr>
+          <w:rFonts w:ascii="Times New Roman" w:hAnsi="Times New Roman" w:eastAsia="Times New Roman" w:cs="Times New Roman"/>
+          <w:noProof w:val="0"/>
+          <w:sz w:val="20"/>
+          <w:szCs w:val="20"/>
+          <w:lang w:val="en-US"/>
+        </w:rPr>
+        <w:t xml:space="preserve">can include </w:t>
+      </w:r>
+      <w:r>
+        <w:rPr>
+          <w:rFonts w:ascii="Times New Roman" w:hAnsi="Times New Roman" w:eastAsia="Times New Roman" w:cs="Times New Roman"/>
+          <w:noProof w:val="0"/>
+          <w:sz w:val="20"/>
+          <w:szCs w:val="20"/>
+          <w:lang w:val="en-US"/>
+        </w:rPr>
+        <w:t>enhanc</w:t>
+      </w:r>
+      <w:r>
+        <w:rPr>
+          <w:rFonts w:ascii="Times New Roman" w:hAnsi="Times New Roman" w:eastAsia="Times New Roman" w:cs="Times New Roman"/>
+          <w:noProof w:val="0"/>
+          <w:sz w:val="20"/>
+          <w:szCs w:val="20"/>
+          <w:lang w:val="en-US"/>
+        </w:rPr>
+        <w:t xml:space="preserve">ing </w:t>
+      </w:r>
+      <w:r>
+        <w:rPr>
+          <w:rFonts w:ascii="Times New Roman" w:hAnsi="Times New Roman" w:eastAsia="Times New Roman" w:cs="Times New Roman"/>
+          <w:noProof w:val="0"/>
+          <w:sz w:val="20"/>
+          <w:szCs w:val="20"/>
+          <w:lang w:val="en-US"/>
+        </w:rPr>
+        <w:t xml:space="preserve">performance through the implementation of multithreading, which can significantly reduce processing time for large datasets by parallelizing embedding generation and similarity calculations. Additionally, the application </w:t>
+      </w:r>
+      <w:r>
+        <w:rPr>
+          <w:rFonts w:ascii="Times New Roman" w:hAnsi="Times New Roman" w:eastAsia="Times New Roman" w:cs="Times New Roman"/>
+          <w:noProof w:val="0"/>
+          <w:sz w:val="20"/>
+          <w:szCs w:val="20"/>
+          <w:lang w:val="en-US"/>
+        </w:rPr>
+        <w:t xml:space="preserve">has the potential to be </w:t>
+      </w:r>
+      <w:r>
+        <w:rPr>
+          <w:rFonts w:ascii="Times New Roman" w:hAnsi="Times New Roman" w:eastAsia="Times New Roman" w:cs="Times New Roman"/>
+          <w:noProof w:val="0"/>
+          <w:sz w:val="20"/>
+          <w:szCs w:val="20"/>
+          <w:lang w:val="en-US"/>
+        </w:rPr>
+        <w:t>refined for specific domains by customizing preprocessing techniques and fine-tuning the β value in the exponentially weighted mean function</w:t>
+      </w:r>
+      <w:r>
+        <w:rPr>
+          <w:rFonts w:ascii="Times New Roman" w:hAnsi="Times New Roman" w:eastAsia="Times New Roman" w:cs="Times New Roman"/>
+          <w:noProof w:val="0"/>
+          <w:sz w:val="20"/>
+          <w:szCs w:val="20"/>
+          <w:lang w:val="en-US"/>
+        </w:rPr>
+        <w:t xml:space="preserve">. </w:t>
+      </w:r>
+      <w:r>
+        <w:rPr>
+          <w:rFonts w:ascii="Times New Roman" w:hAnsi="Times New Roman" w:eastAsia="Times New Roman" w:cs="Times New Roman"/>
+          <w:noProof w:val="0"/>
+          <w:sz w:val="20"/>
+          <w:szCs w:val="20"/>
+          <w:lang w:val="en-US"/>
+        </w:rPr>
+        <w:t xml:space="preserve">When customizing for a specific domain, </w:t>
+      </w:r>
+      <w:r>
+        <w:rPr>
+          <w:rFonts w:ascii="Times New Roman" w:hAnsi="Times New Roman" w:eastAsia="Times New Roman" w:cs="Times New Roman"/>
+          <w:noProof w:val="0"/>
+          <w:sz w:val="20"/>
+          <w:szCs w:val="20"/>
+          <w:lang w:val="en-US"/>
+        </w:rPr>
+        <w:t xml:space="preserve">document chunking </w:t>
+      </w:r>
+      <w:r>
+        <w:rPr>
+          <w:rFonts w:ascii="Times New Roman" w:hAnsi="Times New Roman" w:eastAsia="Times New Roman" w:cs="Times New Roman"/>
+          <w:noProof w:val="0"/>
+          <w:sz w:val="20"/>
+          <w:szCs w:val="20"/>
+          <w:lang w:val="en-US"/>
+        </w:rPr>
+        <w:t xml:space="preserve">can be more </w:t>
+      </w:r>
+      <w:r>
+        <w:rPr>
+          <w:rFonts w:ascii="Times New Roman" w:hAnsi="Times New Roman" w:eastAsia="Times New Roman" w:cs="Times New Roman"/>
+          <w:noProof w:val="0"/>
+          <w:sz w:val="20"/>
+          <w:szCs w:val="20"/>
+          <w:lang w:val="en-US"/>
+        </w:rPr>
+        <w:t>optimized</w:t>
+      </w:r>
+      <w:r>
+        <w:rPr>
+          <w:rFonts w:ascii="Times New Roman" w:hAnsi="Times New Roman" w:eastAsia="Times New Roman" w:cs="Times New Roman"/>
+          <w:noProof w:val="0"/>
+          <w:sz w:val="20"/>
+          <w:szCs w:val="20"/>
+          <w:lang w:val="en-US"/>
+        </w:rPr>
+        <w:t xml:space="preserve"> by i</w:t>
+      </w:r>
+      <w:r>
+        <w:rPr>
+          <w:rFonts w:ascii="Times New Roman" w:hAnsi="Times New Roman" w:eastAsia="Times New Roman" w:cs="Times New Roman"/>
+          <w:noProof w:val="0"/>
+          <w:sz w:val="20"/>
+          <w:szCs w:val="20"/>
+          <w:lang w:val="en-US"/>
+        </w:rPr>
+        <w:t>ncorporating advanced semantic chunking</w:t>
+      </w:r>
+      <w:r>
+        <w:rPr>
+          <w:rFonts w:ascii="Times New Roman" w:hAnsi="Times New Roman" w:eastAsia="Times New Roman" w:cs="Times New Roman"/>
+          <w:noProof w:val="0"/>
+          <w:sz w:val="20"/>
+          <w:szCs w:val="20"/>
+          <w:lang w:val="en-US"/>
+        </w:rPr>
+        <w:t xml:space="preserve"> methods</w:t>
+      </w:r>
+      <w:r>
+        <w:rPr>
+          <w:rFonts w:ascii="Times New Roman" w:hAnsi="Times New Roman" w:eastAsia="Times New Roman" w:cs="Times New Roman"/>
+          <w:noProof w:val="0"/>
+          <w:sz w:val="20"/>
+          <w:szCs w:val="20"/>
+          <w:lang w:val="en-US"/>
+        </w:rPr>
+        <w:t xml:space="preserve">. This can </w:t>
+      </w:r>
+      <w:r>
+        <w:rPr>
+          <w:rFonts w:ascii="Times New Roman" w:hAnsi="Times New Roman" w:eastAsia="Times New Roman" w:cs="Times New Roman"/>
+          <w:noProof w:val="0"/>
+          <w:sz w:val="20"/>
+          <w:szCs w:val="20"/>
+          <w:lang w:val="en-US"/>
+        </w:rPr>
+        <w:t>enhance accuracy by dynamically adjusting chunk sizes based on content structure</w:t>
+      </w:r>
+      <w:r>
+        <w:rPr>
+          <w:rFonts w:ascii="Times New Roman" w:hAnsi="Times New Roman" w:eastAsia="Times New Roman" w:cs="Times New Roman"/>
+          <w:noProof w:val="0"/>
+          <w:sz w:val="20"/>
+          <w:szCs w:val="20"/>
+          <w:lang w:val="en-US"/>
+        </w:rPr>
+        <w:t xml:space="preserve"> </w:t>
+      </w:r>
+      <w:r>
+        <w:rPr>
+          <w:rFonts w:ascii="Times New Roman" w:hAnsi="Times New Roman" w:eastAsia="Times New Roman" w:cs="Times New Roman"/>
+          <w:noProof w:val="0"/>
+          <w:sz w:val="20"/>
+          <w:szCs w:val="20"/>
+          <w:lang w:val="en-US"/>
+        </w:rPr>
+        <w:t>and</w:t>
+      </w:r>
+      <w:r>
+        <w:rPr>
+          <w:rFonts w:ascii="Times New Roman" w:hAnsi="Times New Roman" w:eastAsia="Times New Roman" w:cs="Times New Roman"/>
+          <w:noProof w:val="0"/>
+          <w:sz w:val="20"/>
+          <w:szCs w:val="20"/>
+          <w:lang w:val="en-US"/>
+        </w:rPr>
+        <w:t xml:space="preserve"> </w:t>
+      </w:r>
+      <w:r>
+        <w:rPr>
+          <w:rFonts w:ascii="Times New Roman" w:hAnsi="Times New Roman" w:eastAsia="Times New Roman" w:cs="Times New Roman"/>
+          <w:noProof w:val="0"/>
+          <w:sz w:val="20"/>
+          <w:szCs w:val="20"/>
+          <w:lang w:val="en-US"/>
+        </w:rPr>
+        <w:t>optimize</w:t>
+      </w:r>
+      <w:r>
+        <w:rPr>
+          <w:rFonts w:ascii="Times New Roman" w:hAnsi="Times New Roman" w:eastAsia="Times New Roman" w:cs="Times New Roman"/>
+          <w:noProof w:val="0"/>
+          <w:sz w:val="20"/>
+          <w:szCs w:val="20"/>
+          <w:lang w:val="en-US"/>
+        </w:rPr>
+        <w:t xml:space="preserve"> performance</w:t>
+      </w:r>
+      <w:r>
+        <w:rPr>
+          <w:rFonts w:ascii="Times New Roman" w:hAnsi="Times New Roman" w:eastAsia="Times New Roman" w:cs="Times New Roman"/>
+          <w:noProof w:val="0"/>
+          <w:sz w:val="20"/>
+          <w:szCs w:val="20"/>
+          <w:lang w:val="en-US"/>
+        </w:rPr>
+        <w:t xml:space="preserve">. Furthermore, expanding the application to support newer embedding models will provide greater flexibility and potentially improve performance in various text similarity tasks. These enhancements will contribute to making the system more scalable, efficient, and adaptable for real-world applications across different fields, such as academic </w:t>
+      </w:r>
+      <w:r>
+        <w:rPr>
+          <w:rFonts w:ascii="Times New Roman" w:hAnsi="Times New Roman" w:eastAsia="Times New Roman" w:cs="Times New Roman"/>
+          <w:noProof w:val="0"/>
+          <w:sz w:val="20"/>
+          <w:szCs w:val="20"/>
+          <w:lang w:val="en-US"/>
+        </w:rPr>
+        <w:t>research, legal document analysis, and content recommendation systems.</w:t>
       </w:r>
     </w:p>
     <w:p xmlns:wp14="http://schemas.microsoft.com/office/word/2010/wordml" wp14:textId="77777777">
@@ -7579,25 +7903,28 @@
       </w:r>
     </w:p>
     <w:p xmlns:wp14="http://schemas.microsoft.com/office/word/2010/wordml" wp14:textId="77777777"/>
-    <w:p xmlns:wp14="http://schemas.microsoft.com/office/word/2010/wordml" wp14:textId="77777777">
+    <w:p>
       <w:pPr>
         <w:pStyle w:val="references"/>
+        <w:rPr/>
       </w:pPr>
       <w:bookmarkStart w:name="Bookmark1" w:id="0"/>
       <w:r>
+        <w:rPr/>
         <w:t xml:space="preserve">H. Cao, “Recent advances in text embedding: A comprehensive review of top-performing methods on the MTEB benchmark,” </w:t>
       </w:r>
       <w:r>
         <w:rPr>
-          <w:i/>
-          <w:iCs/>
+          <w:i w:val="1"/>
+          <w:iCs w:val="1"/>
         </w:rPr>
         <w:t>arXiv preprint</w:t>
       </w:r>
       <w:r>
+        <w:rPr/>
         <w:t xml:space="preserve">, arXiv:2406.01607, 2024. Available: </w:t>
       </w:r>
-      <w:hyperlink r:id="rId27">
+      <w:hyperlink r:id="Rfd92e2e5d5524d05">
         <w:r>
           <w:rPr>
             <w:rStyle w:val="Hyperlink"/>
@@ -7606,40 +7933,59 @@
         </w:r>
       </w:hyperlink>
       <w:r>
+        <w:rPr/>
         <w:t>.</w:t>
       </w:r>
       <w:bookmarkEnd w:id="0"/>
     </w:p>
-    <w:p xmlns:wp14="http://schemas.microsoft.com/office/word/2010/wordml" wp14:textId="77777777">
+    <w:p>
       <w:pPr>
         <w:pStyle w:val="references"/>
-      </w:pPr>
-      <w:bookmarkStart w:name="Bookmark2" w:id="1"/>
-      <w:r>
-        <w:t xml:space="preserve">M. Ostendorff, T. Blume, T. Ruas, B. Gipp, and G. Rehm, “Specialized document embeddings for aspect-based similarity of research papers,” in </w:t>
-      </w:r>
-      <w:r>
-        <w:rPr>
-          <w:i/>
-          <w:iCs/>
-        </w:rPr>
-        <w:t>Proceedings of the 22nd ACM/IEEE Joint Conference on Digital Libraries (JCDL '22)</w:t>
-      </w:r>
-      <w:r>
-        <w:t xml:space="preserve">, Article No. 7, pp. 1–12, June 2022. doi: </w:t>
-      </w:r>
-      <w:hyperlink r:id="rId28">
+        <w:rPr>
+          <w:noProof/>
+          <w:lang w:val="en-US"/>
+        </w:rPr>
+      </w:pPr>
+      <w:r>
+        <w:rPr>
+          <w:noProof/>
+          <w:lang w:val="en-US"/>
+        </w:rPr>
+        <w:t xml:space="preserve">S. Zhang, Y. Liang, M. Gong, D. Jiang, and N. Duan, “Multi-view document representation learning for open-domain dense retrieval,” </w:t>
+      </w:r>
+      <w:r>
+        <w:rPr>
+          <w:i w:val="1"/>
+          <w:iCs w:val="1"/>
+          <w:noProof/>
+          <w:lang w:val="en-US"/>
+        </w:rPr>
+        <w:t>arXiv preprint</w:t>
+      </w:r>
+      <w:r>
+        <w:rPr>
+          <w:noProof/>
+          <w:lang w:val="en-US"/>
+        </w:rPr>
+        <w:t xml:space="preserve">, vol. 2203.08372, 2022. Available: </w:t>
+      </w:r>
+      <w:hyperlink r:id="R1468315827c54a52">
         <w:r>
           <w:rPr>
             <w:rStyle w:val="Hyperlink"/>
+            <w:noProof/>
+            <w:lang w:val="en-US"/>
           </w:rPr>
-          <w:t>10.1145/3529372.3530912</w:t>
+          <w:t>https://arxiv.org/abs/2203.08372</w:t>
         </w:r>
       </w:hyperlink>
       <w:r>
+        <w:rPr>
+          <w:noProof/>
+          <w:lang w:val="en-US"/>
+        </w:rPr>
         <w:t>.</w:t>
       </w:r>
-      <w:bookmarkEnd w:id="1"/>
     </w:p>
     <w:p xmlns:wp14="http://schemas.microsoft.com/office/word/2010/wordml" wp14:textId="77777777">
       <w:pPr>
@@ -7902,6 +8248,91 @@
 
 <file path=word/numbering.xml><?xml version="1.0" encoding="utf-8"?>
 <w:numbering xmlns:ve="http://schemas.openxmlformats.org/markup-compatibility/2006" xmlns:o="urn:schemas-microsoft-com:office:office" xmlns:r="http://schemas.openxmlformats.org/officeDocument/2006/relationships" xmlns:m="http://schemas.openxmlformats.org/officeDocument/2006/math" xmlns:v="urn:schemas-microsoft-com:vml" xmlns:wp="http://schemas.openxmlformats.org/drawingml/2006/wordprocessingDrawing" xmlns:w10="urn:schemas-microsoft-com:office:word" xmlns:w="http://schemas.openxmlformats.org/wordprocessingml/2006/main" xmlns:wne="http://schemas.microsoft.com/office/word/2006/wordml">
+  <w:abstractNum xmlns:w="http://schemas.openxmlformats.org/wordprocessingml/2006/main" w:abstractNumId="11">
+    <w:nsid w:val="6da40e89"/>
+    <w:multiLevelType xmlns:w="http://schemas.openxmlformats.org/wordprocessingml/2006/main" w:val="hybridMultilevel"/>
+    <w:lvl xmlns:w="http://schemas.openxmlformats.org/wordprocessingml/2006/main" w:ilvl="0">
+      <w:start w:val="1"/>
+      <w:numFmt w:val="decimal"/>
+      <w:lvlText w:val="[%1]"/>
+      <w:lvlJc w:val="left"/>
+      <w:pPr>
+        <w:ind w:left="720" w:hanging="360"/>
+      </w:pPr>
+    </w:lvl>
+    <w:lvl xmlns:w="http://schemas.openxmlformats.org/wordprocessingml/2006/main" w:ilvl="1">
+      <w:start w:val="1"/>
+      <w:numFmt w:val="lowerLetter"/>
+      <w:lvlText w:val="%2."/>
+      <w:lvlJc w:val="left"/>
+      <w:pPr>
+        <w:ind w:left="1440" w:hanging="360"/>
+      </w:pPr>
+    </w:lvl>
+    <w:lvl xmlns:w="http://schemas.openxmlformats.org/wordprocessingml/2006/main" w:ilvl="2">
+      <w:start w:val="1"/>
+      <w:numFmt w:val="lowerRoman"/>
+      <w:lvlText w:val="%3."/>
+      <w:lvlJc w:val="right"/>
+      <w:pPr>
+        <w:ind w:left="2160" w:hanging="180"/>
+      </w:pPr>
+    </w:lvl>
+    <w:lvl xmlns:w="http://schemas.openxmlformats.org/wordprocessingml/2006/main" w:ilvl="3">
+      <w:start w:val="1"/>
+      <w:numFmt w:val="decimal"/>
+      <w:lvlText w:val="%4."/>
+      <w:lvlJc w:val="left"/>
+      <w:pPr>
+        <w:ind w:left="2880" w:hanging="360"/>
+      </w:pPr>
+    </w:lvl>
+    <w:lvl xmlns:w="http://schemas.openxmlformats.org/wordprocessingml/2006/main" w:ilvl="4">
+      <w:start w:val="1"/>
+      <w:numFmt w:val="lowerLetter"/>
+      <w:lvlText w:val="%5."/>
+      <w:lvlJc w:val="left"/>
+      <w:pPr>
+        <w:ind w:left="3600" w:hanging="360"/>
+      </w:pPr>
+    </w:lvl>
+    <w:lvl xmlns:w="http://schemas.openxmlformats.org/wordprocessingml/2006/main" w:ilvl="5">
+      <w:start w:val="1"/>
+      <w:numFmt w:val="lowerRoman"/>
+      <w:lvlText w:val="%6."/>
+      <w:lvlJc w:val="right"/>
+      <w:pPr>
+        <w:ind w:left="4320" w:hanging="180"/>
+      </w:pPr>
+    </w:lvl>
+    <w:lvl xmlns:w="http://schemas.openxmlformats.org/wordprocessingml/2006/main" w:ilvl="6">
+      <w:start w:val="1"/>
+      <w:numFmt w:val="decimal"/>
+      <w:lvlText w:val="%7."/>
+      <w:lvlJc w:val="left"/>
+      <w:pPr>
+        <w:ind w:left="5040" w:hanging="360"/>
+      </w:pPr>
+    </w:lvl>
+    <w:lvl xmlns:w="http://schemas.openxmlformats.org/wordprocessingml/2006/main" w:ilvl="7">
+      <w:start w:val="1"/>
+      <w:numFmt w:val="lowerLetter"/>
+      <w:lvlText w:val="%8."/>
+      <w:lvlJc w:val="left"/>
+      <w:pPr>
+        <w:ind w:left="5760" w:hanging="360"/>
+      </w:pPr>
+    </w:lvl>
+    <w:lvl xmlns:w="http://schemas.openxmlformats.org/wordprocessingml/2006/main" w:ilvl="8">
+      <w:start w:val="1"/>
+      <w:numFmt w:val="lowerRoman"/>
+      <w:lvlText w:val="%9."/>
+      <w:lvlJc w:val="right"/>
+      <w:pPr>
+        <w:ind w:left="6480" w:hanging="180"/>
+      </w:pPr>
+    </w:lvl>
+  </w:abstractNum>
   <w:abstractNum w:abstractNumId="0">
     <w:nsid w:val="26FE1FCF"/>
     <w:multiLevelType w:val="hybridMultilevel"/>
@@ -9151,6 +9582,9 @@
       </w:rPr>
     </w:lvl>
   </w:abstractNum>
+  <w:num w:numId="14">
+    <w:abstractNumId w:val="11"/>
+  </w:num>
   <w:num w:numId="1">
     <w:abstractNumId w:val="10"/>
   </w:num>

--- a/Documentation/ML 24-25-09 Semantic Similarity Analysis of Textual Data_Individual_Project_Nishta_Muraleedharan.docx
+++ b/Documentation/ML 24-25-09 Semantic Similarity Analysis of Textual Data_Individual_Project_Nishta_Muraleedharan.docx
@@ -238,7 +238,7 @@
         <w:pStyle w:val="Normal"/>
       </w:pPr>
     </w:p>
-    <w:p xmlns:wp14="http://schemas.microsoft.com/office/word/2010/wordml" wp14:textId="08976D0F">
+    <w:p xmlns:wp14="http://schemas.microsoft.com/office/word/2010/wordml" wp14:textId="6B275E56">
       <w:pPr>
         <w:ind w:firstLine="720"/>
         <w:jc w:val="both"/>
@@ -302,7 +302,9 @@
         </w:r>
       </w:hyperlink>
       <w:r>
-        <w:rPr/>
+        <w:rPr>
+          <w:color w:val="auto"/>
+        </w:rPr>
         <w:t>.</w:t>
       </w:r>
       <w:r>
@@ -493,7 +495,7 @@
         <w:jc w:val="both"/>
       </w:pPr>
     </w:p>
-    <w:p xmlns:wp14="http://schemas.microsoft.com/office/word/2010/wordml" wp14:textId="0E20E419">
+    <w:p xmlns:wp14="http://schemas.microsoft.com/office/word/2010/wordml" wp14:textId="7B837CDD">
       <w:pPr>
         <w:spacing w:line="259" w:lineRule="auto"/>
         <w:ind w:firstLine="720"/>
@@ -520,7 +522,7 @@
         </w:rPr>
         <w:t xml:space="preserve"> </w:t>
       </w:r>
-      <w:hyperlink w:anchor="Bookmark2">
+      <w:hyperlink w:anchor="Bookmark3">
         <w:r>
           <w:rPr>
             <w:rStyle w:val="Hyperlink"/>
@@ -559,7 +561,19 @@
         <w:rPr>
           <w:rFonts w:eastAsia="Times New Roman"/>
         </w:rPr>
-        <w:t xml:space="preserve"> based on context.  However, w</w:t>
+        <w:t xml:space="preserve"> based on context</w:t>
+      </w:r>
+      <w:r>
+        <w:rPr>
+          <w:rFonts w:eastAsia="Times New Roman"/>
+        </w:rPr>
+        <w:t xml:space="preserve">.  </w:t>
+      </w:r>
+      <w:r>
+        <w:rPr>
+          <w:rFonts w:eastAsia="Times New Roman"/>
+        </w:rPr>
+        <w:t>However, w</w:t>
       </w:r>
       <w:r>
         <w:rPr>
@@ -1039,21 +1053,62 @@
         <w:t>.</w:t>
       </w:r>
     </w:p>
-    <w:p xmlns:wp14="http://schemas.microsoft.com/office/word/2010/wordml" wp14:textId="77777777">
+    <w:p xmlns:wp14="http://schemas.microsoft.com/office/word/2010/wordml" wp14:textId="3C2145D2">
       <w:pPr>
         <w:pStyle w:val="tablehead"/>
-      </w:pPr>
-      <w:r>
-        <w:t xml:space="preserve">SAMPLE </w:t>
-      </w:r>
-      <w:r>
-        <w:t xml:space="preserve">CSV OUTPUT FROM </w:t>
-      </w:r>
-      <w:r>
-        <w:t xml:space="preserve">THE </w:t>
-      </w:r>
-      <w:r>
-        <w:t>APPLICATION</w:t>
+        <w:rPr/>
+      </w:pPr>
+      <w:r>
+        <w:rPr/>
+        <w:t>S</w:t>
+      </w:r>
+      <w:r>
+        <w:rPr/>
+        <w:t>ample</w:t>
+      </w:r>
+      <w:r>
+        <w:rPr/>
+        <w:t xml:space="preserve"> </w:t>
+      </w:r>
+      <w:r>
+        <w:rPr/>
+        <w:t>CSV O</w:t>
+      </w:r>
+      <w:r>
+        <w:rPr/>
+        <w:t>utput</w:t>
+      </w:r>
+      <w:r>
+        <w:rPr/>
+        <w:t xml:space="preserve"> </w:t>
+      </w:r>
+      <w:r>
+        <w:rPr/>
+        <w:t>f</w:t>
+      </w:r>
+      <w:r>
+        <w:rPr/>
+        <w:t>rom</w:t>
+      </w:r>
+      <w:r>
+        <w:rPr/>
+        <w:t xml:space="preserve"> </w:t>
+      </w:r>
+      <w:r>
+        <w:rPr/>
+        <w:t>the</w:t>
+      </w:r>
+      <w:r>
+        <w:rPr/>
+        <w:t xml:space="preserve"> </w:t>
+      </w:r>
+      <w:r>
+        <w:rPr/>
+        <w:t>A</w:t>
+      </w:r>
+      <w:r>
+        <w:rPr/>
+        <w:t>pplication</w:t>
       </w:r>
     </w:p>
     <w:tbl>
@@ -1656,7 +1711,15 @@
           <w:iCs w:val="0"/>
           <w:noProof w:val="0"/>
         </w:rPr>
-        <w:t>Both query and reference texts consist of individual words or phrases. Expected inputs are paths to two text files, one containing query words/phrases and another with reference</w:t>
+        <w:t>In this mode of operation, b</w:t>
+      </w:r>
+      <w:r>
+        <w:rPr>
+          <w:i w:val="0"/>
+          <w:iCs w:val="0"/>
+          <w:noProof w:val="0"/>
+        </w:rPr>
+        <w:t>oth query and reference texts consist of individual words or phrases. Expected inputs are paths to two text files, one containing query words/phrases and another with reference</w:t>
       </w:r>
       <w:r>
         <w:rPr/>
@@ -1668,7 +1731,23 @@
           <w:iCs w:val="0"/>
           <w:noProof w:val="0"/>
         </w:rPr>
-        <w:t>words/phrases. The input handler verifies that both files are valid, non-empty text files before processing.</w:t>
+        <w:t>words/phrases</w:t>
+      </w:r>
+      <w:r>
+        <w:rPr>
+          <w:i w:val="0"/>
+          <w:iCs w:val="0"/>
+          <w:noProof w:val="0"/>
+        </w:rPr>
+        <w:t xml:space="preserve"> with each word/phrase on a new line</w:t>
+      </w:r>
+      <w:r>
+        <w:rPr>
+          <w:i w:val="0"/>
+          <w:iCs w:val="0"/>
+          <w:noProof w:val="0"/>
+        </w:rPr>
+        <w:t>. The input handler verifies that both files are valid, non-empty text files before processing.</w:t>
       </w:r>
     </w:p>
     <w:p xmlns:wp14="http://schemas.microsoft.com/office/word/2010/wordml" wp14:textId="77777777">
@@ -1689,7 +1768,7 @@
         <w:t>Word/Phrase-to-Document Comparison:</w:t>
       </w:r>
     </w:p>
-    <w:p xmlns:wp14="http://schemas.microsoft.com/office/word/2010/wordml" wp14:textId="77777777">
+    <w:p xmlns:wp14="http://schemas.microsoft.com/office/word/2010/wordml" wp14:textId="7C4363CA">
       <w:pPr>
         <w:pStyle w:val="Heading4"/>
         <w:numPr>
@@ -1697,25 +1776,327 @@
           <w:numId w:val="0"/>
         </w:numPr>
         <w:rPr>
-          <w:noProof w:val="0"/>
-        </w:rPr>
-      </w:pPr>
-      <w:r>
-        <w:rPr>
-          <w:i w:val="0"/>
-          <w:iCs w:val="0"/>
-          <w:noProof w:val="0"/>
-        </w:rPr>
-        <w:t>Query texts are documents compared against reference words or phrases. Expected inputs are paths to a folder containing query documents (PDF or text files) and a text file containing reference words/phrases (each on a separate line).The input handler validates the existence and integrity of the provided paths before reading the input.</w:t>
-      </w:r>
-    </w:p>
-    <w:p xmlns:wp14="http://schemas.microsoft.com/office/word/2010/wordml" wp14:textId="77777777">
+          <w:i w:val="0"/>
+          <w:iCs w:val="0"/>
+          <w:noProof w:val="0"/>
+        </w:rPr>
+      </w:pPr>
+      <w:r>
+        <w:rPr>
+          <w:i w:val="0"/>
+          <w:iCs w:val="0"/>
+          <w:noProof w:val="0"/>
+        </w:rPr>
+        <w:t>In this mode, q</w:t>
+      </w:r>
+      <w:r>
+        <w:rPr>
+          <w:i w:val="0"/>
+          <w:iCs w:val="0"/>
+          <w:noProof w:val="0"/>
+        </w:rPr>
+        <w:t xml:space="preserve">uery texts are documents compared against reference words or phrases. Expected inputs are paths to a folder </w:t>
+      </w:r>
+      <w:r>
+        <w:rPr>
+          <w:i w:val="0"/>
+          <w:iCs w:val="0"/>
+          <w:noProof w:val="0"/>
+        </w:rPr>
+        <w:t>containing</w:t>
+      </w:r>
+      <w:r>
+        <w:rPr>
+          <w:i w:val="0"/>
+          <w:iCs w:val="0"/>
+          <w:noProof w:val="0"/>
+        </w:rPr>
+        <w:t xml:space="preserve"> query documents (PDF or text files) and a text file </w:t>
+      </w:r>
+      <w:r>
+        <w:rPr>
+          <w:i w:val="0"/>
+          <w:iCs w:val="0"/>
+          <w:noProof w:val="0"/>
+        </w:rPr>
+        <w:t>containing</w:t>
+      </w:r>
+      <w:r>
+        <w:rPr>
+          <w:i w:val="0"/>
+          <w:iCs w:val="0"/>
+          <w:noProof w:val="0"/>
+        </w:rPr>
+        <w:t xml:space="preserve"> reference words/phrases (each </w:t>
+      </w:r>
+      <w:r>
+        <w:rPr>
+          <w:i w:val="0"/>
+          <w:iCs w:val="0"/>
+          <w:noProof w:val="0"/>
+        </w:rPr>
+        <w:t xml:space="preserve">word/phrase </w:t>
+      </w:r>
+      <w:r>
+        <w:rPr>
+          <w:i w:val="0"/>
+          <w:iCs w:val="0"/>
+          <w:noProof w:val="0"/>
+        </w:rPr>
+        <w:t>on a separate line</w:t>
+      </w:r>
+      <w:r>
+        <w:rPr>
+          <w:i w:val="0"/>
+          <w:iCs w:val="0"/>
+          <w:noProof w:val="0"/>
+        </w:rPr>
+        <w:t>). The</w:t>
+      </w:r>
+      <w:r>
+        <w:rPr>
+          <w:i w:val="0"/>
+          <w:iCs w:val="0"/>
+          <w:noProof w:val="0"/>
+        </w:rPr>
+        <w:t xml:space="preserve"> input handler </w:t>
+      </w:r>
+      <w:r>
+        <w:rPr>
+          <w:i w:val="0"/>
+          <w:iCs w:val="0"/>
+          <w:noProof w:val="0"/>
+        </w:rPr>
+        <w:t>validates</w:t>
+      </w:r>
+      <w:r>
+        <w:rPr>
+          <w:i w:val="0"/>
+          <w:iCs w:val="0"/>
+          <w:noProof w:val="0"/>
+        </w:rPr>
+        <w:t xml:space="preserve"> th</w:t>
+      </w:r>
+      <w:r>
+        <w:rPr>
+          <w:i w:val="0"/>
+          <w:iCs w:val="0"/>
+          <w:noProof w:val="0"/>
+        </w:rPr>
+        <w:t xml:space="preserve">at the input paths are valid and </w:t>
+      </w:r>
+      <w:r>
+        <w:rPr>
+          <w:i w:val="0"/>
+          <w:iCs w:val="0"/>
+          <w:noProof w:val="0"/>
+        </w:rPr>
+        <w:t>contains</w:t>
+      </w:r>
+      <w:r>
+        <w:rPr>
+          <w:i w:val="0"/>
+          <w:iCs w:val="0"/>
+          <w:noProof w:val="0"/>
+        </w:rPr>
+        <w:t xml:space="preserve"> non-empty query documents and </w:t>
+      </w:r>
+      <w:r>
+        <w:rPr>
+          <w:i w:val="0"/>
+          <w:iCs w:val="0"/>
+          <w:noProof w:val="0"/>
+        </w:rPr>
+        <w:t xml:space="preserve">reference word/phrase text file </w:t>
+      </w:r>
+      <w:r>
+        <w:rPr>
+          <w:i w:val="0"/>
+          <w:iCs w:val="0"/>
+          <w:noProof w:val="0"/>
+        </w:rPr>
+        <w:t>before</w:t>
+      </w:r>
+      <w:r>
+        <w:rPr>
+          <w:i w:val="0"/>
+          <w:iCs w:val="0"/>
+          <w:noProof w:val="0"/>
+        </w:rPr>
+        <w:t xml:space="preserve"> reading the input.</w:t>
+      </w:r>
+      <w:r>
+        <w:rPr>
+          <w:i w:val="0"/>
+          <w:iCs w:val="0"/>
+          <w:noProof w:val="0"/>
+        </w:rPr>
+        <w:t xml:space="preserve"> The input pdf files are </w:t>
+      </w:r>
+      <w:r>
+        <w:rPr>
+          <w:i w:val="0"/>
+          <w:iCs w:val="0"/>
+          <w:noProof w:val="0"/>
+        </w:rPr>
+        <w:t xml:space="preserve">converted </w:t>
+      </w:r>
+      <w:r>
+        <w:rPr>
+          <w:i w:val="0"/>
+          <w:iCs w:val="0"/>
+          <w:noProof w:val="0"/>
+        </w:rPr>
+        <w:t xml:space="preserve">to </w:t>
+      </w:r>
+      <w:r>
+        <w:rPr>
+          <w:i w:val="0"/>
+          <w:iCs w:val="0"/>
+          <w:noProof w:val="0"/>
+        </w:rPr>
+        <w:t>string</w:t>
+      </w:r>
+      <w:r>
+        <w:rPr>
+          <w:i w:val="0"/>
+          <w:iCs w:val="0"/>
+          <w:noProof w:val="0"/>
+        </w:rPr>
+        <w:t>s</w:t>
+      </w:r>
+      <w:r>
+        <w:rPr>
+          <w:i w:val="0"/>
+          <w:iCs w:val="0"/>
+          <w:noProof w:val="0"/>
+        </w:rPr>
+        <w:t xml:space="preserve"> using a </w:t>
+      </w:r>
+      <w:r>
+        <w:rPr>
+          <w:i w:val="0"/>
+          <w:iCs w:val="0"/>
+          <w:noProof w:val="0"/>
+        </w:rPr>
+        <w:t xml:space="preserve">NuGet </w:t>
+      </w:r>
+      <w:r>
+        <w:rPr>
+          <w:i w:val="0"/>
+          <w:iCs w:val="0"/>
+          <w:noProof w:val="0"/>
+        </w:rPr>
+        <w:t xml:space="preserve">package called </w:t>
+      </w:r>
+      <w:r>
+        <w:rPr>
+          <w:i w:val="0"/>
+          <w:iCs w:val="0"/>
+          <w:noProof w:val="0"/>
+        </w:rPr>
+        <w:t>U</w:t>
+      </w:r>
+      <w:r>
+        <w:rPr>
+          <w:i w:val="0"/>
+          <w:iCs w:val="0"/>
+          <w:noProof w:val="0"/>
+        </w:rPr>
+        <w:t>glyToad</w:t>
+      </w:r>
+      <w:r>
+        <w:rPr>
+          <w:i w:val="0"/>
+          <w:iCs w:val="0"/>
+          <w:noProof w:val="0"/>
+        </w:rPr>
+        <w:t>.</w:t>
+      </w:r>
+      <w:r>
+        <w:rPr>
+          <w:i w:val="0"/>
+          <w:iCs w:val="0"/>
+          <w:noProof w:val="0"/>
+        </w:rPr>
+        <w:t>P</w:t>
+      </w:r>
+      <w:r>
+        <w:rPr>
+          <w:i w:val="0"/>
+          <w:iCs w:val="0"/>
+          <w:noProof w:val="0"/>
+        </w:rPr>
+        <w:t>dfPig</w:t>
+      </w:r>
+      <w:r>
+        <w:rPr>
+          <w:i w:val="0"/>
+          <w:iCs w:val="0"/>
+          <w:noProof w:val="0"/>
+        </w:rPr>
+        <w:t>.</w:t>
+      </w:r>
+      <w:r>
+        <w:rPr>
+          <w:i w:val="0"/>
+          <w:iCs w:val="0"/>
+          <w:noProof w:val="0"/>
+        </w:rPr>
+        <w:t xml:space="preserve"> It was chosen for its lightweight, pure C# implementation with no external dependencies, actively </w:t>
+      </w:r>
+      <w:r>
+        <w:rPr>
+          <w:i w:val="0"/>
+          <w:iCs w:val="0"/>
+          <w:noProof w:val="0"/>
+        </w:rPr>
+        <w:t>maintained</w:t>
+      </w:r>
+      <w:r>
+        <w:rPr>
+          <w:i w:val="0"/>
+          <w:iCs w:val="0"/>
+          <w:noProof w:val="0"/>
+        </w:rPr>
+        <w:t xml:space="preserve"> nature, and its efficiency in reading and parsing</w:t>
+      </w:r>
+      <w:r>
+        <w:rPr>
+          <w:i w:val="0"/>
+          <w:iCs w:val="0"/>
+          <w:noProof w:val="0"/>
+        </w:rPr>
+        <w:t xml:space="preserve"> PDF files</w:t>
+      </w:r>
+      <w:r>
+        <w:rPr>
+          <w:i w:val="0"/>
+          <w:iCs w:val="0"/>
+          <w:noProof w:val="0"/>
+        </w:rPr>
+        <w:t xml:space="preserve"> quickly.</w:t>
+      </w:r>
+    </w:p>
+    <w:p>
+      <w:pPr>
+        <w:pStyle w:val="Normal"/>
+        <w:rPr>
+          <w:noProof w:val="0"/>
+        </w:rPr>
+      </w:pPr>
+    </w:p>
+    <w:p>
+      <w:pPr>
+        <w:pStyle w:val="Normal"/>
+        <w:rPr>
+          <w:noProof w:val="0"/>
+        </w:rPr>
+      </w:pPr>
+    </w:p>
+    <w:p xmlns:wp14="http://schemas.microsoft.com/office/word/2010/wordml" wp14:textId="1A148F71">
       <w:pPr>
         <w:pStyle w:val="Heading4"/>
-        <w:numPr>
-          <w:ilvl w:val="3"/>
-          <w:numId w:val="13"/>
-        </w:numPr>
         <w:rPr>
           <w:noProof w:val="0"/>
         </w:rPr>
@@ -1726,33 +2107,82 @@
         </w:rPr>
         <w:t xml:space="preserve">Document-to-Document Comparison: </w:t>
       </w:r>
-      <w:r>
-        <w:rPr>
-          <w:i w:val="0"/>
-          <w:iCs w:val="0"/>
-          <w:noProof w:val="0"/>
-        </w:rPr>
-        <w:t>Query</w:t>
-      </w:r>
-    </w:p>
-    <w:p xmlns:wp14="http://schemas.microsoft.com/office/word/2010/wordml" wp14:textId="77777777">
+    </w:p>
+    <w:p xmlns:wp14="http://schemas.microsoft.com/office/word/2010/wordml" wp14:textId="68C6A722">
       <w:pPr>
         <w:pStyle w:val="Heading4"/>
         <w:numPr>
           <w:ilvl w:val="0"/>
           <w:numId w:val="0"/>
         </w:numPr>
-        <w:rPr>
-          <w:noProof w:val="0"/>
-        </w:rPr>
-      </w:pPr>
-      <w:r>
-        <w:rPr>
-          <w:i w:val="0"/>
-          <w:iCs w:val="0"/>
-          <w:noProof w:val="0"/>
-        </w:rPr>
-        <w:t>documents are compared against reference documents. Expected inputs are paths to two folders—one containing query documents and the other containing reference documents (PDF or text files).The input handler ensures that the provided folders contain document files in the expected format before reading.</w:t>
+        <w:ind w:left="0"/>
+        <w:rPr>
+          <w:noProof w:val="0"/>
+        </w:rPr>
+      </w:pPr>
+      <w:r>
+        <w:rPr>
+          <w:i w:val="0"/>
+          <w:iCs w:val="0"/>
+          <w:noProof w:val="0"/>
+        </w:rPr>
+        <w:t>In this mode, q</w:t>
+      </w:r>
+      <w:r>
+        <w:rPr>
+          <w:i w:val="0"/>
+          <w:iCs w:val="0"/>
+          <w:noProof w:val="0"/>
+        </w:rPr>
+        <w:t>uery</w:t>
+      </w:r>
+      <w:r>
+        <w:rPr>
+          <w:i w:val="0"/>
+          <w:iCs w:val="0"/>
+          <w:noProof w:val="0"/>
+        </w:rPr>
+        <w:t xml:space="preserve"> </w:t>
+      </w:r>
+      <w:r>
+        <w:rPr>
+          <w:i w:val="0"/>
+          <w:iCs w:val="0"/>
+          <w:noProof w:val="0"/>
+        </w:rPr>
+        <w:t>documents are compared against reference documents. Expected inputs are paths to two folders—one containing query documents and the other containing reference documents (PDF or text files</w:t>
+      </w:r>
+      <w:r>
+        <w:rPr>
+          <w:i w:val="0"/>
+          <w:iCs w:val="0"/>
+          <w:noProof w:val="0"/>
+        </w:rPr>
+        <w:t>). The</w:t>
+      </w:r>
+      <w:r>
+        <w:rPr>
+          <w:i w:val="0"/>
+          <w:iCs w:val="0"/>
+          <w:noProof w:val="0"/>
+        </w:rPr>
+        <w:t xml:space="preserve"> input handler ensures that the provided folders </w:t>
+      </w:r>
+      <w:r>
+        <w:rPr>
+          <w:i w:val="0"/>
+          <w:iCs w:val="0"/>
+          <w:noProof w:val="0"/>
+        </w:rPr>
+        <w:t>contain</w:t>
+      </w:r>
+      <w:r>
+        <w:rPr>
+          <w:i w:val="0"/>
+          <w:iCs w:val="0"/>
+          <w:noProof w:val="0"/>
+        </w:rPr>
+        <w:t xml:space="preserve"> document files in the expected format before reading.</w:t>
       </w:r>
     </w:p>
     <w:p xmlns:wp14="http://schemas.microsoft.com/office/word/2010/wordml" wp14:textId="77777777">
@@ -1894,7 +2324,7 @@
         <w:jc w:val="both"/>
       </w:pPr>
     </w:p>
-    <w:p xmlns:wp14="http://schemas.microsoft.com/office/word/2010/wordml" wp14:textId="49531CA3">
+    <w:p xmlns:wp14="http://schemas.microsoft.com/office/word/2010/wordml" wp14:textId="20EA8D46">
       <w:pPr>
         <w:pStyle w:val="Heading3"/>
         <w:rPr>
@@ -1963,7 +2393,7 @@
           <w:iCs w:val="0"/>
           <w:noProof w:val="0"/>
         </w:rPr>
-        <w:t>Additionally, documents are chunked based on the mode of comparison. When comparing documents with</w:t>
+        <w:t>Additionally, documents are chunked</w:t>
       </w:r>
       <w:r>
         <w:rPr>
@@ -1979,15 +2409,39 @@
           <w:iCs w:val="0"/>
           <w:noProof w:val="0"/>
         </w:rPr>
-        <w:t>words or phrases, chunking is essential</w:t>
-      </w:r>
-      <w:r>
-        <w:rPr>
-          <w:i w:val="0"/>
-          <w:iCs w:val="0"/>
-          <w:noProof w:val="0"/>
-        </w:rPr>
-        <w:t xml:space="preserve"> to e</w:t>
+        <w:t>based on the mode of comparison. When comparing documents with</w:t>
+      </w:r>
+      <w:r>
+        <w:rPr>
+          <w:i w:val="0"/>
+          <w:iCs w:val="0"/>
+          <w:noProof w:val="0"/>
+        </w:rPr>
+        <w:t xml:space="preserve"> </w:t>
+      </w:r>
+      <w:r>
+        <w:rPr>
+          <w:i w:val="0"/>
+          <w:iCs w:val="0"/>
+          <w:noProof w:val="0"/>
+        </w:rPr>
+        <w:t xml:space="preserve">words or phrases, </w:t>
+      </w:r>
+      <w:r>
+        <w:rPr>
+          <w:i w:val="0"/>
+          <w:iCs w:val="0"/>
+          <w:noProof w:val="0"/>
+        </w:rPr>
+        <w:t xml:space="preserve">documents are chunked into smaller paragraphs before embedding. This is </w:t>
+      </w:r>
+      <w:r>
+        <w:rPr>
+          <w:i w:val="0"/>
+          <w:iCs w:val="0"/>
+          <w:noProof w:val="0"/>
+        </w:rPr>
+        <w:t>to e</w:t>
       </w:r>
       <w:r>
         <w:rPr>
@@ -2035,7 +2489,39 @@
           <w:iCs w:val="0"/>
           <w:noProof w:val="0"/>
         </w:rPr>
-        <w:t>As the application is designed to</w:t>
+        <w:t>As the application</w:t>
+      </w:r>
+      <w:r>
+        <w:rPr>
+          <w:i w:val="0"/>
+          <w:iCs w:val="0"/>
+          <w:noProof w:val="0"/>
+        </w:rPr>
+        <w:t xml:space="preserve"> </w:t>
+      </w:r>
+      <w:r>
+        <w:rPr>
+          <w:i w:val="0"/>
+          <w:iCs w:val="0"/>
+          <w:noProof w:val="0"/>
+        </w:rPr>
+        <w:t xml:space="preserve">is </w:t>
+      </w:r>
+      <w:r>
+        <w:rPr>
+          <w:i w:val="0"/>
+          <w:iCs w:val="0"/>
+          <w:noProof w:val="0"/>
+        </w:rPr>
+        <w:t>designed to</w:t>
+      </w:r>
+      <w:r>
+        <w:rPr>
+          <w:i w:val="0"/>
+          <w:iCs w:val="0"/>
+          <w:noProof w:val="0"/>
+        </w:rPr>
+        <w:t xml:space="preserve"> be able to</w:t>
       </w:r>
       <w:r>
         <w:rPr>
@@ -2059,7 +2545,23 @@
           <w:iCs w:val="0"/>
           <w:noProof w:val="0"/>
         </w:rPr>
-        <w:t>, semantic chunking is not used instead,</w:t>
+        <w:t>, semantic chunking is not used</w:t>
+      </w:r>
+      <w:r>
+        <w:rPr>
+          <w:i w:val="0"/>
+          <w:iCs w:val="0"/>
+          <w:noProof w:val="0"/>
+        </w:rPr>
+        <w:t>,</w:t>
+      </w:r>
+      <w:r>
+        <w:rPr>
+          <w:i w:val="0"/>
+          <w:iCs w:val="0"/>
+          <w:noProof w:val="0"/>
+        </w:rPr>
+        <w:t xml:space="preserve"> instead</w:t>
       </w:r>
       <w:r>
         <w:rPr>
@@ -2109,7 +2611,7 @@
         </w:rPr>
       </w:pPr>
     </w:p>
-    <w:p xmlns:wp14="http://schemas.microsoft.com/office/word/2010/wordml" wp14:textId="427D749A">
+    <w:p xmlns:wp14="http://schemas.microsoft.com/office/word/2010/wordml" wp14:textId="68AA44F1">
       <w:pPr>
         <w:pStyle w:val="Heading3"/>
         <w:numPr>
@@ -2129,23 +2631,255 @@
           <w:iCs w:val="0"/>
           <w:noProof w:val="0"/>
         </w:rPr>
-        <w:t xml:space="preserve">In contrast, when comparing documents with other documents, the focus is on capturing the overall contextual similarity rather than specific details. Since single embeddings are effective at </w:t>
-      </w:r>
-      <w:r>
-        <w:rPr>
-          <w:i w:val="0"/>
-          <w:iCs w:val="0"/>
-          <w:noProof w:val="0"/>
-        </w:rPr>
-        <w:t>representing</w:t>
-      </w:r>
-      <w:r>
-        <w:rPr>
-          <w:i w:val="0"/>
-          <w:iCs w:val="0"/>
-          <w:noProof w:val="0"/>
-        </w:rPr>
-        <w:t xml:space="preserve"> the general context of a document, chunking is only applied when a document exceeds the </w:t>
+        <w:t>W</w:t>
+      </w:r>
+      <w:r>
+        <w:rPr>
+          <w:i w:val="0"/>
+          <w:iCs w:val="0"/>
+          <w:noProof w:val="0"/>
+        </w:rPr>
+        <w:t>hen comparing documents with other documents, the</w:t>
+      </w:r>
+      <w:r>
+        <w:rPr>
+          <w:i w:val="0"/>
+          <w:iCs w:val="0"/>
+          <w:noProof w:val="0"/>
+        </w:rPr>
+        <w:t xml:space="preserve"> focus</w:t>
+      </w:r>
+      <w:r>
+        <w:rPr>
+          <w:i w:val="0"/>
+          <w:iCs w:val="0"/>
+          <w:noProof w:val="0"/>
+        </w:rPr>
+        <w:t xml:space="preserve"> is</w:t>
+      </w:r>
+      <w:r>
+        <w:rPr>
+          <w:i w:val="0"/>
+          <w:iCs w:val="0"/>
+          <w:noProof w:val="0"/>
+        </w:rPr>
+        <w:t xml:space="preserve"> to </w:t>
+      </w:r>
+      <w:r>
+        <w:rPr>
+          <w:i w:val="0"/>
+          <w:iCs w:val="0"/>
+          <w:noProof w:val="0"/>
+        </w:rPr>
+        <w:t>identify</w:t>
+      </w:r>
+      <w:r>
+        <w:rPr>
+          <w:i w:val="0"/>
+          <w:iCs w:val="0"/>
+          <w:noProof w:val="0"/>
+        </w:rPr>
+        <w:t xml:space="preserve"> documents that are similar in terms of </w:t>
+      </w:r>
+      <w:r>
+        <w:rPr>
+          <w:i w:val="0"/>
+          <w:iCs w:val="0"/>
+          <w:noProof w:val="0"/>
+        </w:rPr>
+        <w:t xml:space="preserve">overall contextual </w:t>
+      </w:r>
+      <w:r>
+        <w:rPr>
+          <w:i w:val="0"/>
+          <w:iCs w:val="0"/>
+          <w:noProof w:val="0"/>
+        </w:rPr>
+        <w:t xml:space="preserve">alignment </w:t>
+      </w:r>
+      <w:r>
+        <w:rPr>
+          <w:i w:val="0"/>
+          <w:iCs w:val="0"/>
+          <w:noProof w:val="0"/>
+        </w:rPr>
+        <w:t xml:space="preserve">rather than </w:t>
+      </w:r>
+      <w:r>
+        <w:rPr>
+          <w:i w:val="0"/>
+          <w:iCs w:val="0"/>
+          <w:noProof w:val="0"/>
+        </w:rPr>
+        <w:t xml:space="preserve">searching for </w:t>
+      </w:r>
+      <w:r>
+        <w:rPr>
+          <w:i w:val="0"/>
+          <w:iCs w:val="0"/>
+          <w:noProof w:val="0"/>
+        </w:rPr>
+        <w:t>specific details.</w:t>
+      </w:r>
+      <w:r>
+        <w:rPr>
+          <w:i w:val="0"/>
+          <w:iCs w:val="0"/>
+          <w:noProof w:val="0"/>
+        </w:rPr>
+        <w:t xml:space="preserve"> </w:t>
+      </w:r>
+      <w:r>
+        <w:rPr>
+          <w:i w:val="0"/>
+          <w:iCs w:val="0"/>
+          <w:noProof w:val="0"/>
+        </w:rPr>
+        <w:t>F</w:t>
+      </w:r>
+      <w:r>
+        <w:rPr>
+          <w:i w:val="0"/>
+          <w:iCs w:val="0"/>
+          <w:noProof w:val="0"/>
+        </w:rPr>
+        <w:t>rom result</w:t>
+      </w:r>
+      <w:r>
+        <w:rPr>
+          <w:i w:val="0"/>
+          <w:iCs w:val="0"/>
+          <w:noProof w:val="0"/>
+        </w:rPr>
+        <w:t xml:space="preserve"> graphs</w:t>
+      </w:r>
+      <w:r>
+        <w:rPr>
+          <w:i w:val="0"/>
+          <w:iCs w:val="0"/>
+          <w:noProof w:val="0"/>
+        </w:rPr>
+        <w:t xml:space="preserve"> in Listing</w:t>
+      </w:r>
+      <w:r>
+        <w:rPr>
+          <w:i w:val="0"/>
+          <w:iCs w:val="0"/>
+          <w:noProof w:val="0"/>
+        </w:rPr>
+        <w:t xml:space="preserve"> 1</w:t>
+      </w:r>
+      <w:r>
+        <w:rPr>
+          <w:i w:val="0"/>
+          <w:iCs w:val="0"/>
+          <w:noProof w:val="0"/>
+        </w:rPr>
+        <w:t xml:space="preserve"> it was inferred that </w:t>
+      </w:r>
+      <w:r>
+        <w:rPr>
+          <w:i w:val="0"/>
+          <w:iCs w:val="0"/>
+          <w:noProof w:val="0"/>
+        </w:rPr>
+        <w:t>single embeddings</w:t>
+      </w:r>
+      <w:r>
+        <w:rPr>
+          <w:i w:val="0"/>
+          <w:iCs w:val="0"/>
+          <w:noProof w:val="0"/>
+        </w:rPr>
+        <w:t xml:space="preserve"> for the whole document</w:t>
+      </w:r>
+      <w:r>
+        <w:rPr>
+          <w:i w:val="0"/>
+          <w:iCs w:val="0"/>
+          <w:noProof w:val="0"/>
+        </w:rPr>
+        <w:t xml:space="preserve"> </w:t>
+      </w:r>
+      <w:r>
+        <w:rPr>
+          <w:i w:val="0"/>
+          <w:iCs w:val="0"/>
+          <w:noProof w:val="0"/>
+        </w:rPr>
+        <w:t>are</w:t>
+      </w:r>
+      <w:r>
+        <w:rPr>
+          <w:i w:val="0"/>
+          <w:iCs w:val="0"/>
+          <w:noProof w:val="0"/>
+        </w:rPr>
+        <w:t xml:space="preserve"> </w:t>
+      </w:r>
+      <w:r>
+        <w:rPr>
+          <w:i w:val="0"/>
+          <w:iCs w:val="0"/>
+          <w:noProof w:val="0"/>
+        </w:rPr>
+        <w:t xml:space="preserve">very </w:t>
+      </w:r>
+      <w:r>
+        <w:rPr>
+          <w:i w:val="0"/>
+          <w:iCs w:val="0"/>
+          <w:noProof w:val="0"/>
+        </w:rPr>
+        <w:t>effective</w:t>
+      </w:r>
+      <w:r>
+        <w:rPr>
+          <w:i w:val="0"/>
+          <w:iCs w:val="0"/>
+          <w:noProof w:val="0"/>
+        </w:rPr>
+        <w:t xml:space="preserve"> </w:t>
+      </w:r>
+      <w:r>
+        <w:rPr>
+          <w:i w:val="0"/>
+          <w:iCs w:val="0"/>
+          <w:noProof w:val="0"/>
+        </w:rPr>
+        <w:t>for capturing the</w:t>
+      </w:r>
+      <w:r>
+        <w:rPr>
+          <w:i w:val="0"/>
+          <w:iCs w:val="0"/>
+          <w:noProof w:val="0"/>
+        </w:rPr>
+        <w:t xml:space="preserve"> </w:t>
+      </w:r>
+      <w:r>
+        <w:rPr>
+          <w:i w:val="0"/>
+          <w:iCs w:val="0"/>
+          <w:noProof w:val="0"/>
+        </w:rPr>
+        <w:t>general context of a document</w:t>
+      </w:r>
+      <w:r>
+        <w:rPr>
+          <w:i w:val="0"/>
+          <w:iCs w:val="0"/>
+          <w:noProof w:val="0"/>
+        </w:rPr>
+        <w:t>. Therefore,</w:t>
+      </w:r>
+      <w:r>
+        <w:rPr>
+          <w:i w:val="0"/>
+          <w:iCs w:val="0"/>
+          <w:noProof w:val="0"/>
+        </w:rPr>
+        <w:t xml:space="preserve"> chunking is only applied when a document exceeds the </w:t>
       </w:r>
       <w:r>
         <w:rPr>
@@ -2161,26 +2895,105 @@
           <w:iCs w:val="0"/>
           <w:noProof w:val="0"/>
         </w:rPr>
-        <w:t xml:space="preserve"> token limit of the embedding model. This preprocessing step ensures that both short and long textual inputs are appropriately structured for </w:t>
-      </w:r>
-      <w:r>
-        <w:rPr>
-          <w:i w:val="0"/>
-          <w:iCs w:val="0"/>
-          <w:noProof w:val="0"/>
-        </w:rPr>
-        <w:t>accurate</w:t>
-      </w:r>
-      <w:r>
-        <w:rPr>
-          <w:i w:val="0"/>
-          <w:iCs w:val="0"/>
-          <w:noProof w:val="0"/>
-        </w:rPr>
-        <w:t xml:space="preserve"> semantic similarity analysis.</w:t>
-      </w:r>
-    </w:p>
-    <w:p xmlns:wp14="http://schemas.microsoft.com/office/word/2010/wordml" wp14:textId="77777777"/>
+        <w:t xml:space="preserve"> token limit of the embedding model.</w:t>
+      </w:r>
+      <w:r>
+        <w:rPr>
+          <w:i w:val="0"/>
+          <w:iCs w:val="0"/>
+          <w:noProof w:val="0"/>
+        </w:rPr>
+        <w:t xml:space="preserve"> The number of tokens </w:t>
+      </w:r>
+      <w:r>
+        <w:rPr>
+          <w:i w:val="0"/>
+          <w:iCs w:val="0"/>
+          <w:noProof w:val="0"/>
+        </w:rPr>
+        <w:t>is</w:t>
+      </w:r>
+      <w:r>
+        <w:rPr>
+          <w:i w:val="0"/>
+          <w:iCs w:val="0"/>
+          <w:noProof w:val="0"/>
+        </w:rPr>
+        <w:t xml:space="preserve"> counted using the NuGet package </w:t>
+      </w:r>
+      <w:r>
+        <w:rPr>
+          <w:i w:val="0"/>
+          <w:iCs w:val="0"/>
+          <w:noProof w:val="0"/>
+        </w:rPr>
+        <w:t>Tiktoken</w:t>
+      </w:r>
+      <w:r>
+        <w:rPr>
+          <w:i w:val="0"/>
+          <w:iCs w:val="0"/>
+          <w:noProof w:val="0"/>
+        </w:rPr>
+        <w:t>.</w:t>
+      </w:r>
+      <w:r>
+        <w:rPr>
+          <w:i w:val="0"/>
+          <w:iCs w:val="0"/>
+          <w:noProof w:val="0"/>
+        </w:rPr>
+        <w:t xml:space="preserve"> </w:t>
+      </w:r>
+      <w:r>
+        <w:rPr>
+          <w:i w:val="0"/>
+          <w:iCs w:val="0"/>
+          <w:noProof w:val="0"/>
+        </w:rPr>
+        <w:t xml:space="preserve">This preprocessing step ensures that </w:t>
+      </w:r>
+      <w:r>
+        <w:rPr>
+          <w:i w:val="0"/>
+          <w:iCs w:val="0"/>
+          <w:noProof w:val="0"/>
+        </w:rPr>
+        <w:t xml:space="preserve">the application can also process </w:t>
+      </w:r>
+      <w:r>
+        <w:rPr>
+          <w:i w:val="0"/>
+          <w:iCs w:val="0"/>
+          <w:noProof w:val="0"/>
+        </w:rPr>
+        <w:t>long</w:t>
+      </w:r>
+      <w:r>
+        <w:rPr>
+          <w:i w:val="0"/>
+          <w:iCs w:val="0"/>
+          <w:noProof w:val="0"/>
+        </w:rPr>
+        <w:t xml:space="preserve"> documents </w:t>
+      </w:r>
+      <w:r>
+        <w:rPr>
+          <w:i w:val="0"/>
+          <w:iCs w:val="0"/>
+          <w:noProof w:val="0"/>
+        </w:rPr>
+        <w:t>for semantic similarity analysis.</w:t>
+      </w:r>
+    </w:p>
+    <w:p>
+      <w:pPr>
+        <w:pStyle w:val="Normal"/>
+        <w:rPr>
+          <w:noProof w:val="0"/>
+        </w:rPr>
+      </w:pPr>
+    </w:p>
     <w:p xmlns:wp14="http://schemas.microsoft.com/office/word/2010/wordml" wp14:textId="77777777">
       <w:pPr>
         <w:pStyle w:val="Heading3"/>
@@ -3430,7 +4243,7 @@
       </w:r>
     </w:p>
     <w:p xmlns:wp14="http://schemas.microsoft.com/office/word/2010/wordml" wp14:textId="77777777"/>
-    <w:p xmlns:wp14="http://schemas.microsoft.com/office/word/2010/wordml" wp14:textId="77777777">
+    <w:p xmlns:wp14="http://schemas.microsoft.com/office/word/2010/wordml" wp14:textId="6C482E4F">
       <w:pPr>
         <w:pStyle w:val="Heading4"/>
         <w:numPr>
@@ -3452,10 +4265,649 @@
           <w:iCs w:val="0"/>
           <w:noProof w:val="0"/>
         </w:rPr>
-        <w:t>To illustrate the effectiveness of the proposed approach, consider a scenario where two query documents, Document 1 and Document 2, are compared against a single reference word. Each document is first divided into smaller chunks, embedded separately, and their cosine similarity with the reference word is computed. The resulting similarity scores for each document-query pair are as follows:</w:t>
-      </w:r>
-    </w:p>
-    <w:p xmlns:wp14="http://schemas.microsoft.com/office/word/2010/wordml" wp14:textId="77777777">
+        <w:t xml:space="preserve">To illustrate the effectiveness of the proposed approach, consider a scenario where two query documents, Document 1 </w:t>
+      </w:r>
+      <w:r>
+        <w:rPr>
+          <w:rFonts w:eastAsia="Times New Roman"/>
+          <w:i w:val="0"/>
+          <w:iCs w:val="0"/>
+          <w:noProof w:val="0"/>
+        </w:rPr>
+        <w:t xml:space="preserve">is </w:t>
+      </w:r>
+      <w:r>
+        <w:rPr>
+          <w:rFonts w:eastAsia="Times New Roman"/>
+          <w:i w:val="0"/>
+          <w:iCs w:val="0"/>
+          <w:noProof w:val="0"/>
+        </w:rPr>
+        <w:t xml:space="preserve">a </w:t>
+      </w:r>
+      <w:r>
+        <w:rPr>
+          <w:rFonts w:eastAsia="Times New Roman"/>
+          <w:i w:val="0"/>
+          <w:iCs w:val="0"/>
+          <w:noProof w:val="0"/>
+        </w:rPr>
+        <w:t>1175-word</w:t>
+      </w:r>
+      <w:r>
+        <w:rPr>
+          <w:rFonts w:eastAsia="Times New Roman"/>
+          <w:i w:val="0"/>
+          <w:iCs w:val="0"/>
+          <w:noProof w:val="0"/>
+        </w:rPr>
+        <w:t xml:space="preserve"> essay on global wa</w:t>
+      </w:r>
+      <w:r>
+        <w:rPr>
+          <w:rFonts w:eastAsia="Times New Roman"/>
+          <w:i w:val="0"/>
+          <w:iCs w:val="0"/>
+          <w:noProof w:val="0"/>
+        </w:rPr>
+        <w:t>rming, but has one paragraph of 147 words of relevant information about football</w:t>
+      </w:r>
+      <w:r>
+        <w:rPr>
+          <w:rFonts w:eastAsia="Times New Roman"/>
+          <w:i w:val="0"/>
+          <w:iCs w:val="0"/>
+          <w:noProof w:val="0"/>
+        </w:rPr>
+        <w:t xml:space="preserve"> </w:t>
+      </w:r>
+      <w:r>
+        <w:rPr>
+          <w:rFonts w:eastAsia="Times New Roman"/>
+          <w:i w:val="0"/>
+          <w:iCs w:val="0"/>
+          <w:noProof w:val="0"/>
+        </w:rPr>
+        <w:t>and Document 2</w:t>
+      </w:r>
+      <w:r>
+        <w:rPr>
+          <w:rFonts w:eastAsia="Times New Roman"/>
+          <w:i w:val="0"/>
+          <w:iCs w:val="0"/>
+          <w:noProof w:val="0"/>
+        </w:rPr>
+        <w:t xml:space="preserve"> is</w:t>
+      </w:r>
+      <w:r>
+        <w:rPr>
+          <w:rFonts w:eastAsia="Times New Roman"/>
+          <w:i w:val="0"/>
+          <w:iCs w:val="0"/>
+          <w:noProof w:val="0"/>
+        </w:rPr>
+        <w:t xml:space="preserve"> </w:t>
+      </w:r>
+      <w:r>
+        <w:rPr>
+          <w:rFonts w:eastAsia="Times New Roman"/>
+          <w:i w:val="0"/>
+          <w:iCs w:val="0"/>
+          <w:noProof w:val="0"/>
+        </w:rPr>
+        <w:t>a</w:t>
+      </w:r>
+      <w:r>
+        <w:rPr>
+          <w:rFonts w:eastAsia="Times New Roman"/>
+          <w:i w:val="0"/>
+          <w:iCs w:val="0"/>
+          <w:noProof w:val="0"/>
+        </w:rPr>
+        <w:t xml:space="preserve"> </w:t>
+      </w:r>
+      <w:r>
+        <w:rPr>
+          <w:rFonts w:eastAsia="Times New Roman"/>
+          <w:i w:val="0"/>
+          <w:iCs w:val="0"/>
+          <w:noProof w:val="0"/>
+        </w:rPr>
+        <w:t>1000 words</w:t>
+      </w:r>
+      <w:r>
+        <w:rPr>
+          <w:rFonts w:eastAsia="Times New Roman"/>
+          <w:i w:val="0"/>
+          <w:iCs w:val="0"/>
+          <w:noProof w:val="0"/>
+        </w:rPr>
+        <w:t xml:space="preserve"> essay on sports but has no relevant information about football. These two docu</w:t>
+      </w:r>
+      <w:r>
+        <w:rPr>
+          <w:rFonts w:eastAsia="Times New Roman"/>
+          <w:i w:val="0"/>
+          <w:iCs w:val="0"/>
+          <w:noProof w:val="0"/>
+        </w:rPr>
+        <w:t>ments</w:t>
+      </w:r>
+      <w:r>
+        <w:rPr>
+          <w:rFonts w:eastAsia="Times New Roman"/>
+          <w:i w:val="0"/>
+          <w:iCs w:val="0"/>
+          <w:noProof w:val="0"/>
+        </w:rPr>
+        <w:t xml:space="preserve"> are compared against a single reference word</w:t>
+      </w:r>
+      <w:r>
+        <w:rPr>
+          <w:rFonts w:eastAsia="Times New Roman"/>
+          <w:i w:val="0"/>
+          <w:iCs w:val="0"/>
+          <w:noProof w:val="0"/>
+        </w:rPr>
+        <w:t xml:space="preserve"> — </w:t>
+      </w:r>
+      <w:r>
+        <w:rPr>
+          <w:rFonts w:eastAsia="Times New Roman"/>
+          <w:i w:val="0"/>
+          <w:iCs w:val="0"/>
+          <w:noProof w:val="0"/>
+        </w:rPr>
+        <w:t>Football</w:t>
+      </w:r>
+      <w:r>
+        <w:rPr>
+          <w:rFonts w:eastAsia="Times New Roman"/>
+          <w:i w:val="0"/>
+          <w:iCs w:val="0"/>
+          <w:noProof w:val="0"/>
+        </w:rPr>
+        <w:t xml:space="preserve">. </w:t>
+      </w:r>
+    </w:p>
+    <w:p xmlns:wp14="http://schemas.microsoft.com/office/word/2010/wordml" wp14:textId="20772A12">
+      <w:pPr>
+        <w:spacing w:before="240" w:after="240"/>
+        <w:ind w:firstLine="720"/>
+        <w:jc w:val="both"/>
+        <w:rPr>
+          <w:rFonts w:eastAsia="Times New Roman"/>
+        </w:rPr>
+      </w:pPr>
+      <w:r>
+        <w:rPr>
+          <w:rFonts w:eastAsia="Times New Roman"/>
+        </w:rPr>
+        <w:t xml:space="preserve">From results in Listing 1 it was </w:t>
+      </w:r>
+      <w:r>
+        <w:rPr>
+          <w:rFonts w:eastAsia="Times New Roman"/>
+        </w:rPr>
+        <w:t>observed</w:t>
+      </w:r>
+      <w:r>
+        <w:rPr>
+          <w:rFonts w:eastAsia="Times New Roman"/>
+        </w:rPr>
+        <w:t xml:space="preserve"> that while using OpenAI’s </w:t>
+      </w:r>
+      <w:r>
+        <w:rPr>
+          <w:rFonts w:eastAsia="Times New Roman"/>
+          <w:b w:val="1"/>
+          <w:bCs w:val="1"/>
+        </w:rPr>
+        <w:t>text-embedding-3-large</w:t>
+      </w:r>
+      <w:r>
+        <w:rPr>
+          <w:rFonts w:eastAsia="Times New Roman"/>
+        </w:rPr>
+        <w:t xml:space="preserve"> model and cosine similarity</w:t>
+      </w:r>
+      <w:r>
+        <w:rPr>
+          <w:rFonts w:eastAsia="Times New Roman"/>
+        </w:rPr>
+        <w:t xml:space="preserve"> for comparing documents and words/phrases</w:t>
+      </w:r>
+      <w:r>
+        <w:rPr>
+          <w:rFonts w:eastAsia="Times New Roman"/>
+        </w:rPr>
+        <w:t xml:space="preserve">, the scores can be </w:t>
+      </w:r>
+      <w:r>
+        <w:rPr>
+          <w:rFonts w:eastAsia="Times New Roman"/>
+        </w:rPr>
+        <w:t>approximately interpreted</w:t>
+      </w:r>
+      <w:r>
+        <w:rPr>
+          <w:rFonts w:eastAsia="Times New Roman"/>
+        </w:rPr>
+        <w:t xml:space="preserve"> as follows:</w:t>
+      </w:r>
+    </w:p>
+    <w:p xmlns:wp14="http://schemas.microsoft.com/office/word/2010/wordml" wp14:textId="522C7C14">
+      <w:pPr>
+        <w:pStyle w:val="ListParagraph"/>
+        <w:numPr>
+          <w:ilvl w:val="0"/>
+          <w:numId w:val="3"/>
+        </w:numPr>
+        <w:spacing w:before="240" w:after="240"/>
+        <w:ind/>
+        <w:jc w:val="both"/>
+        <w:rPr>
+          <w:rFonts w:eastAsia="Times New Roman"/>
+        </w:rPr>
+      </w:pPr>
+      <w:r>
+        <w:rPr>
+          <w:rFonts w:eastAsia="Times New Roman"/>
+          <w:b w:val="1"/>
+          <w:bCs w:val="1"/>
+        </w:rPr>
+        <w:t>0.0 - 0.25</w:t>
+      </w:r>
+      <w:r>
+        <w:rPr>
+          <w:rFonts w:eastAsia="Times New Roman"/>
+        </w:rPr>
+        <w:t xml:space="preserve"> indicates irrelevant content.</w:t>
+      </w:r>
+    </w:p>
+    <w:p xmlns:wp14="http://schemas.microsoft.com/office/word/2010/wordml" wp14:textId="0F1D8EA4">
+      <w:pPr>
+        <w:pStyle w:val="ListParagraph"/>
+        <w:numPr>
+          <w:ilvl w:val="0"/>
+          <w:numId w:val="3"/>
+        </w:numPr>
+        <w:spacing w:before="240" w:after="240"/>
+        <w:ind/>
+        <w:jc w:val="both"/>
+        <w:rPr>
+          <w:rFonts w:eastAsia="Times New Roman"/>
+        </w:rPr>
+      </w:pPr>
+      <w:r>
+        <w:rPr>
+          <w:rFonts w:eastAsia="Times New Roman"/>
+          <w:b w:val="1"/>
+          <w:bCs w:val="1"/>
+        </w:rPr>
+        <w:t>0.25 - 0.35</w:t>
+      </w:r>
+      <w:r>
+        <w:rPr>
+          <w:rFonts w:eastAsia="Times New Roman"/>
+        </w:rPr>
+        <w:t xml:space="preserve"> suggests contextual alignment but no directly relevant information.</w:t>
+      </w:r>
+    </w:p>
+    <w:p xmlns:wp14="http://schemas.microsoft.com/office/word/2010/wordml" wp14:textId="2AD9D20E">
+      <w:pPr>
+        <w:pStyle w:val="ListParagraph"/>
+        <w:numPr>
+          <w:ilvl w:val="0"/>
+          <w:numId w:val="3"/>
+        </w:numPr>
+        <w:spacing w:before="240" w:after="240"/>
+        <w:ind/>
+        <w:jc w:val="both"/>
+        <w:rPr>
+          <w:rFonts w:eastAsia="Times New Roman"/>
+        </w:rPr>
+      </w:pPr>
+      <w:r>
+        <w:rPr>
+          <w:rFonts w:eastAsia="Times New Roman"/>
+          <w:b w:val="1"/>
+          <w:bCs w:val="1"/>
+        </w:rPr>
+        <w:t>0.35 - 1</w:t>
+      </w:r>
+      <w:r>
+        <w:rPr>
+          <w:rFonts w:eastAsia="Times New Roman"/>
+        </w:rPr>
+        <w:t xml:space="preserve"> signifies highly relevant information.</w:t>
+      </w:r>
+    </w:p>
+    <w:p xmlns:wp14="http://schemas.microsoft.com/office/word/2010/wordml" wp14:textId="3518857D">
+      <w:pPr>
+        <w:pStyle w:val="Heading4"/>
+        <w:numPr>
+          <w:ilvl w:val="0"/>
+          <w:numId w:val="0"/>
+        </w:numPr>
+        <w:ind w:firstLine="504"/>
+        <w:rPr>
+          <w:rFonts w:eastAsia="Times New Roman"/>
+          <w:i w:val="0"/>
+          <w:iCs w:val="0"/>
+          <w:noProof w:val="0"/>
+        </w:rPr>
+      </w:pPr>
+      <w:r>
+        <w:rPr>
+          <w:rFonts w:eastAsia="Times New Roman"/>
+          <w:i w:val="0"/>
+          <w:iCs w:val="0"/>
+          <w:noProof w:val="0"/>
+        </w:rPr>
+        <w:t xml:space="preserve">When using the traditional approach of </w:t>
+      </w:r>
+      <w:r>
+        <w:rPr>
+          <w:rFonts w:eastAsia="Times New Roman"/>
+          <w:i w:val="0"/>
+          <w:iCs w:val="0"/>
+          <w:noProof w:val="0"/>
+        </w:rPr>
+        <w:t>converting</w:t>
+      </w:r>
+      <w:r>
+        <w:rPr>
+          <w:rFonts w:eastAsia="Times New Roman"/>
+          <w:i w:val="0"/>
+          <w:iCs w:val="0"/>
+          <w:noProof w:val="0"/>
+        </w:rPr>
+        <w:t xml:space="preserve"> each</w:t>
+      </w:r>
+      <w:r>
+        <w:rPr>
+          <w:rFonts w:eastAsia="Times New Roman"/>
+          <w:i w:val="0"/>
+          <w:iCs w:val="0"/>
+          <w:noProof w:val="0"/>
+        </w:rPr>
+        <w:t xml:space="preserve"> </w:t>
+      </w:r>
+      <w:r>
+        <w:rPr>
+          <w:rFonts w:eastAsia="Times New Roman"/>
+          <w:i w:val="0"/>
+          <w:iCs w:val="0"/>
+          <w:noProof w:val="0"/>
+        </w:rPr>
+        <w:t>document</w:t>
+      </w:r>
+      <w:r>
+        <w:rPr>
+          <w:rFonts w:eastAsia="Times New Roman"/>
+          <w:i w:val="0"/>
+          <w:iCs w:val="0"/>
+          <w:noProof w:val="0"/>
+        </w:rPr>
+        <w:t xml:space="preserve"> into single embedding vectors and calculating cosine similarity, </w:t>
+      </w:r>
+      <w:r>
+        <w:rPr>
+          <w:rFonts w:eastAsia="Times New Roman"/>
+          <w:i w:val="0"/>
+          <w:iCs w:val="0"/>
+          <w:noProof w:val="0"/>
+        </w:rPr>
+        <w:t>the similarity scores are:</w:t>
+      </w:r>
+    </w:p>
+    <w:p xmlns:wp14="http://schemas.microsoft.com/office/word/2010/wordml" wp14:textId="091AE31A">
+      <w:pPr>
+        <w:pStyle w:val="ListParagraph"/>
+        <w:numPr>
+          <w:ilvl w:val="0"/>
+          <w:numId w:val="2"/>
+        </w:numPr>
+        <w:suppressLineNumbers w:val="0"/>
+        <w:bidi w:val="0"/>
+        <w:spacing w:before="240" w:beforeAutospacing="off" w:after="240" w:afterAutospacing="off" w:line="259" w:lineRule="auto"/>
+        <w:ind w:left="720" w:right="0" w:hanging="360"/>
+        <w:jc w:val="both"/>
+        <w:rPr/>
+      </w:pPr>
+      <w:r>
+        <w:rPr>
+          <w:rFonts w:eastAsia="Times New Roman"/>
+        </w:rPr>
+        <w:t xml:space="preserve">Document 1: </w:t>
+      </w:r>
+      <w:r>
+        <w:rPr/>
+        <w:t>0.33</w:t>
+      </w:r>
+    </w:p>
+    <w:p xmlns:wp14="http://schemas.microsoft.com/office/word/2010/wordml" wp14:textId="1AC94CF6">
+      <w:pPr>
+        <w:pStyle w:val="ListParagraph"/>
+        <w:numPr>
+          <w:ilvl w:val="0"/>
+          <w:numId w:val="2"/>
+        </w:numPr>
+        <w:spacing w:before="240" w:after="240"/>
+        <w:ind/>
+        <w:jc w:val="both"/>
+        <w:rPr>
+          <w:rFonts w:eastAsia="Times New Roman"/>
+        </w:rPr>
+      </w:pPr>
+      <w:r>
+        <w:rPr>
+          <w:rFonts w:eastAsia="Times New Roman"/>
+        </w:rPr>
+        <w:t>Document 2: 0.31</w:t>
+      </w:r>
+    </w:p>
+    <w:p xmlns:wp14="http://schemas.microsoft.com/office/word/2010/wordml" wp14:textId="7BDEE297">
+      <w:pPr>
+        <w:pStyle w:val="Normal"/>
+        <w:spacing w:before="240" w:after="240"/>
+        <w:ind w:left="0"/>
+        <w:jc w:val="both"/>
+        <w:rPr>
+          <w:rFonts w:eastAsia="Times New Roman"/>
+        </w:rPr>
+      </w:pPr>
+      <w:r>
+        <w:rPr>
+          <w:rFonts w:eastAsia="Times New Roman"/>
+        </w:rPr>
+        <w:t xml:space="preserve">The application is not able to </w:t>
+      </w:r>
+      <w:r>
+        <w:rPr>
+          <w:rFonts w:eastAsia="Times New Roman"/>
+        </w:rPr>
+        <w:t>c</w:t>
+      </w:r>
+      <w:r>
+        <w:rPr>
+          <w:rFonts w:eastAsia="Times New Roman"/>
+        </w:rPr>
+        <w:t>l</w:t>
+      </w:r>
+      <w:r>
+        <w:rPr>
+          <w:rFonts w:eastAsia="Times New Roman"/>
+        </w:rPr>
+        <w:t>early</w:t>
+      </w:r>
+      <w:r>
+        <w:rPr>
+          <w:rFonts w:eastAsia="Times New Roman"/>
+        </w:rPr>
+        <w:t xml:space="preserve"> differentiate that document 1 </w:t>
+      </w:r>
+      <w:r>
+        <w:rPr>
+          <w:rFonts w:eastAsia="Times New Roman"/>
+        </w:rPr>
+        <w:t xml:space="preserve">has significant information about football </w:t>
+      </w:r>
+      <w:r>
+        <w:rPr>
+          <w:rFonts w:eastAsia="Times New Roman"/>
+        </w:rPr>
+        <w:t xml:space="preserve">while document 2 has none. </w:t>
+      </w:r>
+      <w:r>
+        <w:rPr>
+          <w:rFonts w:eastAsia="Times New Roman"/>
+        </w:rPr>
+        <w:t>In this scenario, major parts of documents 1 and 2 are contextually different (glob</w:t>
+      </w:r>
+      <w:r>
+        <w:rPr>
+          <w:rFonts w:eastAsia="Times New Roman"/>
+        </w:rPr>
+        <w:t>al warming and football</w:t>
+      </w:r>
+      <w:r>
+        <w:rPr>
+          <w:rFonts w:eastAsia="Times New Roman"/>
+        </w:rPr>
+        <w:t>)</w:t>
+      </w:r>
+      <w:r>
+        <w:rPr>
+          <w:rFonts w:eastAsia="Times New Roman"/>
+        </w:rPr>
+        <w:t xml:space="preserve">. </w:t>
+      </w:r>
+      <w:r>
+        <w:rPr>
+          <w:rFonts w:eastAsia="Times New Roman"/>
+        </w:rPr>
+        <w:t>But</w:t>
+      </w:r>
+      <w:r>
+        <w:rPr>
+          <w:rFonts w:eastAsia="Times New Roman"/>
+        </w:rPr>
+        <w:t xml:space="preserve"> when both the documents are of sim</w:t>
+      </w:r>
+      <w:r>
+        <w:rPr>
+          <w:rFonts w:eastAsia="Times New Roman"/>
+        </w:rPr>
+        <w:t>ilar context</w:t>
+      </w:r>
+      <w:r>
+        <w:rPr>
+          <w:rFonts w:eastAsia="Times New Roman"/>
+        </w:rPr>
+        <w:t xml:space="preserve"> the differentiation becomes more insignificant</w:t>
+      </w:r>
+      <w:r>
+        <w:rPr>
+          <w:rFonts w:eastAsia="Times New Roman"/>
+        </w:rPr>
+        <w:t>.</w:t>
+      </w:r>
+      <w:r>
+        <w:rPr>
+          <w:rFonts w:eastAsia="Times New Roman"/>
+        </w:rPr>
+        <w:t xml:space="preserve"> </w:t>
+      </w:r>
+    </w:p>
+    <w:p xmlns:wp14="http://schemas.microsoft.com/office/word/2010/wordml" wp14:textId="56D12998">
+      <w:pPr>
+        <w:pStyle w:val="Normal"/>
+        <w:spacing w:before="240" w:after="240"/>
+        <w:ind w:left="0" w:firstLine="504"/>
+        <w:jc w:val="both"/>
+        <w:rPr>
+          <w:rFonts w:eastAsia="Times New Roman"/>
+          <w:i w:val="0"/>
+          <w:iCs w:val="0"/>
+          <w:noProof w:val="0"/>
+        </w:rPr>
+      </w:pPr>
+      <w:r>
+        <w:rPr>
+          <w:rFonts w:eastAsia="Times New Roman"/>
+        </w:rPr>
+        <w:t>T</w:t>
+      </w:r>
+      <w:r>
+        <w:rPr>
+          <w:rFonts w:eastAsia="Times New Roman"/>
+        </w:rPr>
+        <w:t>o</w:t>
+      </w:r>
+      <w:r>
+        <w:rPr>
+          <w:rFonts w:eastAsia="Times New Roman"/>
+        </w:rPr>
+        <w:t xml:space="preserve"> implement the proposed solution</w:t>
+      </w:r>
+      <w:r>
+        <w:rPr>
+          <w:rFonts w:eastAsia="Times New Roman"/>
+          <w:i w:val="0"/>
+          <w:iCs w:val="0"/>
+          <w:noProof w:val="0"/>
+        </w:rPr>
+        <w:t xml:space="preserve"> </w:t>
+      </w:r>
+      <w:r>
+        <w:rPr>
+          <w:rFonts w:eastAsia="Times New Roman"/>
+          <w:i w:val="0"/>
+          <w:iCs w:val="0"/>
+          <w:noProof w:val="0"/>
+        </w:rPr>
+        <w:t>e</w:t>
+      </w:r>
+      <w:r>
+        <w:rPr>
+          <w:rFonts w:eastAsia="Times New Roman"/>
+          <w:i w:val="0"/>
+          <w:iCs w:val="0"/>
+          <w:noProof w:val="0"/>
+        </w:rPr>
+        <w:t>ach document is first divided into smaller chunks</w:t>
+      </w:r>
+      <w:r>
+        <w:rPr>
+          <w:rFonts w:eastAsia="Times New Roman"/>
+          <w:i w:val="0"/>
+          <w:iCs w:val="0"/>
+          <w:noProof w:val="0"/>
+        </w:rPr>
+        <w:t xml:space="preserve"> of 300 words</w:t>
+      </w:r>
+      <w:r>
+        <w:rPr>
+          <w:rFonts w:eastAsia="Times New Roman"/>
+          <w:i w:val="0"/>
+          <w:iCs w:val="0"/>
+          <w:noProof w:val="0"/>
+        </w:rPr>
+        <w:t xml:space="preserve">, embedded separately, and their cosine similarity with the reference word is computed. The </w:t>
+      </w:r>
+      <w:r>
+        <w:rPr>
+          <w:rFonts w:eastAsia="Times New Roman"/>
+          <w:i w:val="0"/>
+          <w:iCs w:val="0"/>
+          <w:noProof w:val="0"/>
+        </w:rPr>
+        <w:t>resulting similarity scores for each document-query pair are as follows:</w:t>
+      </w:r>
+    </w:p>
+    <w:p xmlns:wp14="http://schemas.microsoft.com/office/word/2010/wordml" wp14:textId="52F1D271">
       <w:pPr>
         <w:pStyle w:val="ListParagraph"/>
         <w:numPr>
@@ -3471,10 +4923,58 @@
         <w:rPr>
           <w:rFonts w:eastAsia="Times New Roman"/>
         </w:rPr>
-        <w:t>Document 1: [0.1, 0.3, 0.3, 0.5]</w:t>
-      </w:r>
-    </w:p>
-    <w:p xmlns:wp14="http://schemas.microsoft.com/office/word/2010/wordml" wp14:textId="77777777">
+        <w:t>Document 1: [0.1</w:t>
+      </w:r>
+      <w:r>
+        <w:rPr>
+          <w:rFonts w:eastAsia="Times New Roman"/>
+        </w:rPr>
+        <w:t>1</w:t>
+      </w:r>
+      <w:r>
+        <w:rPr>
+          <w:rFonts w:eastAsia="Times New Roman"/>
+        </w:rPr>
+        <w:t>, 0.</w:t>
+      </w:r>
+      <w:r>
+        <w:rPr>
+          <w:rFonts w:eastAsia="Times New Roman"/>
+        </w:rPr>
+        <w:t>0</w:t>
+      </w:r>
+      <w:r>
+        <w:rPr>
+          <w:rFonts w:eastAsia="Times New Roman"/>
+        </w:rPr>
+        <w:t>3, 0.3</w:t>
+      </w:r>
+      <w:r>
+        <w:rPr>
+          <w:rFonts w:eastAsia="Times New Roman"/>
+        </w:rPr>
+        <w:t>9</w:t>
+      </w:r>
+      <w:r>
+        <w:rPr>
+          <w:rFonts w:eastAsia="Times New Roman"/>
+        </w:rPr>
+        <w:t>, 0.</w:t>
+      </w:r>
+      <w:r>
+        <w:rPr>
+          <w:rFonts w:eastAsia="Times New Roman"/>
+        </w:rPr>
+        <w:t>10</w:t>
+      </w:r>
+      <w:r>
+        <w:rPr>
+          <w:rFonts w:eastAsia="Times New Roman"/>
+        </w:rPr>
+        <w:t>]</w:t>
+      </w:r>
+    </w:p>
+    <w:p xmlns:wp14="http://schemas.microsoft.com/office/word/2010/wordml" wp14:textId="11C0C0E6">
       <w:pPr>
         <w:pStyle w:val="ListParagraph"/>
         <w:numPr>
@@ -3490,133 +4990,76 @@
         <w:rPr>
           <w:rFonts w:eastAsia="Times New Roman"/>
         </w:rPr>
-        <w:t>Document 2: [0.3, 0.3, 0.3, 0.3]</w:t>
-      </w:r>
-    </w:p>
-    <w:p xmlns:wp14="http://schemas.microsoft.com/office/word/2010/wordml" wp14:textId="77777777">
-      <w:pPr>
-        <w:spacing w:before="240" w:after="240"/>
+        <w:t>Document 2: [0.3</w:t>
+      </w:r>
+      <w:r>
+        <w:rPr>
+          <w:rFonts w:eastAsia="Times New Roman"/>
+        </w:rPr>
+        <w:t>0</w:t>
+      </w:r>
+      <w:r>
+        <w:rPr>
+          <w:rFonts w:eastAsia="Times New Roman"/>
+        </w:rPr>
+        <w:t>, 0.</w:t>
+      </w:r>
+      <w:r>
+        <w:rPr>
+          <w:rFonts w:eastAsia="Times New Roman"/>
+        </w:rPr>
+        <w:t>28</w:t>
+      </w:r>
+      <w:r>
+        <w:rPr>
+          <w:rFonts w:eastAsia="Times New Roman"/>
+        </w:rPr>
+        <w:t>, 0.3</w:t>
+      </w:r>
+      <w:r>
+        <w:rPr>
+          <w:rFonts w:eastAsia="Times New Roman"/>
+        </w:rPr>
+        <w:t>1</w:t>
+      </w:r>
+      <w:r>
+        <w:rPr>
+          <w:rFonts w:eastAsia="Times New Roman"/>
+        </w:rPr>
+        <w:t>, 0.3</w:t>
+      </w:r>
+      <w:r>
+        <w:rPr>
+          <w:rFonts w:eastAsia="Times New Roman"/>
+        </w:rPr>
+        <w:t>3</w:t>
+      </w:r>
+      <w:r>
+        <w:rPr>
+          <w:rFonts w:eastAsia="Times New Roman"/>
+        </w:rPr>
+        <w:t>]</w:t>
+      </w:r>
+    </w:p>
+    <w:p xmlns:wp14="http://schemas.microsoft.com/office/word/2010/wordml" wp14:textId="32C8E82F">
+      <w:pPr>
         <w:ind w:firstLine="720"/>
         <w:jc w:val="both"/>
-      </w:pPr>
-      <w:r>
-        <w:rPr>
-          <w:rFonts w:eastAsia="Times New Roman"/>
-        </w:rPr>
-        <w:t xml:space="preserve">Using OpenAI’s </w:t>
-      </w:r>
-      <w:r>
-        <w:rPr>
-          <w:rFonts w:eastAsia="Times New Roman"/>
-          <w:b w:val="1"/>
-          <w:bCs w:val="1"/>
-        </w:rPr>
-        <w:t>text-embedding-3-large</w:t>
-      </w:r>
-      <w:r>
-        <w:rPr>
-          <w:rFonts w:eastAsia="Times New Roman"/>
-        </w:rPr>
-        <w:t xml:space="preserve"> model and cosine similarity, the scores can be interpreted as follows:</w:t>
-      </w:r>
-    </w:p>
-    <w:p xmlns:wp14="http://schemas.microsoft.com/office/word/2010/wordml" wp14:textId="77777777">
-      <w:pPr>
-        <w:pStyle w:val="ListParagraph"/>
-        <w:numPr>
-          <w:ilvl w:val="0"/>
-          <w:numId w:val="3"/>
-        </w:numPr>
-        <w:spacing w:before="240" w:after="240"/>
-        <w:jc w:val="both"/>
-        <w:rPr>
-          <w:rFonts w:eastAsia="Times New Roman"/>
-        </w:rPr>
-      </w:pPr>
-      <w:r>
-        <w:rPr>
-          <w:rFonts w:eastAsia="Times New Roman"/>
-          <w:b/>
-          <w:bCs/>
-        </w:rPr>
-        <w:t>0.1</w:t>
-      </w:r>
-      <w:r>
-        <w:rPr>
-          <w:rFonts w:eastAsia="Times New Roman"/>
-        </w:rPr>
-        <w:t xml:space="preserve"> indicates irrelevant content.</w:t>
-      </w:r>
-    </w:p>
-    <w:p xmlns:wp14="http://schemas.microsoft.com/office/word/2010/wordml" wp14:textId="77777777">
-      <w:pPr>
-        <w:pStyle w:val="ListParagraph"/>
-        <w:numPr>
-          <w:ilvl w:val="0"/>
-          <w:numId w:val="3"/>
-        </w:numPr>
-        <w:spacing w:before="240" w:after="240"/>
-        <w:jc w:val="both"/>
-        <w:rPr>
-          <w:rFonts w:eastAsia="Times New Roman"/>
-        </w:rPr>
-      </w:pPr>
-      <w:r>
-        <w:rPr>
-          <w:rFonts w:eastAsia="Times New Roman"/>
-          <w:b/>
-          <w:bCs/>
-        </w:rPr>
-        <w:t>0.3</w:t>
-      </w:r>
-      <w:r>
-        <w:rPr>
-          <w:rFonts w:eastAsia="Times New Roman"/>
-        </w:rPr>
-        <w:t xml:space="preserve"> suggests contextual alignment but no directly relevant information.</w:t>
-      </w:r>
-    </w:p>
-    <w:p xmlns:wp14="http://schemas.microsoft.com/office/word/2010/wordml" wp14:textId="77777777">
-      <w:pPr>
-        <w:pStyle w:val="ListParagraph"/>
-        <w:numPr>
-          <w:ilvl w:val="0"/>
-          <w:numId w:val="3"/>
-        </w:numPr>
-        <w:spacing w:before="240" w:after="240"/>
-        <w:jc w:val="both"/>
-        <w:rPr>
-          <w:rFonts w:eastAsia="Times New Roman"/>
-        </w:rPr>
-      </w:pPr>
-      <w:r>
-        <w:rPr>
-          <w:rFonts w:eastAsia="Times New Roman"/>
-          <w:b/>
-          <w:bCs/>
-        </w:rPr>
-        <w:t>0.5</w:t>
-      </w:r>
-      <w:r>
-        <w:rPr>
-          <w:rFonts w:eastAsia="Times New Roman"/>
-        </w:rPr>
-        <w:t xml:space="preserve"> signifies highly relevant content.</w:t>
-      </w:r>
-    </w:p>
-    <w:p xmlns:wp14="http://schemas.microsoft.com/office/word/2010/wordml" wp14:textId="77777777">
-      <w:pPr>
-        <w:ind w:firstLine="720"/>
-        <w:jc w:val="both"/>
-        <w:rPr>
-          <w:rFonts w:eastAsia="Times New Roman"/>
-        </w:rPr>
-      </w:pPr>
-      <w:r>
-        <w:rPr>
-          <w:rFonts w:eastAsia="Times New Roman"/>
-        </w:rPr>
-        <w:t xml:space="preserve">It can be </w:t>
+        <w:rPr>
+          <w:rFonts w:eastAsia="Times New Roman"/>
+        </w:rPr>
+      </w:pPr>
+      <w:r>
+        <w:rPr>
+          <w:rFonts w:eastAsia="Times New Roman"/>
+        </w:rPr>
+        <w:t xml:space="preserve">It can </w:t>
+      </w:r>
+      <w:r>
+        <w:rPr>
+          <w:rFonts w:eastAsia="Times New Roman"/>
+        </w:rPr>
+        <w:t xml:space="preserve">be </w:t>
       </w:r>
       <w:r>
         <w:rPr>
@@ -3640,13 +5083,31 @@
         <w:rPr>
           <w:rFonts w:eastAsia="Times New Roman"/>
         </w:rPr>
-        <w:t xml:space="preserve"> consistent contextual alignment with reference word but has no relevant data, </w:t>
-      </w:r>
-      <w:r>
-        <w:rPr>
-          <w:rFonts w:eastAsia="Times New Roman"/>
-        </w:rPr>
-        <w:t xml:space="preserve">while </w:t>
+        <w:t xml:space="preserve"> consistent contextual alignment with reference word but has no relevant </w:t>
+      </w:r>
+      <w:r>
+        <w:rPr>
+          <w:rFonts w:eastAsia="Times New Roman"/>
+        </w:rPr>
+        <w:t>information about it</w:t>
+      </w:r>
+      <w:r>
+        <w:rPr>
+          <w:rFonts w:eastAsia="Times New Roman"/>
+        </w:rPr>
+        <w:t>. However,</w:t>
+      </w:r>
+      <w:r>
+        <w:rPr>
+          <w:rFonts w:eastAsia="Times New Roman"/>
+        </w:rPr>
+        <w:t xml:space="preserve"> </w:t>
+      </w:r>
+      <w:r>
+        <w:rPr>
+          <w:rFonts w:eastAsia="Times New Roman"/>
+        </w:rPr>
+        <w:t xml:space="preserve">the third chunk in </w:t>
       </w:r>
       <w:r>
         <w:rPr>
@@ -3664,7 +5125,25 @@
         <w:rPr>
           <w:rFonts w:eastAsia="Times New Roman"/>
         </w:rPr>
-        <w:t xml:space="preserve"> a section with highly relevant content (0.5),</w:t>
+        <w:t xml:space="preserve"> a section with highly relevant </w:t>
+      </w:r>
+      <w:r>
+        <w:rPr>
+          <w:rFonts w:eastAsia="Times New Roman"/>
+        </w:rPr>
+        <w:t xml:space="preserve">information </w:t>
+      </w:r>
+      <w:r>
+        <w:rPr>
+          <w:rFonts w:eastAsia="Times New Roman"/>
+        </w:rPr>
+        <w:t>with a similarity score of 0.39</w:t>
+      </w:r>
+      <w:r>
+        <w:rPr>
+          <w:rFonts w:eastAsia="Times New Roman"/>
+        </w:rPr>
+        <w:t>,</w:t>
       </w:r>
       <w:r>
         <w:rPr>
@@ -3712,7 +5191,13 @@
         <w:rPr>
           <w:rFonts w:eastAsia="Times New Roman"/>
         </w:rPr>
-        <w:t>. A</w:t>
+        <w:t xml:space="preserve">. </w:t>
+      </w:r>
+      <w:r>
+        <w:rPr>
+          <w:rFonts w:eastAsia="Times New Roman"/>
+        </w:rPr>
+        <w:t>A</w:t>
       </w:r>
       <w:r>
         <w:rPr>
@@ -3724,25 +5209,85 @@
         <w:rPr>
           <w:rFonts w:eastAsia="Times New Roman"/>
         </w:rPr>
-        <w:t xml:space="preserve">simple arithmetic mean of these scores results in 0.3 for both documents, </w:t>
-      </w:r>
-      <w:r>
-        <w:rPr>
-          <w:rFonts w:eastAsia="Times New Roman"/>
-        </w:rPr>
-        <w:t>failing to differentiate</w:t>
-      </w:r>
-      <w:r>
-        <w:rPr>
-          <w:rFonts w:eastAsia="Times New Roman"/>
-        </w:rPr>
-        <w:t xml:space="preserve"> between them.</w:t>
-      </w:r>
-      <w:r>
-        <w:rPr>
-          <w:rFonts w:eastAsia="Times New Roman"/>
-        </w:rPr>
-        <w:t xml:space="preserve"> To address this, an </w:t>
+        <w:t>simple arithmetic mean of these scores results in 0.</w:t>
+      </w:r>
+      <w:r>
+        <w:rPr>
+          <w:rFonts w:eastAsia="Times New Roman"/>
+        </w:rPr>
+        <w:t xml:space="preserve">15 for Document </w:t>
+      </w:r>
+      <w:r>
+        <w:rPr>
+          <w:rFonts w:eastAsia="Times New Roman"/>
+        </w:rPr>
+        <w:t>1</w:t>
+      </w:r>
+      <w:r>
+        <w:rPr>
+          <w:rFonts w:eastAsia="Times New Roman"/>
+        </w:rPr>
+        <w:t xml:space="preserve"> </w:t>
+      </w:r>
+      <w:r>
+        <w:rPr>
+          <w:rFonts w:eastAsia="Times New Roman"/>
+        </w:rPr>
+        <w:t xml:space="preserve">and </w:t>
+      </w:r>
+      <w:r>
+        <w:rPr>
+          <w:rFonts w:eastAsia="Times New Roman"/>
+        </w:rPr>
+        <w:t>0.30</w:t>
+      </w:r>
+      <w:r>
+        <w:rPr>
+          <w:rFonts w:eastAsia="Times New Roman"/>
+        </w:rPr>
+        <w:t xml:space="preserve"> </w:t>
+      </w:r>
+      <w:r>
+        <w:rPr>
+          <w:rFonts w:eastAsia="Times New Roman"/>
+        </w:rPr>
+        <w:t>for</w:t>
+      </w:r>
+      <w:r>
+        <w:rPr>
+          <w:rFonts w:eastAsia="Times New Roman"/>
+        </w:rPr>
+        <w:t xml:space="preserve"> Document 2</w:t>
+      </w:r>
+      <w:r>
+        <w:rPr>
+          <w:rFonts w:eastAsia="Times New Roman"/>
+        </w:rPr>
+        <w:t xml:space="preserve">, </w:t>
+      </w:r>
+      <w:r>
+        <w:rPr>
+          <w:rFonts w:eastAsia="Times New Roman"/>
+        </w:rPr>
+        <w:t xml:space="preserve">failing to </w:t>
+      </w:r>
+      <w:r>
+        <w:rPr>
+          <w:rFonts w:eastAsia="Times New Roman"/>
+        </w:rPr>
+        <w:t>identify</w:t>
+      </w:r>
+      <w:r>
+        <w:rPr>
+          <w:rFonts w:eastAsia="Times New Roman"/>
+        </w:rPr>
+        <w:t xml:space="preserve"> the relevant data in document 1. </w:t>
+      </w:r>
+      <w:r>
+        <w:rPr>
+          <w:rFonts w:eastAsia="Times New Roman"/>
+        </w:rPr>
+        <w:t xml:space="preserve">To address this, an </w:t>
       </w:r>
       <w:r>
         <w:rPr>
@@ -3906,7 +5451,7 @@
         </m:oMath>
       </m:oMathPara>
     </w:p>
-    <w:p xmlns:wp14="http://schemas.microsoft.com/office/word/2010/wordml" wp14:textId="3D070819">
+    <w:p xmlns:wp14="http://schemas.microsoft.com/office/word/2010/wordml" wp14:textId="2F872CE6">
       <w:pPr>
         <w:spacing w:before="240" w:after="240"/>
         <w:jc w:val="both"/>
@@ -3918,13 +5463,19 @@
         <w:rPr>
           <w:rFonts w:eastAsia="Times New Roman"/>
         </w:rPr>
-        <w:t>w</w:t>
+        <w:t>W</w:t>
       </w:r>
       <w:r>
         <w:rPr>
           <w:rFonts w:eastAsia="Times New Roman"/>
         </w:rPr>
         <w:t>here</w:t>
+      </w:r>
+      <w:r>
+        <w:rPr>
+          <w:rFonts w:eastAsia="Times New Roman"/>
+        </w:rPr>
+        <w:t xml:space="preserve"> </w:t>
       </w:r>
       <m:oMath>
         <m:sSub>
@@ -4131,7 +5682,7 @@
         <w:t>For β = 30, the computed exponentially weighted mean scores are:</w:t>
       </w:r>
     </w:p>
-    <w:p xmlns:wp14="http://schemas.microsoft.com/office/word/2010/wordml" wp14:textId="77777777">
+    <w:p xmlns:wp14="http://schemas.microsoft.com/office/word/2010/wordml" wp14:textId="3F18310B">
       <w:pPr>
         <w:pStyle w:val="ListParagraph"/>
         <w:numPr>
@@ -4140,6 +5691,7 @@
         </w:numPr>
         <w:spacing w:before="240" w:after="240"/>
         <w:jc w:val="both"/>
+        <w:rPr/>
       </w:pPr>
       <w:r>
         <w:rPr>
@@ -4148,10 +5700,19 @@
         <w:t xml:space="preserve">Document 1: </w:t>
       </w:r>
       <w:r>
-        <w:t>0.499</w:t>
-      </w:r>
-    </w:p>
-    <w:p xmlns:wp14="http://schemas.microsoft.com/office/word/2010/wordml" wp14:textId="77777777">
+        <w:rPr/>
+        <w:t>0.</w:t>
+      </w:r>
+      <w:r>
+        <w:rPr/>
+        <w:t>3</w:t>
+      </w:r>
+      <w:r>
+        <w:rPr/>
+        <w:t>9</w:t>
+      </w:r>
+    </w:p>
+    <w:p xmlns:wp14="http://schemas.microsoft.com/office/word/2010/wordml" wp14:textId="35804E96">
       <w:pPr>
         <w:pStyle w:val="ListParagraph"/>
         <w:numPr>
@@ -4176,6 +5737,12 @@
         </w:rPr>
         <w:t>0.3</w:t>
       </w:r>
+      <w:r>
+        <w:rPr>
+          <w:rFonts w:eastAsia="Times New Roman"/>
+        </w:rPr>
+        <w:t>1</w:t>
+      </w:r>
     </w:p>
     <w:p xmlns:wp14="http://schemas.microsoft.com/office/word/2010/wordml" wp14:textId="77777777">
       <w:pPr>
@@ -4225,6 +5792,169 @@
         </w:rPr>
         <w:t xml:space="preserve"> values allow the score to incorporate the impact of both relevant and irrelevant data, providing a more balanced representation of overall document alignment.</w:t>
       </w:r>
+    </w:p>
+    <w:p>
+      <w:pPr>
+        <w:pStyle w:val="Heading4"/>
+        <w:numPr>
+          <w:ilvl w:val="0"/>
+          <w:numId w:val="0"/>
+        </w:numPr>
+        <w:ind w:firstLine="504"/>
+        <w:rPr>
+          <w:rFonts w:eastAsia="Times New Roman"/>
+          <w:i w:val="0"/>
+          <w:iCs w:val="0"/>
+          <w:noProof w:val="0"/>
+        </w:rPr>
+      </w:pPr>
+      <w:r>
+        <w:rPr>
+          <w:rFonts w:eastAsia="Times New Roman"/>
+          <w:i w:val="0"/>
+          <w:iCs w:val="0"/>
+          <w:noProof w:val="0"/>
+        </w:rPr>
+        <w:t xml:space="preserve">The </w:t>
+      </w:r>
+      <w:r>
+        <w:rPr>
+          <w:rFonts w:eastAsia="Times New Roman"/>
+          <w:i w:val="0"/>
+          <w:iCs w:val="0"/>
+          <w:noProof w:val="0"/>
+        </w:rPr>
+        <w:t>optimal</w:t>
+      </w:r>
+      <w:r>
+        <w:rPr>
+          <w:rFonts w:eastAsia="Times New Roman"/>
+          <w:i w:val="0"/>
+          <w:iCs w:val="0"/>
+          <w:noProof w:val="0"/>
+        </w:rPr>
+        <w:t xml:space="preserve"> chunk size and weighting parameter </w:t>
+      </w:r>
+      <m:oMathPara xmlns:m="http://schemas.openxmlformats.org/officeDocument/2006/math">
+        <m:oMath xmlns:m="http://schemas.openxmlformats.org/officeDocument/2006/math">
+          <m:r xmlns:m="http://schemas.openxmlformats.org/officeDocument/2006/math">
+            <m:t xmlns:m="http://schemas.openxmlformats.org/officeDocument/2006/math">𝛽</m:t>
+          </m:r>
+          <m:r xmlns:m="http://schemas.openxmlformats.org/officeDocument/2006/math">
+            <m:t xmlns:m="http://schemas.openxmlformats.org/officeDocument/2006/math"> </m:t>
+          </m:r>
+        </m:oMath>
+      </m:oMathPara>
+      <w:r>
+        <w:rPr>
+          <w:rFonts w:eastAsia="Times New Roman"/>
+          <w:i w:val="0"/>
+          <w:iCs w:val="0"/>
+          <w:noProof w:val="0"/>
+        </w:rPr>
+        <w:t xml:space="preserve"> were determined to be 300 words and 30, respectively. The chunk size was chosen based on the average paragraph length in English (typically ranging from 300 to 500 words)</w:t>
+      </w:r>
+      <w:r>
+        <w:rPr>
+          <w:rFonts w:eastAsia="Times New Roman"/>
+          <w:i w:val="0"/>
+          <w:iCs w:val="0"/>
+          <w:noProof w:val="0"/>
+        </w:rPr>
+        <w:t xml:space="preserve">. The exact value of number of </w:t>
+      </w:r>
+      <w:r>
+        <w:rPr>
+          <w:rFonts w:eastAsia="Times New Roman"/>
+          <w:i w:val="0"/>
+          <w:iCs w:val="0"/>
+          <w:noProof w:val="0"/>
+        </w:rPr>
+        <w:t xml:space="preserve">words per </w:t>
+      </w:r>
+      <w:r>
+        <w:rPr>
+          <w:rFonts w:eastAsia="Times New Roman"/>
+          <w:i w:val="0"/>
+          <w:iCs w:val="0"/>
+          <w:noProof w:val="0"/>
+        </w:rPr>
+        <w:t>chunk and</w:t>
+      </w:r>
+      <w:r>
+        <w:rPr>
+          <w:rFonts w:eastAsia="Times New Roman"/>
+          <w:i w:val="0"/>
+          <w:iCs w:val="0"/>
+          <w:noProof w:val="0"/>
+        </w:rPr>
+        <w:t xml:space="preserve"> </w:t>
+      </w:r>
+      <w:r>
+        <w:rPr>
+          <w:rFonts w:eastAsia="Times New Roman"/>
+          <w:i w:val="0"/>
+          <w:iCs w:val="0"/>
+          <w:noProof w:val="0"/>
+        </w:rPr>
+        <w:t>the value</w:t>
+      </w:r>
+      <w:r>
+        <w:rPr>
+          <w:rFonts w:eastAsia="Times New Roman"/>
+          <w:i w:val="0"/>
+          <w:iCs w:val="0"/>
+          <w:noProof w:val="0"/>
+        </w:rPr>
+        <w:t xml:space="preserve"> </w:t>
+      </w:r>
+      <m:oMathPara xmlns:m="http://schemas.openxmlformats.org/officeDocument/2006/math">
+        <m:oMath xmlns:m="http://schemas.openxmlformats.org/officeDocument/2006/math">
+          <m:r xmlns:m="http://schemas.openxmlformats.org/officeDocument/2006/math">
+            <m:t xmlns:m="http://schemas.openxmlformats.org/officeDocument/2006/math">𝛽</m:t>
+          </m:r>
+          <m:r xmlns:m="http://schemas.openxmlformats.org/officeDocument/2006/math">
+            <m:t xmlns:m="http://schemas.openxmlformats.org/officeDocument/2006/math"> </m:t>
+          </m:r>
+        </m:oMath>
+      </m:oMathPara>
+      <w:r>
+        <w:rPr>
+          <w:rFonts w:eastAsia="Times New Roman"/>
+          <w:i w:val="0"/>
+          <w:iCs w:val="0"/>
+          <w:noProof w:val="0"/>
+        </w:rPr>
+        <w:t xml:space="preserve"> was </w:t>
+      </w:r>
+      <w:r>
+        <w:rPr>
+          <w:rFonts w:eastAsia="Times New Roman"/>
+          <w:i w:val="0"/>
+          <w:iCs w:val="0"/>
+          <w:noProof w:val="0"/>
+        </w:rPr>
+        <w:t>optimized</w:t>
+      </w:r>
+      <w:r>
+        <w:rPr>
+          <w:rFonts w:eastAsia="Times New Roman"/>
+          <w:i w:val="0"/>
+          <w:iCs w:val="0"/>
+          <w:noProof w:val="0"/>
+        </w:rPr>
+        <w:t xml:space="preserve"> through iterative trial and error to achieve clear differentiation between relevant and non-relevant document while not ignoring the contribution of non-relevant chunks towards final score to have a balanced approach.</w:t>
+      </w:r>
+    </w:p>
+    <w:p>
+      <w:pPr>
+        <w:spacing w:before="240" w:after="240"/>
+        <w:ind w:firstLine="288"/>
+        <w:jc w:val="both"/>
+        <w:rPr>
+          <w:rFonts w:eastAsia="Times New Roman"/>
+        </w:rPr>
+      </w:pPr>
     </w:p>
     <w:p xmlns:wp14="http://schemas.microsoft.com/office/word/2010/wordml" wp14:textId="77777777">
       <w:pPr>
@@ -5664,7 +7394,7 @@
         <w:t xml:space="preserve"> 8.</w:t>
       </w:r>
     </w:p>
-    <w:p xmlns:wp14="http://schemas.microsoft.com/office/word/2010/wordml" wp14:textId="4A48F463">
+    <w:p xmlns:wp14="http://schemas.microsoft.com/office/word/2010/wordml" wp14:textId="0E8C6FB3">
       <w:pPr>
         <w:spacing w:before="240" w:after="240"/>
         <w:ind w:firstLine="288"/>
@@ -5677,7 +7407,7 @@
         <w:rPr>
           <w:rFonts w:eastAsia="Times New Roman"/>
         </w:rPr>
-        <w:t>Fig</w:t>
+        <w:t>Figs</w:t>
       </w:r>
       <w:r>
         <w:rPr>
@@ -5717,13 +7447,2769 @@
         <w:rPr>
           <w:rFonts w:eastAsia="Times New Roman"/>
         </w:rPr>
-        <w:t>Although dot product is computationally efficient, cosine similarity is preferred because it focuses solely on the relative alignment of vectors, whereas dot product similarity is influenced by vector magnitudes. This distinction is crucial for ensuring robustness and adaptability. If non-normalized embedding models are used in the future, dot product similarity may produce inconsistent results, whereas cosine similarity remains reliable. Thus, selecting cosine similarity enhances the application's flexibility for integration with different embedding models.</w:t>
-      </w:r>
-    </w:p>
-    <w:p xmlns:wp14="http://schemas.microsoft.com/office/word/2010/wordml" wp14:textId="77777777">
+        <w:t xml:space="preserve">Although dot product is computationally efficient, cosine similarity is preferred because it focuses solely on the relative alignment of vectors, </w:t>
+      </w:r>
+      <w:r>
+        <w:rPr>
+          <w:rFonts w:eastAsia="Times New Roman"/>
+        </w:rPr>
+        <w:t>whereas</w:t>
+      </w:r>
+      <w:r>
+        <w:rPr>
+          <w:rFonts w:eastAsia="Times New Roman"/>
+        </w:rPr>
+        <w:t xml:space="preserve"> dot product similarity is influenced by vector magnitudes. This distinction is crucial for ensuring robustness and adaptability. If non-normalized embedding models are used in the future, dot product similarity may produce inconsistent results, </w:t>
+      </w:r>
+      <w:r>
+        <w:rPr>
+          <w:rFonts w:eastAsia="Times New Roman"/>
+        </w:rPr>
+        <w:t>whereas</w:t>
+      </w:r>
+      <w:r>
+        <w:rPr>
+          <w:rFonts w:eastAsia="Times New Roman"/>
+        </w:rPr>
+        <w:t xml:space="preserve"> cosine similarity </w:t>
+      </w:r>
+      <w:r>
+        <w:rPr>
+          <w:rFonts w:eastAsia="Times New Roman"/>
+        </w:rPr>
+        <w:t>remains</w:t>
+      </w:r>
+      <w:r>
+        <w:rPr>
+          <w:rFonts w:eastAsia="Times New Roman"/>
+        </w:rPr>
+        <w:t xml:space="preserve"> reliable. Thus, selecting cosine similarity enhances the application's flexibility for integration with different embedding models.</w:t>
+      </w:r>
+    </w:p>
+    <w:p>
       <w:pPr>
         <w:pStyle w:val="Heading2"/>
-      </w:pPr>
+        <w:rPr>
+          <w:i w:val="1"/>
+          <w:iCs w:val="1"/>
+        </w:rPr>
+      </w:pPr>
+      <w:r>
+        <w:rPr>
+          <w:i w:val="1"/>
+          <w:iCs w:val="1"/>
+        </w:rPr>
+        <w:t>Performance of Mode 1: Comparing Words/Phrases with Words/Phrases</w:t>
+      </w:r>
+    </w:p>
+    <w:p>
+      <w:pPr>
+        <w:pStyle w:val="Normal"/>
+        <w:jc w:val="both"/>
+      </w:pPr>
+    </w:p>
+    <w:p>
+      <w:pPr>
+        <w:pStyle w:val="Normal"/>
+        <w:jc w:val="both"/>
+      </w:pPr>
+      <w:r>
+        <w:rPr/>
+        <w:t>To measure the performance while comparing words or phrases with words/phrases</w:t>
+      </w:r>
+      <w:r>
+        <w:rPr/>
+        <w:t>,</w:t>
+      </w:r>
+      <w:r>
+        <w:rPr/>
+        <w:t xml:space="preserve"> similarity analysis of</w:t>
+      </w:r>
+      <w:r>
+        <w:rPr/>
+        <w:t xml:space="preserve"> </w:t>
+      </w:r>
+      <w:r>
+        <w:rPr/>
+        <w:t>a d</w:t>
+      </w:r>
+      <w:r>
+        <w:rPr/>
+        <w:t xml:space="preserve">ataset </w:t>
+      </w:r>
+      <w:r>
+        <w:rPr/>
+        <w:t>with</w:t>
+      </w:r>
+      <w:r>
+        <w:rPr/>
+        <w:t xml:space="preserve"> </w:t>
+      </w:r>
+      <w:r>
+        <w:rPr/>
+        <w:t>5</w:t>
+      </w:r>
+      <w:r>
+        <w:rPr/>
+        <w:t>2</w:t>
+      </w:r>
+      <w:r>
+        <w:rPr/>
+        <w:t xml:space="preserve"> query texts including </w:t>
+      </w:r>
+      <w:r>
+        <w:rPr/>
+        <w:t xml:space="preserve">words and phrases </w:t>
+      </w:r>
+      <w:r>
+        <w:rPr/>
+        <w:t xml:space="preserve">and </w:t>
+      </w:r>
+      <w:r>
+        <w:rPr/>
+        <w:t>four</w:t>
+      </w:r>
+      <w:r>
+        <w:rPr/>
+        <w:t xml:space="preserve"> </w:t>
+      </w:r>
+      <w:r>
+        <w:rPr/>
+        <w:t xml:space="preserve">reference text </w:t>
+      </w:r>
+      <w:r>
+        <w:rPr/>
+        <w:t>wa</w:t>
+      </w:r>
+      <w:r>
+        <w:rPr/>
+        <w:t>s</w:t>
+      </w:r>
+      <w:r>
+        <w:rPr/>
+        <w:t xml:space="preserve"> used as input. </w:t>
+      </w:r>
+      <w:r>
+        <w:rPr/>
+        <w:t xml:space="preserve"> </w:t>
+      </w:r>
+      <w:r>
+        <w:rPr/>
+        <w:t xml:space="preserve">The </w:t>
+      </w:r>
+      <w:r>
+        <w:rPr/>
+        <w:t xml:space="preserve">first 11 </w:t>
+      </w:r>
+      <w:r>
+        <w:rPr/>
+        <w:t>rows of</w:t>
+      </w:r>
+      <w:r>
+        <w:rPr/>
+        <w:t xml:space="preserve"> the </w:t>
+      </w:r>
+      <w:r>
+        <w:rPr/>
+        <w:t xml:space="preserve">similarity table generated in presented in Table </w:t>
+      </w:r>
+      <w:r>
+        <w:rPr/>
+        <w:t>II</w:t>
+      </w:r>
+      <w:r>
+        <w:rPr/>
+        <w:t>.</w:t>
+      </w:r>
+    </w:p>
+    <w:p>
+      <w:pPr>
+        <w:pStyle w:val="Normal"/>
+        <w:jc w:val="both"/>
+      </w:pPr>
+    </w:p>
+    <w:p>
+      <w:pPr>
+        <w:pStyle w:val="tablehead"/>
+        <w:suppressLineNumbers w:val="0"/>
+        <w:bidi w:val="0"/>
+        <w:spacing w:before="240" w:beforeAutospacing="off" w:after="120" w:afterAutospacing="off" w:line="216" w:lineRule="auto"/>
+        <w:ind w:right="0"/>
+        <w:jc w:val="center"/>
+        <w:rPr>
+          <w:rFonts w:ascii="Times New Roman" w:hAnsi="Times New Roman" w:eastAsia="Times New Roman" w:cs="Times New Roman"/>
+          <w:b w:val="0"/>
+          <w:bCs w:val="0"/>
+          <w:i w:val="0"/>
+          <w:iCs w:val="0"/>
+          <w:smallCaps w:val="1"/>
+          <w:noProof w:val="0"/>
+          <w:color w:val="000000" w:themeColor="text1" w:themeTint="FF" w:themeShade="FF"/>
+          <w:sz w:val="16"/>
+          <w:szCs w:val="16"/>
+          <w:lang w:val="en-US"/>
+        </w:rPr>
+      </w:pPr>
+      <w:r>
+        <w:rPr>
+          <w:rFonts w:ascii="Times New Roman" w:hAnsi="Times New Roman" w:eastAsia="Times New Roman" w:cs="Times New Roman"/>
+          <w:b w:val="0"/>
+          <w:bCs w:val="0"/>
+          <w:i w:val="0"/>
+          <w:iCs w:val="0"/>
+          <w:smallCaps w:val="1"/>
+          <w:noProof w:val="0"/>
+          <w:color w:val="000000" w:themeColor="text1" w:themeTint="FF" w:themeShade="FF"/>
+          <w:sz w:val="16"/>
+          <w:szCs w:val="16"/>
+          <w:lang w:val="en-US"/>
+        </w:rPr>
+        <w:t xml:space="preserve">Comparison </w:t>
+      </w:r>
+      <w:r>
+        <w:rPr>
+          <w:rFonts w:ascii="Times New Roman" w:hAnsi="Times New Roman" w:eastAsia="Times New Roman" w:cs="Times New Roman"/>
+          <w:b w:val="0"/>
+          <w:bCs w:val="0"/>
+          <w:i w:val="0"/>
+          <w:iCs w:val="0"/>
+          <w:smallCaps w:val="1"/>
+          <w:noProof w:val="0"/>
+          <w:color w:val="000000" w:themeColor="text1" w:themeTint="FF" w:themeShade="FF"/>
+          <w:sz w:val="16"/>
+          <w:szCs w:val="16"/>
+          <w:lang w:val="en-US"/>
+        </w:rPr>
+        <w:t xml:space="preserve">Results </w:t>
+      </w:r>
+      <w:r>
+        <w:rPr>
+          <w:rFonts w:ascii="Times New Roman" w:hAnsi="Times New Roman" w:eastAsia="Times New Roman" w:cs="Times New Roman"/>
+          <w:b w:val="0"/>
+          <w:bCs w:val="0"/>
+          <w:i w:val="0"/>
+          <w:iCs w:val="0"/>
+          <w:smallCaps w:val="1"/>
+          <w:noProof w:val="0"/>
+          <w:color w:val="000000" w:themeColor="text1" w:themeTint="FF" w:themeShade="FF"/>
+          <w:sz w:val="16"/>
+          <w:szCs w:val="16"/>
+          <w:lang w:val="en-US"/>
+        </w:rPr>
+        <w:t xml:space="preserve">of </w:t>
+      </w:r>
+      <w:r>
+        <w:rPr>
+          <w:rFonts w:ascii="Times New Roman" w:hAnsi="Times New Roman" w:eastAsia="Times New Roman" w:cs="Times New Roman"/>
+          <w:b w:val="0"/>
+          <w:bCs w:val="0"/>
+          <w:i w:val="0"/>
+          <w:iCs w:val="0"/>
+          <w:smallCaps w:val="1"/>
+          <w:noProof w:val="0"/>
+          <w:color w:val="000000" w:themeColor="text1" w:themeTint="FF" w:themeShade="FF"/>
+          <w:sz w:val="16"/>
+          <w:szCs w:val="16"/>
+          <w:lang w:val="en-US"/>
+        </w:rPr>
+        <w:t>W</w:t>
+      </w:r>
+      <w:r>
+        <w:rPr>
+          <w:rFonts w:ascii="Times New Roman" w:hAnsi="Times New Roman" w:eastAsia="Times New Roman" w:cs="Times New Roman"/>
+          <w:b w:val="0"/>
+          <w:bCs w:val="0"/>
+          <w:i w:val="0"/>
+          <w:iCs w:val="0"/>
+          <w:smallCaps w:val="1"/>
+          <w:noProof w:val="0"/>
+          <w:color w:val="000000" w:themeColor="text1" w:themeTint="FF" w:themeShade="FF"/>
+          <w:sz w:val="16"/>
+          <w:szCs w:val="16"/>
+          <w:lang w:val="en-US"/>
+        </w:rPr>
+        <w:t xml:space="preserve">ords with </w:t>
+      </w:r>
+      <w:r>
+        <w:rPr>
+          <w:rFonts w:ascii="Times New Roman" w:hAnsi="Times New Roman" w:eastAsia="Times New Roman" w:cs="Times New Roman"/>
+          <w:b w:val="0"/>
+          <w:bCs w:val="0"/>
+          <w:i w:val="0"/>
+          <w:iCs w:val="0"/>
+          <w:smallCaps w:val="1"/>
+          <w:noProof w:val="0"/>
+          <w:color w:val="000000" w:themeColor="text1" w:themeTint="FF" w:themeShade="FF"/>
+          <w:sz w:val="16"/>
+          <w:szCs w:val="16"/>
+          <w:lang w:val="en-US"/>
+        </w:rPr>
+        <w:t>W</w:t>
+      </w:r>
+      <w:r>
+        <w:rPr>
+          <w:rFonts w:ascii="Times New Roman" w:hAnsi="Times New Roman" w:eastAsia="Times New Roman" w:cs="Times New Roman"/>
+          <w:b w:val="0"/>
+          <w:bCs w:val="0"/>
+          <w:i w:val="0"/>
+          <w:iCs w:val="0"/>
+          <w:smallCaps w:val="1"/>
+          <w:noProof w:val="0"/>
+          <w:color w:val="000000" w:themeColor="text1" w:themeTint="FF" w:themeShade="FF"/>
+          <w:sz w:val="16"/>
+          <w:szCs w:val="16"/>
+          <w:lang w:val="en-US"/>
+        </w:rPr>
+        <w:t>ords</w:t>
+      </w:r>
+    </w:p>
+    <w:tbl>
+      <w:tblPr>
+        <w:tblW w:w="0" w:type="auto"/>
+        <w:jc w:val="center"/>
+        <w:tblBorders>
+          <w:top w:val="single" w:color="auto" w:sz="2"/>
+          <w:left w:val="single" w:color="auto" w:sz="2"/>
+          <w:bottom w:val="single" w:color="auto" w:sz="2"/>
+          <w:right w:val="single" w:color="auto" w:sz="2"/>
+          <w:insideH w:val="single" w:color="auto" w:sz="2"/>
+          <w:insideV w:val="single" w:color="auto" w:sz="2"/>
+        </w:tblBorders>
+        <w:tblLook w:val="0000" w:firstRow="0" w:lastRow="0" w:firstColumn="0" w:lastColumn="0" w:noHBand="0" w:noVBand="0"/>
+      </w:tblPr>
+      <w:tblGrid>
+        <w:gridCol w:w="1153"/>
+        <w:gridCol w:w="1003"/>
+        <w:gridCol w:w="960"/>
+        <w:gridCol w:w="1154"/>
+        <w:gridCol w:w="721"/>
+      </w:tblGrid>
+      <w:tr>
+        <w:trPr>
+          <w:trHeight w:val="300"/>
+        </w:trPr>
+        <w:tc>
+          <w:tcPr>
+            <w:tcW w:w="1153" w:type="dxa"/>
+            <w:tcMar/>
+            <w:vAlign w:val="center"/>
+          </w:tcPr>
+          <w:p>
+            <w:pPr>
+              <w:spacing w:before="0" w:beforeAutospacing="off" w:after="0" w:afterAutospacing="off"/>
+              <w:jc w:val="center"/>
+              <w:rPr>
+                <w:rFonts w:ascii="Times New Roman" w:hAnsi="Times New Roman" w:eastAsia="Times New Roman" w:cs="Times New Roman"/>
+                <w:b w:val="0"/>
+                <w:bCs w:val="0"/>
+                <w:i w:val="0"/>
+                <w:iCs w:val="0"/>
+                <w:strike w:val="0"/>
+                <w:dstrike w:val="0"/>
+                <w:color w:val="000000" w:themeColor="text1" w:themeTint="FF" w:themeShade="FF"/>
+                <w:sz w:val="16"/>
+                <w:szCs w:val="16"/>
+                <w:u w:val="none"/>
+              </w:rPr>
+            </w:pPr>
+            <w:r>
+              <w:rPr>
+                <w:rFonts w:ascii="Times New Roman" w:hAnsi="Times New Roman" w:eastAsia="Times New Roman" w:cs="Times New Roman"/>
+                <w:b w:val="0"/>
+                <w:bCs w:val="0"/>
+                <w:i w:val="0"/>
+                <w:iCs w:val="0"/>
+                <w:strike w:val="0"/>
+                <w:dstrike w:val="0"/>
+                <w:color w:val="000000" w:themeColor="text1" w:themeTint="FF" w:themeShade="FF"/>
+                <w:sz w:val="16"/>
+                <w:szCs w:val="16"/>
+                <w:u w:val="none"/>
+              </w:rPr>
+              <w:t>Q\R</w:t>
+            </w:r>
+          </w:p>
+        </w:tc>
+        <w:tc>
+          <w:tcPr>
+            <w:tcW w:w="1003" w:type="dxa"/>
+            <w:tcMar/>
+            <w:vAlign w:val="center"/>
+          </w:tcPr>
+          <w:p>
+            <w:pPr>
+              <w:spacing w:before="0" w:beforeAutospacing="off" w:after="0" w:afterAutospacing="off"/>
+              <w:jc w:val="center"/>
+              <w:rPr>
+                <w:rFonts w:ascii="Times New Roman" w:hAnsi="Times New Roman" w:eastAsia="Times New Roman" w:cs="Times New Roman"/>
+                <w:b w:val="0"/>
+                <w:bCs w:val="0"/>
+                <w:i w:val="0"/>
+                <w:iCs w:val="0"/>
+                <w:strike w:val="0"/>
+                <w:dstrike w:val="0"/>
+                <w:color w:val="000000" w:themeColor="text1" w:themeTint="FF" w:themeShade="FF"/>
+                <w:sz w:val="16"/>
+                <w:szCs w:val="16"/>
+                <w:u w:val="none"/>
+              </w:rPr>
+            </w:pPr>
+            <w:r>
+              <w:rPr>
+                <w:rFonts w:ascii="Times New Roman" w:hAnsi="Times New Roman" w:eastAsia="Times New Roman" w:cs="Times New Roman"/>
+                <w:b w:val="0"/>
+                <w:bCs w:val="0"/>
+                <w:i w:val="0"/>
+                <w:iCs w:val="0"/>
+                <w:strike w:val="0"/>
+                <w:dstrike w:val="0"/>
+                <w:color w:val="000000" w:themeColor="text1" w:themeTint="FF" w:themeShade="FF"/>
+                <w:sz w:val="16"/>
+                <w:szCs w:val="16"/>
+                <w:u w:val="none"/>
+              </w:rPr>
+              <w:t>Science &amp; Technology</w:t>
+            </w:r>
+          </w:p>
+        </w:tc>
+        <w:tc>
+          <w:tcPr>
+            <w:tcW w:w="960" w:type="dxa"/>
+            <w:tcMar/>
+            <w:vAlign w:val="center"/>
+          </w:tcPr>
+          <w:p>
+            <w:pPr>
+              <w:spacing w:before="0" w:beforeAutospacing="off" w:after="0" w:afterAutospacing="off"/>
+              <w:jc w:val="center"/>
+              <w:rPr>
+                <w:rFonts w:ascii="Times New Roman" w:hAnsi="Times New Roman" w:eastAsia="Times New Roman" w:cs="Times New Roman"/>
+                <w:b w:val="0"/>
+                <w:bCs w:val="0"/>
+                <w:i w:val="0"/>
+                <w:iCs w:val="0"/>
+                <w:strike w:val="0"/>
+                <w:dstrike w:val="0"/>
+                <w:color w:val="000000" w:themeColor="text1" w:themeTint="FF" w:themeShade="FF"/>
+                <w:sz w:val="16"/>
+                <w:szCs w:val="16"/>
+                <w:u w:val="none"/>
+              </w:rPr>
+            </w:pPr>
+            <w:r>
+              <w:rPr>
+                <w:rFonts w:ascii="Times New Roman" w:hAnsi="Times New Roman" w:eastAsia="Times New Roman" w:cs="Times New Roman"/>
+                <w:b w:val="0"/>
+                <w:bCs w:val="0"/>
+                <w:i w:val="0"/>
+                <w:iCs w:val="0"/>
+                <w:strike w:val="0"/>
+                <w:dstrike w:val="0"/>
+                <w:color w:val="000000" w:themeColor="text1" w:themeTint="FF" w:themeShade="FF"/>
+                <w:sz w:val="16"/>
+                <w:szCs w:val="16"/>
+                <w:u w:val="none"/>
+              </w:rPr>
+              <w:t>Politics &amp; Leadership</w:t>
+            </w:r>
+          </w:p>
+        </w:tc>
+        <w:tc>
+          <w:tcPr>
+            <w:tcW w:w="1154" w:type="dxa"/>
+            <w:tcMar/>
+            <w:vAlign w:val="center"/>
+          </w:tcPr>
+          <w:p>
+            <w:pPr>
+              <w:spacing w:before="0" w:beforeAutospacing="off" w:after="0" w:afterAutospacing="off"/>
+              <w:jc w:val="center"/>
+              <w:rPr>
+                <w:rFonts w:ascii="Times New Roman" w:hAnsi="Times New Roman" w:eastAsia="Times New Roman" w:cs="Times New Roman"/>
+                <w:b w:val="0"/>
+                <w:bCs w:val="0"/>
+                <w:i w:val="0"/>
+                <w:iCs w:val="0"/>
+                <w:strike w:val="0"/>
+                <w:dstrike w:val="0"/>
+                <w:color w:val="000000" w:themeColor="text1" w:themeTint="FF" w:themeShade="FF"/>
+                <w:sz w:val="16"/>
+                <w:szCs w:val="16"/>
+                <w:u w:val="none"/>
+              </w:rPr>
+            </w:pPr>
+            <w:r>
+              <w:rPr>
+                <w:rFonts w:ascii="Times New Roman" w:hAnsi="Times New Roman" w:eastAsia="Times New Roman" w:cs="Times New Roman"/>
+                <w:b w:val="0"/>
+                <w:bCs w:val="0"/>
+                <w:i w:val="0"/>
+                <w:iCs w:val="0"/>
+                <w:strike w:val="0"/>
+                <w:dstrike w:val="0"/>
+                <w:color w:val="000000" w:themeColor="text1" w:themeTint="FF" w:themeShade="FF"/>
+                <w:sz w:val="16"/>
+                <w:szCs w:val="16"/>
+                <w:u w:val="none"/>
+              </w:rPr>
+              <w:t>Arts &amp; Entertainment</w:t>
+            </w:r>
+          </w:p>
+        </w:tc>
+        <w:tc>
+          <w:tcPr>
+            <w:tcW w:w="721" w:type="dxa"/>
+            <w:tcMar/>
+            <w:vAlign w:val="center"/>
+          </w:tcPr>
+          <w:p>
+            <w:pPr>
+              <w:spacing w:before="0" w:beforeAutospacing="off" w:after="0" w:afterAutospacing="off"/>
+              <w:jc w:val="center"/>
+              <w:rPr>
+                <w:rFonts w:ascii="Times New Roman" w:hAnsi="Times New Roman" w:eastAsia="Times New Roman" w:cs="Times New Roman"/>
+                <w:b w:val="0"/>
+                <w:bCs w:val="0"/>
+                <w:i w:val="0"/>
+                <w:iCs w:val="0"/>
+                <w:strike w:val="0"/>
+                <w:dstrike w:val="0"/>
+                <w:color w:val="000000" w:themeColor="text1" w:themeTint="FF" w:themeShade="FF"/>
+                <w:sz w:val="16"/>
+                <w:szCs w:val="16"/>
+                <w:u w:val="none"/>
+              </w:rPr>
+            </w:pPr>
+            <w:r>
+              <w:rPr>
+                <w:rFonts w:ascii="Times New Roman" w:hAnsi="Times New Roman" w:eastAsia="Times New Roman" w:cs="Times New Roman"/>
+                <w:b w:val="0"/>
+                <w:bCs w:val="0"/>
+                <w:i w:val="0"/>
+                <w:iCs w:val="0"/>
+                <w:strike w:val="0"/>
+                <w:dstrike w:val="0"/>
+                <w:color w:val="000000" w:themeColor="text1" w:themeTint="FF" w:themeShade="FF"/>
+                <w:sz w:val="16"/>
+                <w:szCs w:val="16"/>
+                <w:u w:val="none"/>
+              </w:rPr>
+              <w:t>Sports</w:t>
+            </w:r>
+          </w:p>
+        </w:tc>
+      </w:tr>
+      <w:tr>
+        <w:trPr>
+          <w:trHeight w:val="300"/>
+        </w:trPr>
+        <w:tc>
+          <w:tcPr>
+            <w:tcW w:w="1153" w:type="dxa"/>
+            <w:tcMar/>
+            <w:vAlign w:val="center"/>
+          </w:tcPr>
+          <w:p>
+            <w:pPr>
+              <w:spacing w:before="0" w:beforeAutospacing="off" w:after="0" w:afterAutospacing="off"/>
+              <w:rPr>
+                <w:rFonts w:ascii="Times New Roman" w:hAnsi="Times New Roman" w:eastAsia="Times New Roman" w:cs="Times New Roman"/>
+                <w:b w:val="0"/>
+                <w:bCs w:val="0"/>
+                <w:i w:val="0"/>
+                <w:iCs w:val="0"/>
+                <w:strike w:val="0"/>
+                <w:dstrike w:val="0"/>
+                <w:color w:val="000000" w:themeColor="text1" w:themeTint="FF" w:themeShade="FF"/>
+                <w:sz w:val="16"/>
+                <w:szCs w:val="16"/>
+                <w:u w:val="none"/>
+              </w:rPr>
+            </w:pPr>
+            <w:r>
+              <w:rPr>
+                <w:rFonts w:ascii="Times New Roman" w:hAnsi="Times New Roman" w:eastAsia="Times New Roman" w:cs="Times New Roman"/>
+                <w:b w:val="0"/>
+                <w:bCs w:val="0"/>
+                <w:i w:val="0"/>
+                <w:iCs w:val="0"/>
+                <w:strike w:val="0"/>
+                <w:dstrike w:val="0"/>
+                <w:color w:val="000000" w:themeColor="text1" w:themeTint="FF" w:themeShade="FF"/>
+                <w:sz w:val="16"/>
+                <w:szCs w:val="16"/>
+                <w:u w:val="none"/>
+              </w:rPr>
+              <w:t>Karl Marx</w:t>
+            </w:r>
+          </w:p>
+        </w:tc>
+        <w:tc>
+          <w:tcPr>
+            <w:tcW w:w="1003" w:type="dxa"/>
+            <w:tcMar/>
+            <w:vAlign w:val="center"/>
+          </w:tcPr>
+          <w:p>
+            <w:pPr>
+              <w:spacing w:before="0" w:beforeAutospacing="off" w:after="0" w:afterAutospacing="off"/>
+              <w:jc w:val="right"/>
+              <w:rPr>
+                <w:rFonts w:ascii="Times New Roman" w:hAnsi="Times New Roman" w:eastAsia="Times New Roman" w:cs="Times New Roman"/>
+                <w:b w:val="0"/>
+                <w:bCs w:val="0"/>
+                <w:i w:val="0"/>
+                <w:iCs w:val="0"/>
+                <w:strike w:val="0"/>
+                <w:dstrike w:val="0"/>
+                <w:color w:val="000000" w:themeColor="text1" w:themeTint="FF" w:themeShade="FF"/>
+                <w:sz w:val="16"/>
+                <w:szCs w:val="16"/>
+                <w:u w:val="none"/>
+              </w:rPr>
+            </w:pPr>
+            <w:r>
+              <w:rPr>
+                <w:rFonts w:ascii="Times New Roman" w:hAnsi="Times New Roman" w:eastAsia="Times New Roman" w:cs="Times New Roman"/>
+                <w:b w:val="0"/>
+                <w:bCs w:val="0"/>
+                <w:i w:val="0"/>
+                <w:iCs w:val="0"/>
+                <w:strike w:val="0"/>
+                <w:dstrike w:val="0"/>
+                <w:color w:val="000000" w:themeColor="text1" w:themeTint="FF" w:themeShade="FF"/>
+                <w:sz w:val="16"/>
+                <w:szCs w:val="16"/>
+                <w:u w:val="none"/>
+              </w:rPr>
+              <w:t>0.105</w:t>
+            </w:r>
+          </w:p>
+        </w:tc>
+        <w:tc>
+          <w:tcPr>
+            <w:tcW w:w="960" w:type="dxa"/>
+            <w:tcMar/>
+            <w:vAlign w:val="center"/>
+          </w:tcPr>
+          <w:p>
+            <w:pPr>
+              <w:spacing w:before="0" w:beforeAutospacing="off" w:after="0" w:afterAutospacing="off"/>
+              <w:jc w:val="right"/>
+              <w:rPr>
+                <w:rFonts w:ascii="Times New Roman" w:hAnsi="Times New Roman" w:eastAsia="Times New Roman" w:cs="Times New Roman"/>
+                <w:b w:val="0"/>
+                <w:bCs w:val="0"/>
+                <w:i w:val="0"/>
+                <w:iCs w:val="0"/>
+                <w:strike w:val="0"/>
+                <w:dstrike w:val="0"/>
+                <w:color w:val="000000" w:themeColor="text1" w:themeTint="FF" w:themeShade="FF"/>
+                <w:sz w:val="16"/>
+                <w:szCs w:val="16"/>
+                <w:u w:val="none"/>
+              </w:rPr>
+            </w:pPr>
+            <w:r>
+              <w:rPr>
+                <w:rFonts w:ascii="Times New Roman" w:hAnsi="Times New Roman" w:eastAsia="Times New Roman" w:cs="Times New Roman"/>
+                <w:b w:val="0"/>
+                <w:bCs w:val="0"/>
+                <w:i w:val="0"/>
+                <w:iCs w:val="0"/>
+                <w:strike w:val="0"/>
+                <w:dstrike w:val="0"/>
+                <w:color w:val="000000" w:themeColor="text1" w:themeTint="FF" w:themeShade="FF"/>
+                <w:sz w:val="16"/>
+                <w:szCs w:val="16"/>
+                <w:u w:val="none"/>
+              </w:rPr>
+              <w:t>0.197</w:t>
+            </w:r>
+          </w:p>
+        </w:tc>
+        <w:tc>
+          <w:tcPr>
+            <w:tcW w:w="1154" w:type="dxa"/>
+            <w:tcMar/>
+            <w:vAlign w:val="center"/>
+          </w:tcPr>
+          <w:p>
+            <w:pPr>
+              <w:spacing w:before="0" w:beforeAutospacing="off" w:after="0" w:afterAutospacing="off"/>
+              <w:jc w:val="right"/>
+              <w:rPr>
+                <w:rFonts w:ascii="Times New Roman" w:hAnsi="Times New Roman" w:eastAsia="Times New Roman" w:cs="Times New Roman"/>
+                <w:b w:val="0"/>
+                <w:bCs w:val="0"/>
+                <w:i w:val="0"/>
+                <w:iCs w:val="0"/>
+                <w:strike w:val="0"/>
+                <w:dstrike w:val="0"/>
+                <w:color w:val="000000" w:themeColor="text1" w:themeTint="FF" w:themeShade="FF"/>
+                <w:sz w:val="16"/>
+                <w:szCs w:val="16"/>
+                <w:u w:val="none"/>
+              </w:rPr>
+            </w:pPr>
+            <w:r>
+              <w:rPr>
+                <w:rFonts w:ascii="Times New Roman" w:hAnsi="Times New Roman" w:eastAsia="Times New Roman" w:cs="Times New Roman"/>
+                <w:b w:val="0"/>
+                <w:bCs w:val="0"/>
+                <w:i w:val="0"/>
+                <w:iCs w:val="0"/>
+                <w:strike w:val="0"/>
+                <w:dstrike w:val="0"/>
+                <w:color w:val="000000" w:themeColor="text1" w:themeTint="FF" w:themeShade="FF"/>
+                <w:sz w:val="16"/>
+                <w:szCs w:val="16"/>
+                <w:u w:val="none"/>
+              </w:rPr>
+              <w:t>0.114</w:t>
+            </w:r>
+          </w:p>
+        </w:tc>
+        <w:tc>
+          <w:tcPr>
+            <w:tcW w:w="721" w:type="dxa"/>
+            <w:tcMar/>
+            <w:vAlign w:val="center"/>
+          </w:tcPr>
+          <w:p>
+            <w:pPr>
+              <w:spacing w:before="0" w:beforeAutospacing="off" w:after="0" w:afterAutospacing="off"/>
+              <w:jc w:val="right"/>
+              <w:rPr>
+                <w:rFonts w:ascii="Times New Roman" w:hAnsi="Times New Roman" w:eastAsia="Times New Roman" w:cs="Times New Roman"/>
+                <w:b w:val="0"/>
+                <w:bCs w:val="0"/>
+                <w:i w:val="0"/>
+                <w:iCs w:val="0"/>
+                <w:strike w:val="0"/>
+                <w:dstrike w:val="0"/>
+                <w:color w:val="000000" w:themeColor="text1" w:themeTint="FF" w:themeShade="FF"/>
+                <w:sz w:val="16"/>
+                <w:szCs w:val="16"/>
+                <w:u w:val="none"/>
+              </w:rPr>
+            </w:pPr>
+            <w:r>
+              <w:rPr>
+                <w:rFonts w:ascii="Times New Roman" w:hAnsi="Times New Roman" w:eastAsia="Times New Roman" w:cs="Times New Roman"/>
+                <w:b w:val="0"/>
+                <w:bCs w:val="0"/>
+                <w:i w:val="0"/>
+                <w:iCs w:val="0"/>
+                <w:strike w:val="0"/>
+                <w:dstrike w:val="0"/>
+                <w:color w:val="000000" w:themeColor="text1" w:themeTint="FF" w:themeShade="FF"/>
+                <w:sz w:val="16"/>
+                <w:szCs w:val="16"/>
+                <w:u w:val="none"/>
+              </w:rPr>
+              <w:t>0.138</w:t>
+            </w:r>
+          </w:p>
+        </w:tc>
+      </w:tr>
+      <w:tr>
+        <w:trPr>
+          <w:trHeight w:val="300"/>
+        </w:trPr>
+        <w:tc>
+          <w:tcPr>
+            <w:tcW w:w="1153" w:type="dxa"/>
+            <w:tcMar/>
+            <w:vAlign w:val="center"/>
+          </w:tcPr>
+          <w:p>
+            <w:pPr>
+              <w:spacing w:before="0" w:beforeAutospacing="off" w:after="0" w:afterAutospacing="off"/>
+              <w:rPr>
+                <w:rFonts w:ascii="Times New Roman" w:hAnsi="Times New Roman" w:eastAsia="Times New Roman" w:cs="Times New Roman"/>
+                <w:b w:val="0"/>
+                <w:bCs w:val="0"/>
+                <w:i w:val="0"/>
+                <w:iCs w:val="0"/>
+                <w:strike w:val="0"/>
+                <w:dstrike w:val="0"/>
+                <w:color w:val="000000" w:themeColor="text1" w:themeTint="FF" w:themeShade="FF"/>
+                <w:sz w:val="16"/>
+                <w:szCs w:val="16"/>
+                <w:u w:val="none"/>
+              </w:rPr>
+            </w:pPr>
+            <w:r>
+              <w:rPr>
+                <w:rFonts w:ascii="Times New Roman" w:hAnsi="Times New Roman" w:eastAsia="Times New Roman" w:cs="Times New Roman"/>
+                <w:b w:val="0"/>
+                <w:bCs w:val="0"/>
+                <w:i w:val="0"/>
+                <w:iCs w:val="0"/>
+                <w:strike w:val="0"/>
+                <w:dstrike w:val="0"/>
+                <w:color w:val="000000" w:themeColor="text1" w:themeTint="FF" w:themeShade="FF"/>
+                <w:sz w:val="16"/>
+                <w:szCs w:val="16"/>
+                <w:u w:val="none"/>
+              </w:rPr>
+              <w:t>Winston Churchill</w:t>
+            </w:r>
+          </w:p>
+        </w:tc>
+        <w:tc>
+          <w:tcPr>
+            <w:tcW w:w="1003" w:type="dxa"/>
+            <w:tcMar/>
+            <w:vAlign w:val="center"/>
+          </w:tcPr>
+          <w:p>
+            <w:pPr>
+              <w:spacing w:before="0" w:beforeAutospacing="off" w:after="0" w:afterAutospacing="off"/>
+              <w:jc w:val="right"/>
+              <w:rPr>
+                <w:rFonts w:ascii="Times New Roman" w:hAnsi="Times New Roman" w:eastAsia="Times New Roman" w:cs="Times New Roman"/>
+                <w:b w:val="0"/>
+                <w:bCs w:val="0"/>
+                <w:i w:val="0"/>
+                <w:iCs w:val="0"/>
+                <w:strike w:val="0"/>
+                <w:dstrike w:val="0"/>
+                <w:color w:val="000000" w:themeColor="text1" w:themeTint="FF" w:themeShade="FF"/>
+                <w:sz w:val="16"/>
+                <w:szCs w:val="16"/>
+                <w:u w:val="none"/>
+              </w:rPr>
+            </w:pPr>
+            <w:r>
+              <w:rPr>
+                <w:rFonts w:ascii="Times New Roman" w:hAnsi="Times New Roman" w:eastAsia="Times New Roman" w:cs="Times New Roman"/>
+                <w:b w:val="0"/>
+                <w:bCs w:val="0"/>
+                <w:i w:val="0"/>
+                <w:iCs w:val="0"/>
+                <w:strike w:val="0"/>
+                <w:dstrike w:val="0"/>
+                <w:color w:val="000000" w:themeColor="text1" w:themeTint="FF" w:themeShade="FF"/>
+                <w:sz w:val="16"/>
+                <w:szCs w:val="16"/>
+                <w:u w:val="none"/>
+              </w:rPr>
+              <w:t>0.143</w:t>
+            </w:r>
+          </w:p>
+        </w:tc>
+        <w:tc>
+          <w:tcPr>
+            <w:tcW w:w="960" w:type="dxa"/>
+            <w:tcMar/>
+            <w:vAlign w:val="center"/>
+          </w:tcPr>
+          <w:p>
+            <w:pPr>
+              <w:spacing w:before="0" w:beforeAutospacing="off" w:after="0" w:afterAutospacing="off"/>
+              <w:jc w:val="right"/>
+              <w:rPr>
+                <w:rFonts w:ascii="Times New Roman" w:hAnsi="Times New Roman" w:eastAsia="Times New Roman" w:cs="Times New Roman"/>
+                <w:b w:val="0"/>
+                <w:bCs w:val="0"/>
+                <w:i w:val="0"/>
+                <w:iCs w:val="0"/>
+                <w:strike w:val="0"/>
+                <w:dstrike w:val="0"/>
+                <w:color w:val="000000" w:themeColor="text1" w:themeTint="FF" w:themeShade="FF"/>
+                <w:sz w:val="16"/>
+                <w:szCs w:val="16"/>
+                <w:u w:val="none"/>
+              </w:rPr>
+            </w:pPr>
+            <w:r>
+              <w:rPr>
+                <w:rFonts w:ascii="Times New Roman" w:hAnsi="Times New Roman" w:eastAsia="Times New Roman" w:cs="Times New Roman"/>
+                <w:b w:val="0"/>
+                <w:bCs w:val="0"/>
+                <w:i w:val="0"/>
+                <w:iCs w:val="0"/>
+                <w:strike w:val="0"/>
+                <w:dstrike w:val="0"/>
+                <w:color w:val="000000" w:themeColor="text1" w:themeTint="FF" w:themeShade="FF"/>
+                <w:sz w:val="16"/>
+                <w:szCs w:val="16"/>
+                <w:u w:val="none"/>
+              </w:rPr>
+              <w:t>0.285</w:t>
+            </w:r>
+          </w:p>
+        </w:tc>
+        <w:tc>
+          <w:tcPr>
+            <w:tcW w:w="1154" w:type="dxa"/>
+            <w:tcMar/>
+            <w:vAlign w:val="center"/>
+          </w:tcPr>
+          <w:p>
+            <w:pPr>
+              <w:spacing w:before="0" w:beforeAutospacing="off" w:after="0" w:afterAutospacing="off"/>
+              <w:jc w:val="right"/>
+              <w:rPr>
+                <w:rFonts w:ascii="Times New Roman" w:hAnsi="Times New Roman" w:eastAsia="Times New Roman" w:cs="Times New Roman"/>
+                <w:b w:val="0"/>
+                <w:bCs w:val="0"/>
+                <w:i w:val="0"/>
+                <w:iCs w:val="0"/>
+                <w:strike w:val="0"/>
+                <w:dstrike w:val="0"/>
+                <w:color w:val="000000" w:themeColor="text1" w:themeTint="FF" w:themeShade="FF"/>
+                <w:sz w:val="16"/>
+                <w:szCs w:val="16"/>
+                <w:u w:val="none"/>
+              </w:rPr>
+            </w:pPr>
+            <w:r>
+              <w:rPr>
+                <w:rFonts w:ascii="Times New Roman" w:hAnsi="Times New Roman" w:eastAsia="Times New Roman" w:cs="Times New Roman"/>
+                <w:b w:val="0"/>
+                <w:bCs w:val="0"/>
+                <w:i w:val="0"/>
+                <w:iCs w:val="0"/>
+                <w:strike w:val="0"/>
+                <w:dstrike w:val="0"/>
+                <w:color w:val="000000" w:themeColor="text1" w:themeTint="FF" w:themeShade="FF"/>
+                <w:sz w:val="16"/>
+                <w:szCs w:val="16"/>
+                <w:u w:val="none"/>
+              </w:rPr>
+              <w:t>0.112</w:t>
+            </w:r>
+          </w:p>
+        </w:tc>
+        <w:tc>
+          <w:tcPr>
+            <w:tcW w:w="721" w:type="dxa"/>
+            <w:tcMar/>
+            <w:vAlign w:val="center"/>
+          </w:tcPr>
+          <w:p>
+            <w:pPr>
+              <w:spacing w:before="0" w:beforeAutospacing="off" w:after="0" w:afterAutospacing="off"/>
+              <w:jc w:val="right"/>
+              <w:rPr>
+                <w:rFonts w:ascii="Times New Roman" w:hAnsi="Times New Roman" w:eastAsia="Times New Roman" w:cs="Times New Roman"/>
+                <w:b w:val="0"/>
+                <w:bCs w:val="0"/>
+                <w:i w:val="0"/>
+                <w:iCs w:val="0"/>
+                <w:strike w:val="0"/>
+                <w:dstrike w:val="0"/>
+                <w:color w:val="000000" w:themeColor="text1" w:themeTint="FF" w:themeShade="FF"/>
+                <w:sz w:val="16"/>
+                <w:szCs w:val="16"/>
+                <w:u w:val="none"/>
+              </w:rPr>
+            </w:pPr>
+            <w:r>
+              <w:rPr>
+                <w:rFonts w:ascii="Times New Roman" w:hAnsi="Times New Roman" w:eastAsia="Times New Roman" w:cs="Times New Roman"/>
+                <w:b w:val="0"/>
+                <w:bCs w:val="0"/>
+                <w:i w:val="0"/>
+                <w:iCs w:val="0"/>
+                <w:strike w:val="0"/>
+                <w:dstrike w:val="0"/>
+                <w:color w:val="000000" w:themeColor="text1" w:themeTint="FF" w:themeShade="FF"/>
+                <w:sz w:val="16"/>
+                <w:szCs w:val="16"/>
+                <w:u w:val="none"/>
+              </w:rPr>
+              <w:t>0.141</w:t>
+            </w:r>
+          </w:p>
+        </w:tc>
+      </w:tr>
+      <w:tr>
+        <w:trPr>
+          <w:trHeight w:val="300"/>
+        </w:trPr>
+        <w:tc>
+          <w:tcPr>
+            <w:tcW w:w="1153" w:type="dxa"/>
+            <w:tcMar/>
+            <w:vAlign w:val="center"/>
+          </w:tcPr>
+          <w:p>
+            <w:pPr>
+              <w:spacing w:before="0" w:beforeAutospacing="off" w:after="0" w:afterAutospacing="off"/>
+              <w:rPr>
+                <w:rFonts w:ascii="Times New Roman" w:hAnsi="Times New Roman" w:eastAsia="Times New Roman" w:cs="Times New Roman"/>
+                <w:b w:val="0"/>
+                <w:bCs w:val="0"/>
+                <w:i w:val="0"/>
+                <w:iCs w:val="0"/>
+                <w:strike w:val="0"/>
+                <w:dstrike w:val="0"/>
+                <w:color w:val="000000" w:themeColor="text1" w:themeTint="FF" w:themeShade="FF"/>
+                <w:sz w:val="16"/>
+                <w:szCs w:val="16"/>
+                <w:u w:val="none"/>
+              </w:rPr>
+            </w:pPr>
+            <w:r>
+              <w:rPr>
+                <w:rFonts w:ascii="Times New Roman" w:hAnsi="Times New Roman" w:eastAsia="Times New Roman" w:cs="Times New Roman"/>
+                <w:b w:val="0"/>
+                <w:bCs w:val="0"/>
+                <w:i w:val="0"/>
+                <w:iCs w:val="0"/>
+                <w:strike w:val="0"/>
+                <w:dstrike w:val="0"/>
+                <w:color w:val="000000" w:themeColor="text1" w:themeTint="FF" w:themeShade="FF"/>
+                <w:sz w:val="16"/>
+                <w:szCs w:val="16"/>
+                <w:u w:val="none"/>
+              </w:rPr>
+              <w:t>Serena Williams</w:t>
+            </w:r>
+          </w:p>
+        </w:tc>
+        <w:tc>
+          <w:tcPr>
+            <w:tcW w:w="1003" w:type="dxa"/>
+            <w:tcMar/>
+            <w:vAlign w:val="center"/>
+          </w:tcPr>
+          <w:p>
+            <w:pPr>
+              <w:spacing w:before="0" w:beforeAutospacing="off" w:after="0" w:afterAutospacing="off"/>
+              <w:jc w:val="right"/>
+              <w:rPr>
+                <w:rFonts w:ascii="Times New Roman" w:hAnsi="Times New Roman" w:eastAsia="Times New Roman" w:cs="Times New Roman"/>
+                <w:b w:val="0"/>
+                <w:bCs w:val="0"/>
+                <w:i w:val="0"/>
+                <w:iCs w:val="0"/>
+                <w:strike w:val="0"/>
+                <w:dstrike w:val="0"/>
+                <w:color w:val="000000" w:themeColor="text1" w:themeTint="FF" w:themeShade="FF"/>
+                <w:sz w:val="16"/>
+                <w:szCs w:val="16"/>
+                <w:u w:val="none"/>
+              </w:rPr>
+            </w:pPr>
+            <w:r>
+              <w:rPr>
+                <w:rFonts w:ascii="Times New Roman" w:hAnsi="Times New Roman" w:eastAsia="Times New Roman" w:cs="Times New Roman"/>
+                <w:b w:val="0"/>
+                <w:bCs w:val="0"/>
+                <w:i w:val="0"/>
+                <w:iCs w:val="0"/>
+                <w:strike w:val="0"/>
+                <w:dstrike w:val="0"/>
+                <w:color w:val="000000" w:themeColor="text1" w:themeTint="FF" w:themeShade="FF"/>
+                <w:sz w:val="16"/>
+                <w:szCs w:val="16"/>
+                <w:u w:val="none"/>
+              </w:rPr>
+              <w:t>0.105</w:t>
+            </w:r>
+          </w:p>
+        </w:tc>
+        <w:tc>
+          <w:tcPr>
+            <w:tcW w:w="960" w:type="dxa"/>
+            <w:tcMar/>
+            <w:vAlign w:val="center"/>
+          </w:tcPr>
+          <w:p>
+            <w:pPr>
+              <w:spacing w:before="0" w:beforeAutospacing="off" w:after="0" w:afterAutospacing="off"/>
+              <w:jc w:val="right"/>
+              <w:rPr>
+                <w:rFonts w:ascii="Times New Roman" w:hAnsi="Times New Roman" w:eastAsia="Times New Roman" w:cs="Times New Roman"/>
+                <w:b w:val="0"/>
+                <w:bCs w:val="0"/>
+                <w:i w:val="0"/>
+                <w:iCs w:val="0"/>
+                <w:strike w:val="0"/>
+                <w:dstrike w:val="0"/>
+                <w:color w:val="000000" w:themeColor="text1" w:themeTint="FF" w:themeShade="FF"/>
+                <w:sz w:val="16"/>
+                <w:szCs w:val="16"/>
+                <w:u w:val="none"/>
+              </w:rPr>
+            </w:pPr>
+            <w:r>
+              <w:rPr>
+                <w:rFonts w:ascii="Times New Roman" w:hAnsi="Times New Roman" w:eastAsia="Times New Roman" w:cs="Times New Roman"/>
+                <w:b w:val="0"/>
+                <w:bCs w:val="0"/>
+                <w:i w:val="0"/>
+                <w:iCs w:val="0"/>
+                <w:strike w:val="0"/>
+                <w:dstrike w:val="0"/>
+                <w:color w:val="000000" w:themeColor="text1" w:themeTint="FF" w:themeShade="FF"/>
+                <w:sz w:val="16"/>
+                <w:szCs w:val="16"/>
+                <w:u w:val="none"/>
+              </w:rPr>
+              <w:t>0.119</w:t>
+            </w:r>
+          </w:p>
+        </w:tc>
+        <w:tc>
+          <w:tcPr>
+            <w:tcW w:w="1154" w:type="dxa"/>
+            <w:tcMar/>
+            <w:vAlign w:val="center"/>
+          </w:tcPr>
+          <w:p>
+            <w:pPr>
+              <w:spacing w:before="0" w:beforeAutospacing="off" w:after="0" w:afterAutospacing="off"/>
+              <w:jc w:val="right"/>
+              <w:rPr>
+                <w:rFonts w:ascii="Times New Roman" w:hAnsi="Times New Roman" w:eastAsia="Times New Roman" w:cs="Times New Roman"/>
+                <w:b w:val="0"/>
+                <w:bCs w:val="0"/>
+                <w:i w:val="0"/>
+                <w:iCs w:val="0"/>
+                <w:strike w:val="0"/>
+                <w:dstrike w:val="0"/>
+                <w:color w:val="000000" w:themeColor="text1" w:themeTint="FF" w:themeShade="FF"/>
+                <w:sz w:val="16"/>
+                <w:szCs w:val="16"/>
+                <w:u w:val="none"/>
+              </w:rPr>
+            </w:pPr>
+            <w:r>
+              <w:rPr>
+                <w:rFonts w:ascii="Times New Roman" w:hAnsi="Times New Roman" w:eastAsia="Times New Roman" w:cs="Times New Roman"/>
+                <w:b w:val="0"/>
+                <w:bCs w:val="0"/>
+                <w:i w:val="0"/>
+                <w:iCs w:val="0"/>
+                <w:strike w:val="0"/>
+                <w:dstrike w:val="0"/>
+                <w:color w:val="000000" w:themeColor="text1" w:themeTint="FF" w:themeShade="FF"/>
+                <w:sz w:val="16"/>
+                <w:szCs w:val="16"/>
+                <w:u w:val="none"/>
+              </w:rPr>
+              <w:t>0.177</w:t>
+            </w:r>
+          </w:p>
+        </w:tc>
+        <w:tc>
+          <w:tcPr>
+            <w:tcW w:w="721" w:type="dxa"/>
+            <w:tcMar/>
+            <w:vAlign w:val="center"/>
+          </w:tcPr>
+          <w:p>
+            <w:pPr>
+              <w:spacing w:before="0" w:beforeAutospacing="off" w:after="0" w:afterAutospacing="off"/>
+              <w:jc w:val="right"/>
+              <w:rPr>
+                <w:rFonts w:ascii="Times New Roman" w:hAnsi="Times New Roman" w:eastAsia="Times New Roman" w:cs="Times New Roman"/>
+                <w:b w:val="0"/>
+                <w:bCs w:val="0"/>
+                <w:i w:val="0"/>
+                <w:iCs w:val="0"/>
+                <w:strike w:val="0"/>
+                <w:dstrike w:val="0"/>
+                <w:color w:val="000000" w:themeColor="text1" w:themeTint="FF" w:themeShade="FF"/>
+                <w:sz w:val="16"/>
+                <w:szCs w:val="16"/>
+                <w:u w:val="none"/>
+              </w:rPr>
+            </w:pPr>
+            <w:r>
+              <w:rPr>
+                <w:rFonts w:ascii="Times New Roman" w:hAnsi="Times New Roman" w:eastAsia="Times New Roman" w:cs="Times New Roman"/>
+                <w:b w:val="0"/>
+                <w:bCs w:val="0"/>
+                <w:i w:val="0"/>
+                <w:iCs w:val="0"/>
+                <w:strike w:val="0"/>
+                <w:dstrike w:val="0"/>
+                <w:color w:val="000000" w:themeColor="text1" w:themeTint="FF" w:themeShade="FF"/>
+                <w:sz w:val="16"/>
+                <w:szCs w:val="16"/>
+                <w:u w:val="none"/>
+              </w:rPr>
+              <w:t>0.289</w:t>
+            </w:r>
+          </w:p>
+        </w:tc>
+      </w:tr>
+      <w:tr>
+        <w:trPr>
+          <w:trHeight w:val="300"/>
+        </w:trPr>
+        <w:tc>
+          <w:tcPr>
+            <w:tcW w:w="1153" w:type="dxa"/>
+            <w:tcMar/>
+            <w:vAlign w:val="center"/>
+          </w:tcPr>
+          <w:p>
+            <w:pPr>
+              <w:spacing w:before="0" w:beforeAutospacing="off" w:after="0" w:afterAutospacing="off"/>
+              <w:rPr>
+                <w:rFonts w:ascii="Times New Roman" w:hAnsi="Times New Roman" w:eastAsia="Times New Roman" w:cs="Times New Roman"/>
+                <w:b w:val="0"/>
+                <w:bCs w:val="0"/>
+                <w:i w:val="0"/>
+                <w:iCs w:val="0"/>
+                <w:strike w:val="0"/>
+                <w:dstrike w:val="0"/>
+                <w:color w:val="000000" w:themeColor="text1" w:themeTint="FF" w:themeShade="FF"/>
+                <w:sz w:val="16"/>
+                <w:szCs w:val="16"/>
+                <w:u w:val="none"/>
+              </w:rPr>
+            </w:pPr>
+            <w:r>
+              <w:rPr>
+                <w:rFonts w:ascii="Times New Roman" w:hAnsi="Times New Roman" w:eastAsia="Times New Roman" w:cs="Times New Roman"/>
+                <w:b w:val="0"/>
+                <w:bCs w:val="0"/>
+                <w:i w:val="0"/>
+                <w:iCs w:val="0"/>
+                <w:strike w:val="0"/>
+                <w:dstrike w:val="0"/>
+                <w:color w:val="000000" w:themeColor="text1" w:themeTint="FF" w:themeShade="FF"/>
+                <w:sz w:val="16"/>
+                <w:szCs w:val="16"/>
+                <w:u w:val="none"/>
+              </w:rPr>
+              <w:t>Alan Turing</w:t>
+            </w:r>
+          </w:p>
+        </w:tc>
+        <w:tc>
+          <w:tcPr>
+            <w:tcW w:w="1003" w:type="dxa"/>
+            <w:tcMar/>
+            <w:vAlign w:val="center"/>
+          </w:tcPr>
+          <w:p>
+            <w:pPr>
+              <w:spacing w:before="0" w:beforeAutospacing="off" w:after="0" w:afterAutospacing="off"/>
+              <w:jc w:val="right"/>
+              <w:rPr>
+                <w:rFonts w:ascii="Times New Roman" w:hAnsi="Times New Roman" w:eastAsia="Times New Roman" w:cs="Times New Roman"/>
+                <w:b w:val="0"/>
+                <w:bCs w:val="0"/>
+                <w:i w:val="0"/>
+                <w:iCs w:val="0"/>
+                <w:strike w:val="0"/>
+                <w:dstrike w:val="0"/>
+                <w:color w:val="000000" w:themeColor="text1" w:themeTint="FF" w:themeShade="FF"/>
+                <w:sz w:val="16"/>
+                <w:szCs w:val="16"/>
+                <w:u w:val="none"/>
+              </w:rPr>
+            </w:pPr>
+            <w:r>
+              <w:rPr>
+                <w:rFonts w:ascii="Times New Roman" w:hAnsi="Times New Roman" w:eastAsia="Times New Roman" w:cs="Times New Roman"/>
+                <w:b w:val="0"/>
+                <w:bCs w:val="0"/>
+                <w:i w:val="0"/>
+                <w:iCs w:val="0"/>
+                <w:strike w:val="0"/>
+                <w:dstrike w:val="0"/>
+                <w:color w:val="000000" w:themeColor="text1" w:themeTint="FF" w:themeShade="FF"/>
+                <w:sz w:val="16"/>
+                <w:szCs w:val="16"/>
+                <w:u w:val="none"/>
+              </w:rPr>
+              <w:t>0.226</w:t>
+            </w:r>
+          </w:p>
+        </w:tc>
+        <w:tc>
+          <w:tcPr>
+            <w:tcW w:w="960" w:type="dxa"/>
+            <w:tcMar/>
+            <w:vAlign w:val="center"/>
+          </w:tcPr>
+          <w:p>
+            <w:pPr>
+              <w:spacing w:before="0" w:beforeAutospacing="off" w:after="0" w:afterAutospacing="off"/>
+              <w:jc w:val="right"/>
+              <w:rPr>
+                <w:rFonts w:ascii="Times New Roman" w:hAnsi="Times New Roman" w:eastAsia="Times New Roman" w:cs="Times New Roman"/>
+                <w:b w:val="0"/>
+                <w:bCs w:val="0"/>
+                <w:i w:val="0"/>
+                <w:iCs w:val="0"/>
+                <w:strike w:val="0"/>
+                <w:dstrike w:val="0"/>
+                <w:color w:val="000000" w:themeColor="text1" w:themeTint="FF" w:themeShade="FF"/>
+                <w:sz w:val="16"/>
+                <w:szCs w:val="16"/>
+                <w:u w:val="none"/>
+              </w:rPr>
+            </w:pPr>
+            <w:r>
+              <w:rPr>
+                <w:rFonts w:ascii="Times New Roman" w:hAnsi="Times New Roman" w:eastAsia="Times New Roman" w:cs="Times New Roman"/>
+                <w:b w:val="0"/>
+                <w:bCs w:val="0"/>
+                <w:i w:val="0"/>
+                <w:iCs w:val="0"/>
+                <w:strike w:val="0"/>
+                <w:dstrike w:val="0"/>
+                <w:color w:val="000000" w:themeColor="text1" w:themeTint="FF" w:themeShade="FF"/>
+                <w:sz w:val="16"/>
+                <w:szCs w:val="16"/>
+                <w:u w:val="none"/>
+              </w:rPr>
+              <w:t>0.105</w:t>
+            </w:r>
+          </w:p>
+        </w:tc>
+        <w:tc>
+          <w:tcPr>
+            <w:tcW w:w="1154" w:type="dxa"/>
+            <w:tcMar/>
+            <w:vAlign w:val="center"/>
+          </w:tcPr>
+          <w:p>
+            <w:pPr>
+              <w:spacing w:before="0" w:beforeAutospacing="off" w:after="0" w:afterAutospacing="off"/>
+              <w:jc w:val="right"/>
+              <w:rPr>
+                <w:rFonts w:ascii="Times New Roman" w:hAnsi="Times New Roman" w:eastAsia="Times New Roman" w:cs="Times New Roman"/>
+                <w:b w:val="0"/>
+                <w:bCs w:val="0"/>
+                <w:i w:val="0"/>
+                <w:iCs w:val="0"/>
+                <w:strike w:val="0"/>
+                <w:dstrike w:val="0"/>
+                <w:color w:val="000000" w:themeColor="text1" w:themeTint="FF" w:themeShade="FF"/>
+                <w:sz w:val="16"/>
+                <w:szCs w:val="16"/>
+                <w:u w:val="none"/>
+              </w:rPr>
+            </w:pPr>
+            <w:r>
+              <w:rPr>
+                <w:rFonts w:ascii="Times New Roman" w:hAnsi="Times New Roman" w:eastAsia="Times New Roman" w:cs="Times New Roman"/>
+                <w:b w:val="0"/>
+                <w:bCs w:val="0"/>
+                <w:i w:val="0"/>
+                <w:iCs w:val="0"/>
+                <w:strike w:val="0"/>
+                <w:dstrike w:val="0"/>
+                <w:color w:val="000000" w:themeColor="text1" w:themeTint="FF" w:themeShade="FF"/>
+                <w:sz w:val="16"/>
+                <w:szCs w:val="16"/>
+                <w:u w:val="none"/>
+              </w:rPr>
+              <w:t>0.091</w:t>
+            </w:r>
+          </w:p>
+        </w:tc>
+        <w:tc>
+          <w:tcPr>
+            <w:tcW w:w="721" w:type="dxa"/>
+            <w:tcMar/>
+            <w:vAlign w:val="center"/>
+          </w:tcPr>
+          <w:p>
+            <w:pPr>
+              <w:spacing w:before="0" w:beforeAutospacing="off" w:after="0" w:afterAutospacing="off"/>
+              <w:jc w:val="right"/>
+              <w:rPr>
+                <w:rFonts w:ascii="Times New Roman" w:hAnsi="Times New Roman" w:eastAsia="Times New Roman" w:cs="Times New Roman"/>
+                <w:b w:val="0"/>
+                <w:bCs w:val="0"/>
+                <w:i w:val="0"/>
+                <w:iCs w:val="0"/>
+                <w:strike w:val="0"/>
+                <w:dstrike w:val="0"/>
+                <w:color w:val="000000" w:themeColor="text1" w:themeTint="FF" w:themeShade="FF"/>
+                <w:sz w:val="16"/>
+                <w:szCs w:val="16"/>
+                <w:u w:val="none"/>
+              </w:rPr>
+            </w:pPr>
+            <w:r>
+              <w:rPr>
+                <w:rFonts w:ascii="Times New Roman" w:hAnsi="Times New Roman" w:eastAsia="Times New Roman" w:cs="Times New Roman"/>
+                <w:b w:val="0"/>
+                <w:bCs w:val="0"/>
+                <w:i w:val="0"/>
+                <w:iCs w:val="0"/>
+                <w:strike w:val="0"/>
+                <w:dstrike w:val="0"/>
+                <w:color w:val="000000" w:themeColor="text1" w:themeTint="FF" w:themeShade="FF"/>
+                <w:sz w:val="16"/>
+                <w:szCs w:val="16"/>
+                <w:u w:val="none"/>
+              </w:rPr>
+              <w:t>0.106</w:t>
+            </w:r>
+          </w:p>
+        </w:tc>
+      </w:tr>
+      <w:tr>
+        <w:trPr>
+          <w:trHeight w:val="300"/>
+        </w:trPr>
+        <w:tc>
+          <w:tcPr>
+            <w:tcW w:w="1153" w:type="dxa"/>
+            <w:tcMar/>
+            <w:vAlign w:val="center"/>
+          </w:tcPr>
+          <w:p>
+            <w:pPr>
+              <w:spacing w:before="0" w:beforeAutospacing="off" w:after="0" w:afterAutospacing="off"/>
+              <w:rPr>
+                <w:rFonts w:ascii="Times New Roman" w:hAnsi="Times New Roman" w:eastAsia="Times New Roman" w:cs="Times New Roman"/>
+                <w:b w:val="0"/>
+                <w:bCs w:val="0"/>
+                <w:i w:val="0"/>
+                <w:iCs w:val="0"/>
+                <w:strike w:val="0"/>
+                <w:dstrike w:val="0"/>
+                <w:color w:val="000000" w:themeColor="text1" w:themeTint="FF" w:themeShade="FF"/>
+                <w:sz w:val="16"/>
+                <w:szCs w:val="16"/>
+                <w:u w:val="none"/>
+              </w:rPr>
+            </w:pPr>
+            <w:r>
+              <w:rPr>
+                <w:rFonts w:ascii="Times New Roman" w:hAnsi="Times New Roman" w:eastAsia="Times New Roman" w:cs="Times New Roman"/>
+                <w:b w:val="0"/>
+                <w:bCs w:val="0"/>
+                <w:i w:val="0"/>
+                <w:iCs w:val="0"/>
+                <w:strike w:val="0"/>
+                <w:dstrike w:val="0"/>
+                <w:color w:val="000000" w:themeColor="text1" w:themeTint="FF" w:themeShade="FF"/>
+                <w:sz w:val="16"/>
+                <w:szCs w:val="16"/>
+                <w:u w:val="none"/>
+              </w:rPr>
+              <w:t>Nikola Tesla</w:t>
+            </w:r>
+          </w:p>
+        </w:tc>
+        <w:tc>
+          <w:tcPr>
+            <w:tcW w:w="1003" w:type="dxa"/>
+            <w:tcMar/>
+            <w:vAlign w:val="center"/>
+          </w:tcPr>
+          <w:p>
+            <w:pPr>
+              <w:spacing w:before="0" w:beforeAutospacing="off" w:after="0" w:afterAutospacing="off"/>
+              <w:jc w:val="right"/>
+              <w:rPr>
+                <w:rFonts w:ascii="Times New Roman" w:hAnsi="Times New Roman" w:eastAsia="Times New Roman" w:cs="Times New Roman"/>
+                <w:b w:val="0"/>
+                <w:bCs w:val="0"/>
+                <w:i w:val="0"/>
+                <w:iCs w:val="0"/>
+                <w:strike w:val="0"/>
+                <w:dstrike w:val="0"/>
+                <w:color w:val="000000" w:themeColor="text1" w:themeTint="FF" w:themeShade="FF"/>
+                <w:sz w:val="16"/>
+                <w:szCs w:val="16"/>
+                <w:u w:val="none"/>
+              </w:rPr>
+            </w:pPr>
+            <w:r>
+              <w:rPr>
+                <w:rFonts w:ascii="Times New Roman" w:hAnsi="Times New Roman" w:eastAsia="Times New Roman" w:cs="Times New Roman"/>
+                <w:b w:val="0"/>
+                <w:bCs w:val="0"/>
+                <w:i w:val="0"/>
+                <w:iCs w:val="0"/>
+                <w:strike w:val="0"/>
+                <w:dstrike w:val="0"/>
+                <w:color w:val="000000" w:themeColor="text1" w:themeTint="FF" w:themeShade="FF"/>
+                <w:sz w:val="16"/>
+                <w:szCs w:val="16"/>
+                <w:u w:val="none"/>
+              </w:rPr>
+              <w:t>0.259</w:t>
+            </w:r>
+          </w:p>
+        </w:tc>
+        <w:tc>
+          <w:tcPr>
+            <w:tcW w:w="960" w:type="dxa"/>
+            <w:tcMar/>
+            <w:vAlign w:val="center"/>
+          </w:tcPr>
+          <w:p>
+            <w:pPr>
+              <w:spacing w:before="0" w:beforeAutospacing="off" w:after="0" w:afterAutospacing="off"/>
+              <w:jc w:val="right"/>
+              <w:rPr>
+                <w:rFonts w:ascii="Times New Roman" w:hAnsi="Times New Roman" w:eastAsia="Times New Roman" w:cs="Times New Roman"/>
+                <w:b w:val="0"/>
+                <w:bCs w:val="0"/>
+                <w:i w:val="0"/>
+                <w:iCs w:val="0"/>
+                <w:strike w:val="0"/>
+                <w:dstrike w:val="0"/>
+                <w:color w:val="000000" w:themeColor="text1" w:themeTint="FF" w:themeShade="FF"/>
+                <w:sz w:val="16"/>
+                <w:szCs w:val="16"/>
+                <w:u w:val="none"/>
+              </w:rPr>
+            </w:pPr>
+            <w:r>
+              <w:rPr>
+                <w:rFonts w:ascii="Times New Roman" w:hAnsi="Times New Roman" w:eastAsia="Times New Roman" w:cs="Times New Roman"/>
+                <w:b w:val="0"/>
+                <w:bCs w:val="0"/>
+                <w:i w:val="0"/>
+                <w:iCs w:val="0"/>
+                <w:strike w:val="0"/>
+                <w:dstrike w:val="0"/>
+                <w:color w:val="000000" w:themeColor="text1" w:themeTint="FF" w:themeShade="FF"/>
+                <w:sz w:val="16"/>
+                <w:szCs w:val="16"/>
+                <w:u w:val="none"/>
+              </w:rPr>
+              <w:t>0.094</w:t>
+            </w:r>
+          </w:p>
+        </w:tc>
+        <w:tc>
+          <w:tcPr>
+            <w:tcW w:w="1154" w:type="dxa"/>
+            <w:tcMar/>
+            <w:vAlign w:val="center"/>
+          </w:tcPr>
+          <w:p>
+            <w:pPr>
+              <w:spacing w:before="0" w:beforeAutospacing="off" w:after="0" w:afterAutospacing="off"/>
+              <w:jc w:val="right"/>
+              <w:rPr>
+                <w:rFonts w:ascii="Times New Roman" w:hAnsi="Times New Roman" w:eastAsia="Times New Roman" w:cs="Times New Roman"/>
+                <w:b w:val="0"/>
+                <w:bCs w:val="0"/>
+                <w:i w:val="0"/>
+                <w:iCs w:val="0"/>
+                <w:strike w:val="0"/>
+                <w:dstrike w:val="0"/>
+                <w:color w:val="000000" w:themeColor="text1" w:themeTint="FF" w:themeShade="FF"/>
+                <w:sz w:val="16"/>
+                <w:szCs w:val="16"/>
+                <w:u w:val="none"/>
+              </w:rPr>
+            </w:pPr>
+            <w:r>
+              <w:rPr>
+                <w:rFonts w:ascii="Times New Roman" w:hAnsi="Times New Roman" w:eastAsia="Times New Roman" w:cs="Times New Roman"/>
+                <w:b w:val="0"/>
+                <w:bCs w:val="0"/>
+                <w:i w:val="0"/>
+                <w:iCs w:val="0"/>
+                <w:strike w:val="0"/>
+                <w:dstrike w:val="0"/>
+                <w:color w:val="000000" w:themeColor="text1" w:themeTint="FF" w:themeShade="FF"/>
+                <w:sz w:val="16"/>
+                <w:szCs w:val="16"/>
+                <w:u w:val="none"/>
+              </w:rPr>
+              <w:t>0.139</w:t>
+            </w:r>
+          </w:p>
+        </w:tc>
+        <w:tc>
+          <w:tcPr>
+            <w:tcW w:w="721" w:type="dxa"/>
+            <w:tcMar/>
+            <w:vAlign w:val="center"/>
+          </w:tcPr>
+          <w:p>
+            <w:pPr>
+              <w:spacing w:before="0" w:beforeAutospacing="off" w:after="0" w:afterAutospacing="off"/>
+              <w:jc w:val="right"/>
+              <w:rPr>
+                <w:rFonts w:ascii="Times New Roman" w:hAnsi="Times New Roman" w:eastAsia="Times New Roman" w:cs="Times New Roman"/>
+                <w:b w:val="0"/>
+                <w:bCs w:val="0"/>
+                <w:i w:val="0"/>
+                <w:iCs w:val="0"/>
+                <w:strike w:val="0"/>
+                <w:dstrike w:val="0"/>
+                <w:color w:val="000000" w:themeColor="text1" w:themeTint="FF" w:themeShade="FF"/>
+                <w:sz w:val="16"/>
+                <w:szCs w:val="16"/>
+                <w:u w:val="none"/>
+              </w:rPr>
+            </w:pPr>
+            <w:r>
+              <w:rPr>
+                <w:rFonts w:ascii="Times New Roman" w:hAnsi="Times New Roman" w:eastAsia="Times New Roman" w:cs="Times New Roman"/>
+                <w:b w:val="0"/>
+                <w:bCs w:val="0"/>
+                <w:i w:val="0"/>
+                <w:iCs w:val="0"/>
+                <w:strike w:val="0"/>
+                <w:dstrike w:val="0"/>
+                <w:color w:val="000000" w:themeColor="text1" w:themeTint="FF" w:themeShade="FF"/>
+                <w:sz w:val="16"/>
+                <w:szCs w:val="16"/>
+                <w:u w:val="none"/>
+              </w:rPr>
+              <w:t>0.126</w:t>
+            </w:r>
+          </w:p>
+        </w:tc>
+      </w:tr>
+      <w:tr>
+        <w:trPr>
+          <w:trHeight w:val="300"/>
+        </w:trPr>
+        <w:tc>
+          <w:tcPr>
+            <w:tcW w:w="1153" w:type="dxa"/>
+            <w:tcMar/>
+            <w:vAlign w:val="center"/>
+          </w:tcPr>
+          <w:p>
+            <w:pPr>
+              <w:spacing w:before="0" w:beforeAutospacing="off" w:after="0" w:afterAutospacing="off"/>
+              <w:rPr>
+                <w:rFonts w:ascii="Times New Roman" w:hAnsi="Times New Roman" w:eastAsia="Times New Roman" w:cs="Times New Roman"/>
+                <w:b w:val="0"/>
+                <w:bCs w:val="0"/>
+                <w:i w:val="0"/>
+                <w:iCs w:val="0"/>
+                <w:strike w:val="0"/>
+                <w:dstrike w:val="0"/>
+                <w:color w:val="000000" w:themeColor="text1" w:themeTint="FF" w:themeShade="FF"/>
+                <w:sz w:val="16"/>
+                <w:szCs w:val="16"/>
+                <w:u w:val="none"/>
+              </w:rPr>
+            </w:pPr>
+            <w:r>
+              <w:rPr>
+                <w:rFonts w:ascii="Times New Roman" w:hAnsi="Times New Roman" w:eastAsia="Times New Roman" w:cs="Times New Roman"/>
+                <w:b w:val="0"/>
+                <w:bCs w:val="0"/>
+                <w:i w:val="0"/>
+                <w:iCs w:val="0"/>
+                <w:strike w:val="0"/>
+                <w:dstrike w:val="0"/>
+                <w:color w:val="000000" w:themeColor="text1" w:themeTint="FF" w:themeShade="FF"/>
+                <w:sz w:val="16"/>
+                <w:szCs w:val="16"/>
+                <w:u w:val="none"/>
+              </w:rPr>
+              <w:t>Jeff Bezos</w:t>
+            </w:r>
+          </w:p>
+        </w:tc>
+        <w:tc>
+          <w:tcPr>
+            <w:tcW w:w="1003" w:type="dxa"/>
+            <w:tcMar/>
+            <w:vAlign w:val="center"/>
+          </w:tcPr>
+          <w:p>
+            <w:pPr>
+              <w:spacing w:before="0" w:beforeAutospacing="off" w:after="0" w:afterAutospacing="off"/>
+              <w:jc w:val="right"/>
+              <w:rPr>
+                <w:rFonts w:ascii="Times New Roman" w:hAnsi="Times New Roman" w:eastAsia="Times New Roman" w:cs="Times New Roman"/>
+                <w:b w:val="0"/>
+                <w:bCs w:val="0"/>
+                <w:i w:val="0"/>
+                <w:iCs w:val="0"/>
+                <w:strike w:val="0"/>
+                <w:dstrike w:val="0"/>
+                <w:color w:val="000000" w:themeColor="text1" w:themeTint="FF" w:themeShade="FF"/>
+                <w:sz w:val="16"/>
+                <w:szCs w:val="16"/>
+                <w:u w:val="none"/>
+              </w:rPr>
+            </w:pPr>
+            <w:r>
+              <w:rPr>
+                <w:rFonts w:ascii="Times New Roman" w:hAnsi="Times New Roman" w:eastAsia="Times New Roman" w:cs="Times New Roman"/>
+                <w:b w:val="0"/>
+                <w:bCs w:val="0"/>
+                <w:i w:val="0"/>
+                <w:iCs w:val="0"/>
+                <w:strike w:val="0"/>
+                <w:dstrike w:val="0"/>
+                <w:color w:val="000000" w:themeColor="text1" w:themeTint="FF" w:themeShade="FF"/>
+                <w:sz w:val="16"/>
+                <w:szCs w:val="16"/>
+                <w:u w:val="none"/>
+              </w:rPr>
+              <w:t>0.18</w:t>
+            </w:r>
+          </w:p>
+        </w:tc>
+        <w:tc>
+          <w:tcPr>
+            <w:tcW w:w="960" w:type="dxa"/>
+            <w:tcMar/>
+            <w:vAlign w:val="center"/>
+          </w:tcPr>
+          <w:p>
+            <w:pPr>
+              <w:spacing w:before="0" w:beforeAutospacing="off" w:after="0" w:afterAutospacing="off"/>
+              <w:jc w:val="right"/>
+              <w:rPr>
+                <w:rFonts w:ascii="Times New Roman" w:hAnsi="Times New Roman" w:eastAsia="Times New Roman" w:cs="Times New Roman"/>
+                <w:b w:val="0"/>
+                <w:bCs w:val="0"/>
+                <w:i w:val="0"/>
+                <w:iCs w:val="0"/>
+                <w:strike w:val="0"/>
+                <w:dstrike w:val="0"/>
+                <w:color w:val="000000" w:themeColor="text1" w:themeTint="FF" w:themeShade="FF"/>
+                <w:sz w:val="16"/>
+                <w:szCs w:val="16"/>
+                <w:u w:val="none"/>
+              </w:rPr>
+            </w:pPr>
+            <w:r>
+              <w:rPr>
+                <w:rFonts w:ascii="Times New Roman" w:hAnsi="Times New Roman" w:eastAsia="Times New Roman" w:cs="Times New Roman"/>
+                <w:b w:val="0"/>
+                <w:bCs w:val="0"/>
+                <w:i w:val="0"/>
+                <w:iCs w:val="0"/>
+                <w:strike w:val="0"/>
+                <w:dstrike w:val="0"/>
+                <w:color w:val="000000" w:themeColor="text1" w:themeTint="FF" w:themeShade="FF"/>
+                <w:sz w:val="16"/>
+                <w:szCs w:val="16"/>
+                <w:u w:val="none"/>
+              </w:rPr>
+              <w:t>0.208</w:t>
+            </w:r>
+          </w:p>
+        </w:tc>
+        <w:tc>
+          <w:tcPr>
+            <w:tcW w:w="1154" w:type="dxa"/>
+            <w:tcMar/>
+            <w:vAlign w:val="center"/>
+          </w:tcPr>
+          <w:p>
+            <w:pPr>
+              <w:spacing w:before="0" w:beforeAutospacing="off" w:after="0" w:afterAutospacing="off"/>
+              <w:jc w:val="right"/>
+              <w:rPr>
+                <w:rFonts w:ascii="Times New Roman" w:hAnsi="Times New Roman" w:eastAsia="Times New Roman" w:cs="Times New Roman"/>
+                <w:b w:val="0"/>
+                <w:bCs w:val="0"/>
+                <w:i w:val="0"/>
+                <w:iCs w:val="0"/>
+                <w:strike w:val="0"/>
+                <w:dstrike w:val="0"/>
+                <w:color w:val="000000" w:themeColor="text1" w:themeTint="FF" w:themeShade="FF"/>
+                <w:sz w:val="16"/>
+                <w:szCs w:val="16"/>
+                <w:u w:val="none"/>
+              </w:rPr>
+            </w:pPr>
+            <w:r>
+              <w:rPr>
+                <w:rFonts w:ascii="Times New Roman" w:hAnsi="Times New Roman" w:eastAsia="Times New Roman" w:cs="Times New Roman"/>
+                <w:b w:val="0"/>
+                <w:bCs w:val="0"/>
+                <w:i w:val="0"/>
+                <w:iCs w:val="0"/>
+                <w:strike w:val="0"/>
+                <w:dstrike w:val="0"/>
+                <w:color w:val="000000" w:themeColor="text1" w:themeTint="FF" w:themeShade="FF"/>
+                <w:sz w:val="16"/>
+                <w:szCs w:val="16"/>
+                <w:u w:val="none"/>
+              </w:rPr>
+              <w:t>0.153</w:t>
+            </w:r>
+          </w:p>
+        </w:tc>
+        <w:tc>
+          <w:tcPr>
+            <w:tcW w:w="721" w:type="dxa"/>
+            <w:tcMar/>
+            <w:vAlign w:val="center"/>
+          </w:tcPr>
+          <w:p>
+            <w:pPr>
+              <w:spacing w:before="0" w:beforeAutospacing="off" w:after="0" w:afterAutospacing="off"/>
+              <w:jc w:val="right"/>
+              <w:rPr>
+                <w:rFonts w:ascii="Times New Roman" w:hAnsi="Times New Roman" w:eastAsia="Times New Roman" w:cs="Times New Roman"/>
+                <w:b w:val="0"/>
+                <w:bCs w:val="0"/>
+                <w:i w:val="0"/>
+                <w:iCs w:val="0"/>
+                <w:strike w:val="0"/>
+                <w:dstrike w:val="0"/>
+                <w:color w:val="000000" w:themeColor="text1" w:themeTint="FF" w:themeShade="FF"/>
+                <w:sz w:val="16"/>
+                <w:szCs w:val="16"/>
+                <w:u w:val="none"/>
+              </w:rPr>
+            </w:pPr>
+            <w:r>
+              <w:rPr>
+                <w:rFonts w:ascii="Times New Roman" w:hAnsi="Times New Roman" w:eastAsia="Times New Roman" w:cs="Times New Roman"/>
+                <w:b w:val="0"/>
+                <w:bCs w:val="0"/>
+                <w:i w:val="0"/>
+                <w:iCs w:val="0"/>
+                <w:strike w:val="0"/>
+                <w:dstrike w:val="0"/>
+                <w:color w:val="000000" w:themeColor="text1" w:themeTint="FF" w:themeShade="FF"/>
+                <w:sz w:val="16"/>
+                <w:szCs w:val="16"/>
+                <w:u w:val="none"/>
+              </w:rPr>
+              <w:t>0.131</w:t>
+            </w:r>
+          </w:p>
+        </w:tc>
+      </w:tr>
+      <w:tr>
+        <w:trPr>
+          <w:trHeight w:val="300"/>
+        </w:trPr>
+        <w:tc>
+          <w:tcPr>
+            <w:tcW w:w="1153" w:type="dxa"/>
+            <w:tcMar/>
+            <w:vAlign w:val="center"/>
+          </w:tcPr>
+          <w:p>
+            <w:pPr>
+              <w:spacing w:before="0" w:beforeAutospacing="off" w:after="0" w:afterAutospacing="off"/>
+              <w:rPr>
+                <w:rFonts w:ascii="Times New Roman" w:hAnsi="Times New Roman" w:eastAsia="Times New Roman" w:cs="Times New Roman"/>
+                <w:b w:val="0"/>
+                <w:bCs w:val="0"/>
+                <w:i w:val="0"/>
+                <w:iCs w:val="0"/>
+                <w:strike w:val="0"/>
+                <w:dstrike w:val="0"/>
+                <w:color w:val="000000" w:themeColor="text1" w:themeTint="FF" w:themeShade="FF"/>
+                <w:sz w:val="16"/>
+                <w:szCs w:val="16"/>
+                <w:u w:val="none"/>
+              </w:rPr>
+            </w:pPr>
+            <w:r>
+              <w:rPr>
+                <w:rFonts w:ascii="Times New Roman" w:hAnsi="Times New Roman" w:eastAsia="Times New Roman" w:cs="Times New Roman"/>
+                <w:b w:val="0"/>
+                <w:bCs w:val="0"/>
+                <w:i w:val="0"/>
+                <w:iCs w:val="0"/>
+                <w:strike w:val="0"/>
+                <w:dstrike w:val="0"/>
+                <w:color w:val="000000" w:themeColor="text1" w:themeTint="FF" w:themeShade="FF"/>
+                <w:sz w:val="16"/>
+                <w:szCs w:val="16"/>
+                <w:u w:val="none"/>
+              </w:rPr>
+              <w:t>Michael Phelps</w:t>
+            </w:r>
+          </w:p>
+        </w:tc>
+        <w:tc>
+          <w:tcPr>
+            <w:tcW w:w="1003" w:type="dxa"/>
+            <w:tcMar/>
+            <w:vAlign w:val="center"/>
+          </w:tcPr>
+          <w:p>
+            <w:pPr>
+              <w:spacing w:before="0" w:beforeAutospacing="off" w:after="0" w:afterAutospacing="off"/>
+              <w:jc w:val="right"/>
+              <w:rPr>
+                <w:rFonts w:ascii="Times New Roman" w:hAnsi="Times New Roman" w:eastAsia="Times New Roman" w:cs="Times New Roman"/>
+                <w:b w:val="0"/>
+                <w:bCs w:val="0"/>
+                <w:i w:val="0"/>
+                <w:iCs w:val="0"/>
+                <w:strike w:val="0"/>
+                <w:dstrike w:val="0"/>
+                <w:color w:val="000000" w:themeColor="text1" w:themeTint="FF" w:themeShade="FF"/>
+                <w:sz w:val="16"/>
+                <w:szCs w:val="16"/>
+                <w:u w:val="none"/>
+              </w:rPr>
+            </w:pPr>
+            <w:r>
+              <w:rPr>
+                <w:rFonts w:ascii="Times New Roman" w:hAnsi="Times New Roman" w:eastAsia="Times New Roman" w:cs="Times New Roman"/>
+                <w:b w:val="0"/>
+                <w:bCs w:val="0"/>
+                <w:i w:val="0"/>
+                <w:iCs w:val="0"/>
+                <w:strike w:val="0"/>
+                <w:dstrike w:val="0"/>
+                <w:color w:val="000000" w:themeColor="text1" w:themeTint="FF" w:themeShade="FF"/>
+                <w:sz w:val="16"/>
+                <w:szCs w:val="16"/>
+                <w:u w:val="none"/>
+              </w:rPr>
+              <w:t>0.105</w:t>
+            </w:r>
+          </w:p>
+        </w:tc>
+        <w:tc>
+          <w:tcPr>
+            <w:tcW w:w="960" w:type="dxa"/>
+            <w:tcMar/>
+            <w:vAlign w:val="center"/>
+          </w:tcPr>
+          <w:p>
+            <w:pPr>
+              <w:spacing w:before="0" w:beforeAutospacing="off" w:after="0" w:afterAutospacing="off"/>
+              <w:jc w:val="right"/>
+              <w:rPr>
+                <w:rFonts w:ascii="Times New Roman" w:hAnsi="Times New Roman" w:eastAsia="Times New Roman" w:cs="Times New Roman"/>
+                <w:b w:val="0"/>
+                <w:bCs w:val="0"/>
+                <w:i w:val="0"/>
+                <w:iCs w:val="0"/>
+                <w:strike w:val="0"/>
+                <w:dstrike w:val="0"/>
+                <w:color w:val="000000" w:themeColor="text1" w:themeTint="FF" w:themeShade="FF"/>
+                <w:sz w:val="16"/>
+                <w:szCs w:val="16"/>
+                <w:u w:val="none"/>
+              </w:rPr>
+            </w:pPr>
+            <w:r>
+              <w:rPr>
+                <w:rFonts w:ascii="Times New Roman" w:hAnsi="Times New Roman" w:eastAsia="Times New Roman" w:cs="Times New Roman"/>
+                <w:b w:val="0"/>
+                <w:bCs w:val="0"/>
+                <w:i w:val="0"/>
+                <w:iCs w:val="0"/>
+                <w:strike w:val="0"/>
+                <w:dstrike w:val="0"/>
+                <w:color w:val="000000" w:themeColor="text1" w:themeTint="FF" w:themeShade="FF"/>
+                <w:sz w:val="16"/>
+                <w:szCs w:val="16"/>
+                <w:u w:val="none"/>
+              </w:rPr>
+              <w:t>0.151</w:t>
+            </w:r>
+          </w:p>
+        </w:tc>
+        <w:tc>
+          <w:tcPr>
+            <w:tcW w:w="1154" w:type="dxa"/>
+            <w:tcMar/>
+            <w:vAlign w:val="center"/>
+          </w:tcPr>
+          <w:p>
+            <w:pPr>
+              <w:spacing w:before="0" w:beforeAutospacing="off" w:after="0" w:afterAutospacing="off"/>
+              <w:jc w:val="right"/>
+              <w:rPr>
+                <w:rFonts w:ascii="Times New Roman" w:hAnsi="Times New Roman" w:eastAsia="Times New Roman" w:cs="Times New Roman"/>
+                <w:b w:val="0"/>
+                <w:bCs w:val="0"/>
+                <w:i w:val="0"/>
+                <w:iCs w:val="0"/>
+                <w:strike w:val="0"/>
+                <w:dstrike w:val="0"/>
+                <w:color w:val="000000" w:themeColor="text1" w:themeTint="FF" w:themeShade="FF"/>
+                <w:sz w:val="16"/>
+                <w:szCs w:val="16"/>
+                <w:u w:val="none"/>
+              </w:rPr>
+            </w:pPr>
+            <w:r>
+              <w:rPr>
+                <w:rFonts w:ascii="Times New Roman" w:hAnsi="Times New Roman" w:eastAsia="Times New Roman" w:cs="Times New Roman"/>
+                <w:b w:val="0"/>
+                <w:bCs w:val="0"/>
+                <w:i w:val="0"/>
+                <w:iCs w:val="0"/>
+                <w:strike w:val="0"/>
+                <w:dstrike w:val="0"/>
+                <w:color w:val="000000" w:themeColor="text1" w:themeTint="FF" w:themeShade="FF"/>
+                <w:sz w:val="16"/>
+                <w:szCs w:val="16"/>
+                <w:u w:val="none"/>
+              </w:rPr>
+              <w:t>0.127</w:t>
+            </w:r>
+          </w:p>
+        </w:tc>
+        <w:tc>
+          <w:tcPr>
+            <w:tcW w:w="721" w:type="dxa"/>
+            <w:tcMar/>
+            <w:vAlign w:val="center"/>
+          </w:tcPr>
+          <w:p>
+            <w:pPr>
+              <w:spacing w:before="0" w:beforeAutospacing="off" w:after="0" w:afterAutospacing="off"/>
+              <w:jc w:val="right"/>
+              <w:rPr>
+                <w:rFonts w:ascii="Times New Roman" w:hAnsi="Times New Roman" w:eastAsia="Times New Roman" w:cs="Times New Roman"/>
+                <w:b w:val="0"/>
+                <w:bCs w:val="0"/>
+                <w:i w:val="0"/>
+                <w:iCs w:val="0"/>
+                <w:strike w:val="0"/>
+                <w:dstrike w:val="0"/>
+                <w:color w:val="000000" w:themeColor="text1" w:themeTint="FF" w:themeShade="FF"/>
+                <w:sz w:val="16"/>
+                <w:szCs w:val="16"/>
+                <w:u w:val="none"/>
+              </w:rPr>
+            </w:pPr>
+            <w:r>
+              <w:rPr>
+                <w:rFonts w:ascii="Times New Roman" w:hAnsi="Times New Roman" w:eastAsia="Times New Roman" w:cs="Times New Roman"/>
+                <w:b w:val="0"/>
+                <w:bCs w:val="0"/>
+                <w:i w:val="0"/>
+                <w:iCs w:val="0"/>
+                <w:strike w:val="0"/>
+                <w:dstrike w:val="0"/>
+                <w:color w:val="000000" w:themeColor="text1" w:themeTint="FF" w:themeShade="FF"/>
+                <w:sz w:val="16"/>
+                <w:szCs w:val="16"/>
+                <w:u w:val="none"/>
+              </w:rPr>
+              <w:t>0.282</w:t>
+            </w:r>
+          </w:p>
+        </w:tc>
+      </w:tr>
+      <w:tr>
+        <w:trPr>
+          <w:trHeight w:val="300"/>
+        </w:trPr>
+        <w:tc>
+          <w:tcPr>
+            <w:tcW w:w="1153" w:type="dxa"/>
+            <w:tcMar/>
+            <w:vAlign w:val="center"/>
+          </w:tcPr>
+          <w:p>
+            <w:pPr>
+              <w:spacing w:before="0" w:beforeAutospacing="off" w:after="0" w:afterAutospacing="off"/>
+              <w:rPr>
+                <w:rFonts w:ascii="Times New Roman" w:hAnsi="Times New Roman" w:eastAsia="Times New Roman" w:cs="Times New Roman"/>
+                <w:b w:val="0"/>
+                <w:bCs w:val="0"/>
+                <w:i w:val="0"/>
+                <w:iCs w:val="0"/>
+                <w:strike w:val="0"/>
+                <w:dstrike w:val="0"/>
+                <w:color w:val="000000" w:themeColor="text1" w:themeTint="FF" w:themeShade="FF"/>
+                <w:sz w:val="16"/>
+                <w:szCs w:val="16"/>
+                <w:u w:val="none"/>
+              </w:rPr>
+            </w:pPr>
+            <w:r>
+              <w:rPr>
+                <w:rFonts w:ascii="Times New Roman" w:hAnsi="Times New Roman" w:eastAsia="Times New Roman" w:cs="Times New Roman"/>
+                <w:b w:val="0"/>
+                <w:bCs w:val="0"/>
+                <w:i w:val="0"/>
+                <w:iCs w:val="0"/>
+                <w:strike w:val="0"/>
+                <w:dstrike w:val="0"/>
+                <w:color w:val="000000" w:themeColor="text1" w:themeTint="FF" w:themeShade="FF"/>
+                <w:sz w:val="16"/>
+                <w:szCs w:val="16"/>
+                <w:u w:val="none"/>
+              </w:rPr>
+              <w:t>William Shakespeare</w:t>
+            </w:r>
+          </w:p>
+        </w:tc>
+        <w:tc>
+          <w:tcPr>
+            <w:tcW w:w="1003" w:type="dxa"/>
+            <w:tcMar/>
+            <w:vAlign w:val="center"/>
+          </w:tcPr>
+          <w:p>
+            <w:pPr>
+              <w:spacing w:before="0" w:beforeAutospacing="off" w:after="0" w:afterAutospacing="off"/>
+              <w:jc w:val="right"/>
+              <w:rPr>
+                <w:rFonts w:ascii="Times New Roman" w:hAnsi="Times New Roman" w:eastAsia="Times New Roman" w:cs="Times New Roman"/>
+                <w:b w:val="0"/>
+                <w:bCs w:val="0"/>
+                <w:i w:val="0"/>
+                <w:iCs w:val="0"/>
+                <w:strike w:val="0"/>
+                <w:dstrike w:val="0"/>
+                <w:color w:val="000000" w:themeColor="text1" w:themeTint="FF" w:themeShade="FF"/>
+                <w:sz w:val="16"/>
+                <w:szCs w:val="16"/>
+                <w:u w:val="none"/>
+              </w:rPr>
+            </w:pPr>
+            <w:r>
+              <w:rPr>
+                <w:rFonts w:ascii="Times New Roman" w:hAnsi="Times New Roman" w:eastAsia="Times New Roman" w:cs="Times New Roman"/>
+                <w:b w:val="0"/>
+                <w:bCs w:val="0"/>
+                <w:i w:val="0"/>
+                <w:iCs w:val="0"/>
+                <w:strike w:val="0"/>
+                <w:dstrike w:val="0"/>
+                <w:color w:val="000000" w:themeColor="text1" w:themeTint="FF" w:themeShade="FF"/>
+                <w:sz w:val="16"/>
+                <w:szCs w:val="16"/>
+                <w:u w:val="none"/>
+              </w:rPr>
+              <w:t>0.14</w:t>
+            </w:r>
+          </w:p>
+        </w:tc>
+        <w:tc>
+          <w:tcPr>
+            <w:tcW w:w="960" w:type="dxa"/>
+            <w:tcMar/>
+            <w:vAlign w:val="center"/>
+          </w:tcPr>
+          <w:p>
+            <w:pPr>
+              <w:spacing w:before="0" w:beforeAutospacing="off" w:after="0" w:afterAutospacing="off"/>
+              <w:jc w:val="right"/>
+              <w:rPr>
+                <w:rFonts w:ascii="Times New Roman" w:hAnsi="Times New Roman" w:eastAsia="Times New Roman" w:cs="Times New Roman"/>
+                <w:b w:val="0"/>
+                <w:bCs w:val="0"/>
+                <w:i w:val="0"/>
+                <w:iCs w:val="0"/>
+                <w:strike w:val="0"/>
+                <w:dstrike w:val="0"/>
+                <w:color w:val="000000" w:themeColor="text1" w:themeTint="FF" w:themeShade="FF"/>
+                <w:sz w:val="16"/>
+                <w:szCs w:val="16"/>
+                <w:u w:val="none"/>
+              </w:rPr>
+            </w:pPr>
+            <w:r>
+              <w:rPr>
+                <w:rFonts w:ascii="Times New Roman" w:hAnsi="Times New Roman" w:eastAsia="Times New Roman" w:cs="Times New Roman"/>
+                <w:b w:val="0"/>
+                <w:bCs w:val="0"/>
+                <w:i w:val="0"/>
+                <w:iCs w:val="0"/>
+                <w:strike w:val="0"/>
+                <w:dstrike w:val="0"/>
+                <w:color w:val="000000" w:themeColor="text1" w:themeTint="FF" w:themeShade="FF"/>
+                <w:sz w:val="16"/>
+                <w:szCs w:val="16"/>
+                <w:u w:val="none"/>
+              </w:rPr>
+              <w:t>0.153</w:t>
+            </w:r>
+          </w:p>
+        </w:tc>
+        <w:tc>
+          <w:tcPr>
+            <w:tcW w:w="1154" w:type="dxa"/>
+            <w:tcMar/>
+            <w:vAlign w:val="center"/>
+          </w:tcPr>
+          <w:p>
+            <w:pPr>
+              <w:spacing w:before="0" w:beforeAutospacing="off" w:after="0" w:afterAutospacing="off"/>
+              <w:jc w:val="right"/>
+              <w:rPr>
+                <w:rFonts w:ascii="Times New Roman" w:hAnsi="Times New Roman" w:eastAsia="Times New Roman" w:cs="Times New Roman"/>
+                <w:b w:val="0"/>
+                <w:bCs w:val="0"/>
+                <w:i w:val="0"/>
+                <w:iCs w:val="0"/>
+                <w:strike w:val="0"/>
+                <w:dstrike w:val="0"/>
+                <w:color w:val="000000" w:themeColor="text1" w:themeTint="FF" w:themeShade="FF"/>
+                <w:sz w:val="16"/>
+                <w:szCs w:val="16"/>
+                <w:u w:val="none"/>
+              </w:rPr>
+            </w:pPr>
+            <w:r>
+              <w:rPr>
+                <w:rFonts w:ascii="Times New Roman" w:hAnsi="Times New Roman" w:eastAsia="Times New Roman" w:cs="Times New Roman"/>
+                <w:b w:val="0"/>
+                <w:bCs w:val="0"/>
+                <w:i w:val="0"/>
+                <w:iCs w:val="0"/>
+                <w:strike w:val="0"/>
+                <w:dstrike w:val="0"/>
+                <w:color w:val="000000" w:themeColor="text1" w:themeTint="FF" w:themeShade="FF"/>
+                <w:sz w:val="16"/>
+                <w:szCs w:val="16"/>
+                <w:u w:val="none"/>
+              </w:rPr>
+              <w:t>0.205</w:t>
+            </w:r>
+          </w:p>
+        </w:tc>
+        <w:tc>
+          <w:tcPr>
+            <w:tcW w:w="721" w:type="dxa"/>
+            <w:tcMar/>
+            <w:vAlign w:val="center"/>
+          </w:tcPr>
+          <w:p>
+            <w:pPr>
+              <w:spacing w:before="0" w:beforeAutospacing="off" w:after="0" w:afterAutospacing="off"/>
+              <w:jc w:val="right"/>
+              <w:rPr>
+                <w:rFonts w:ascii="Times New Roman" w:hAnsi="Times New Roman" w:eastAsia="Times New Roman" w:cs="Times New Roman"/>
+                <w:b w:val="0"/>
+                <w:bCs w:val="0"/>
+                <w:i w:val="0"/>
+                <w:iCs w:val="0"/>
+                <w:strike w:val="0"/>
+                <w:dstrike w:val="0"/>
+                <w:color w:val="000000" w:themeColor="text1" w:themeTint="FF" w:themeShade="FF"/>
+                <w:sz w:val="16"/>
+                <w:szCs w:val="16"/>
+                <w:u w:val="none"/>
+              </w:rPr>
+            </w:pPr>
+            <w:r>
+              <w:rPr>
+                <w:rFonts w:ascii="Times New Roman" w:hAnsi="Times New Roman" w:eastAsia="Times New Roman" w:cs="Times New Roman"/>
+                <w:b w:val="0"/>
+                <w:bCs w:val="0"/>
+                <w:i w:val="0"/>
+                <w:iCs w:val="0"/>
+                <w:strike w:val="0"/>
+                <w:dstrike w:val="0"/>
+                <w:color w:val="000000" w:themeColor="text1" w:themeTint="FF" w:themeShade="FF"/>
+                <w:sz w:val="16"/>
+                <w:szCs w:val="16"/>
+                <w:u w:val="none"/>
+              </w:rPr>
+              <w:t>0.163</w:t>
+            </w:r>
+          </w:p>
+        </w:tc>
+      </w:tr>
+      <w:tr>
+        <w:trPr>
+          <w:trHeight w:val="300"/>
+        </w:trPr>
+        <w:tc>
+          <w:tcPr>
+            <w:tcW w:w="1153" w:type="dxa"/>
+            <w:tcMar/>
+            <w:vAlign w:val="center"/>
+          </w:tcPr>
+          <w:p>
+            <w:pPr>
+              <w:spacing w:before="0" w:beforeAutospacing="off" w:after="0" w:afterAutospacing="off"/>
+              <w:rPr>
+                <w:rFonts w:ascii="Times New Roman" w:hAnsi="Times New Roman" w:eastAsia="Times New Roman" w:cs="Times New Roman"/>
+                <w:b w:val="0"/>
+                <w:bCs w:val="0"/>
+                <w:i w:val="0"/>
+                <w:iCs w:val="0"/>
+                <w:strike w:val="0"/>
+                <w:dstrike w:val="0"/>
+                <w:color w:val="000000" w:themeColor="text1" w:themeTint="FF" w:themeShade="FF"/>
+                <w:sz w:val="16"/>
+                <w:szCs w:val="16"/>
+                <w:u w:val="none"/>
+              </w:rPr>
+            </w:pPr>
+            <w:r>
+              <w:rPr>
+                <w:rFonts w:ascii="Times New Roman" w:hAnsi="Times New Roman" w:eastAsia="Times New Roman" w:cs="Times New Roman"/>
+                <w:b w:val="0"/>
+                <w:bCs w:val="0"/>
+                <w:i w:val="0"/>
+                <w:iCs w:val="0"/>
+                <w:strike w:val="0"/>
+                <w:dstrike w:val="0"/>
+                <w:color w:val="000000" w:themeColor="text1" w:themeTint="FF" w:themeShade="FF"/>
+                <w:sz w:val="16"/>
+                <w:szCs w:val="16"/>
+                <w:u w:val="none"/>
+              </w:rPr>
+              <w:t>Roger Federer</w:t>
+            </w:r>
+          </w:p>
+        </w:tc>
+        <w:tc>
+          <w:tcPr>
+            <w:tcW w:w="1003" w:type="dxa"/>
+            <w:tcMar/>
+            <w:vAlign w:val="center"/>
+          </w:tcPr>
+          <w:p>
+            <w:pPr>
+              <w:spacing w:before="0" w:beforeAutospacing="off" w:after="0" w:afterAutospacing="off"/>
+              <w:jc w:val="right"/>
+              <w:rPr>
+                <w:rFonts w:ascii="Times New Roman" w:hAnsi="Times New Roman" w:eastAsia="Times New Roman" w:cs="Times New Roman"/>
+                <w:b w:val="0"/>
+                <w:bCs w:val="0"/>
+                <w:i w:val="0"/>
+                <w:iCs w:val="0"/>
+                <w:strike w:val="0"/>
+                <w:dstrike w:val="0"/>
+                <w:color w:val="000000" w:themeColor="text1" w:themeTint="FF" w:themeShade="FF"/>
+                <w:sz w:val="16"/>
+                <w:szCs w:val="16"/>
+                <w:u w:val="none"/>
+              </w:rPr>
+            </w:pPr>
+            <w:r>
+              <w:rPr>
+                <w:rFonts w:ascii="Times New Roman" w:hAnsi="Times New Roman" w:eastAsia="Times New Roman" w:cs="Times New Roman"/>
+                <w:b w:val="0"/>
+                <w:bCs w:val="0"/>
+                <w:i w:val="0"/>
+                <w:iCs w:val="0"/>
+                <w:strike w:val="0"/>
+                <w:dstrike w:val="0"/>
+                <w:color w:val="000000" w:themeColor="text1" w:themeTint="FF" w:themeShade="FF"/>
+                <w:sz w:val="16"/>
+                <w:szCs w:val="16"/>
+                <w:u w:val="none"/>
+              </w:rPr>
+              <w:t>0.099</w:t>
+            </w:r>
+          </w:p>
+        </w:tc>
+        <w:tc>
+          <w:tcPr>
+            <w:tcW w:w="960" w:type="dxa"/>
+            <w:tcMar/>
+            <w:vAlign w:val="center"/>
+          </w:tcPr>
+          <w:p>
+            <w:pPr>
+              <w:spacing w:before="0" w:beforeAutospacing="off" w:after="0" w:afterAutospacing="off"/>
+              <w:jc w:val="right"/>
+              <w:rPr>
+                <w:rFonts w:ascii="Times New Roman" w:hAnsi="Times New Roman" w:eastAsia="Times New Roman" w:cs="Times New Roman"/>
+                <w:b w:val="0"/>
+                <w:bCs w:val="0"/>
+                <w:i w:val="0"/>
+                <w:iCs w:val="0"/>
+                <w:strike w:val="0"/>
+                <w:dstrike w:val="0"/>
+                <w:color w:val="000000" w:themeColor="text1" w:themeTint="FF" w:themeShade="FF"/>
+                <w:sz w:val="16"/>
+                <w:szCs w:val="16"/>
+                <w:u w:val="none"/>
+              </w:rPr>
+            </w:pPr>
+            <w:r>
+              <w:rPr>
+                <w:rFonts w:ascii="Times New Roman" w:hAnsi="Times New Roman" w:eastAsia="Times New Roman" w:cs="Times New Roman"/>
+                <w:b w:val="0"/>
+                <w:bCs w:val="0"/>
+                <w:i w:val="0"/>
+                <w:iCs w:val="0"/>
+                <w:strike w:val="0"/>
+                <w:dstrike w:val="0"/>
+                <w:color w:val="000000" w:themeColor="text1" w:themeTint="FF" w:themeShade="FF"/>
+                <w:sz w:val="16"/>
+                <w:szCs w:val="16"/>
+                <w:u w:val="none"/>
+              </w:rPr>
+              <w:t>0.124</w:t>
+            </w:r>
+          </w:p>
+        </w:tc>
+        <w:tc>
+          <w:tcPr>
+            <w:tcW w:w="1154" w:type="dxa"/>
+            <w:tcMar/>
+            <w:vAlign w:val="center"/>
+          </w:tcPr>
+          <w:p>
+            <w:pPr>
+              <w:spacing w:before="0" w:beforeAutospacing="off" w:after="0" w:afterAutospacing="off"/>
+              <w:jc w:val="right"/>
+              <w:rPr>
+                <w:rFonts w:ascii="Times New Roman" w:hAnsi="Times New Roman" w:eastAsia="Times New Roman" w:cs="Times New Roman"/>
+                <w:b w:val="0"/>
+                <w:bCs w:val="0"/>
+                <w:i w:val="0"/>
+                <w:iCs w:val="0"/>
+                <w:strike w:val="0"/>
+                <w:dstrike w:val="0"/>
+                <w:color w:val="000000" w:themeColor="text1" w:themeTint="FF" w:themeShade="FF"/>
+                <w:sz w:val="16"/>
+                <w:szCs w:val="16"/>
+                <w:u w:val="none"/>
+              </w:rPr>
+            </w:pPr>
+            <w:r>
+              <w:rPr>
+                <w:rFonts w:ascii="Times New Roman" w:hAnsi="Times New Roman" w:eastAsia="Times New Roman" w:cs="Times New Roman"/>
+                <w:b w:val="0"/>
+                <w:bCs w:val="0"/>
+                <w:i w:val="0"/>
+                <w:iCs w:val="0"/>
+                <w:strike w:val="0"/>
+                <w:dstrike w:val="0"/>
+                <w:color w:val="000000" w:themeColor="text1" w:themeTint="FF" w:themeShade="FF"/>
+                <w:sz w:val="16"/>
+                <w:szCs w:val="16"/>
+                <w:u w:val="none"/>
+              </w:rPr>
+              <w:t>0.161</w:t>
+            </w:r>
+          </w:p>
+        </w:tc>
+        <w:tc>
+          <w:tcPr>
+            <w:tcW w:w="721" w:type="dxa"/>
+            <w:tcMar/>
+            <w:vAlign w:val="center"/>
+          </w:tcPr>
+          <w:p>
+            <w:pPr>
+              <w:spacing w:before="0" w:beforeAutospacing="off" w:after="0" w:afterAutospacing="off"/>
+              <w:jc w:val="right"/>
+              <w:rPr>
+                <w:rFonts w:ascii="Times New Roman" w:hAnsi="Times New Roman" w:eastAsia="Times New Roman" w:cs="Times New Roman"/>
+                <w:b w:val="0"/>
+                <w:bCs w:val="0"/>
+                <w:i w:val="0"/>
+                <w:iCs w:val="0"/>
+                <w:strike w:val="0"/>
+                <w:dstrike w:val="0"/>
+                <w:color w:val="000000" w:themeColor="text1" w:themeTint="FF" w:themeShade="FF"/>
+                <w:sz w:val="16"/>
+                <w:szCs w:val="16"/>
+                <w:u w:val="none"/>
+              </w:rPr>
+            </w:pPr>
+            <w:r>
+              <w:rPr>
+                <w:rFonts w:ascii="Times New Roman" w:hAnsi="Times New Roman" w:eastAsia="Times New Roman" w:cs="Times New Roman"/>
+                <w:b w:val="0"/>
+                <w:bCs w:val="0"/>
+                <w:i w:val="0"/>
+                <w:iCs w:val="0"/>
+                <w:strike w:val="0"/>
+                <w:dstrike w:val="0"/>
+                <w:color w:val="000000" w:themeColor="text1" w:themeTint="FF" w:themeShade="FF"/>
+                <w:sz w:val="16"/>
+                <w:szCs w:val="16"/>
+                <w:u w:val="none"/>
+              </w:rPr>
+              <w:t>0.251</w:t>
+            </w:r>
+          </w:p>
+        </w:tc>
+      </w:tr>
+      <w:tr>
+        <w:trPr>
+          <w:trHeight w:val="300"/>
+        </w:trPr>
+        <w:tc>
+          <w:tcPr>
+            <w:tcW w:w="1153" w:type="dxa"/>
+            <w:tcMar/>
+            <w:vAlign w:val="center"/>
+          </w:tcPr>
+          <w:p>
+            <w:pPr>
+              <w:spacing w:before="0" w:beforeAutospacing="off" w:after="0" w:afterAutospacing="off"/>
+              <w:rPr>
+                <w:rFonts w:ascii="Times New Roman" w:hAnsi="Times New Roman" w:eastAsia="Times New Roman" w:cs="Times New Roman"/>
+                <w:b w:val="0"/>
+                <w:bCs w:val="0"/>
+                <w:i w:val="0"/>
+                <w:iCs w:val="0"/>
+                <w:strike w:val="0"/>
+                <w:dstrike w:val="0"/>
+                <w:color w:val="000000" w:themeColor="text1" w:themeTint="FF" w:themeShade="FF"/>
+                <w:sz w:val="16"/>
+                <w:szCs w:val="16"/>
+                <w:u w:val="none"/>
+              </w:rPr>
+            </w:pPr>
+            <w:r>
+              <w:rPr>
+                <w:rFonts w:ascii="Times New Roman" w:hAnsi="Times New Roman" w:eastAsia="Times New Roman" w:cs="Times New Roman"/>
+                <w:b w:val="0"/>
+                <w:bCs w:val="0"/>
+                <w:i w:val="0"/>
+                <w:iCs w:val="0"/>
+                <w:strike w:val="0"/>
+                <w:dstrike w:val="0"/>
+                <w:color w:val="000000" w:themeColor="text1" w:themeTint="FF" w:themeShade="FF"/>
+                <w:sz w:val="16"/>
+                <w:szCs w:val="16"/>
+                <w:u w:val="none"/>
+              </w:rPr>
+              <w:t>Actor Vijay</w:t>
+            </w:r>
+          </w:p>
+        </w:tc>
+        <w:tc>
+          <w:tcPr>
+            <w:tcW w:w="1003" w:type="dxa"/>
+            <w:tcMar/>
+            <w:vAlign w:val="center"/>
+          </w:tcPr>
+          <w:p>
+            <w:pPr>
+              <w:spacing w:before="0" w:beforeAutospacing="off" w:after="0" w:afterAutospacing="off"/>
+              <w:jc w:val="right"/>
+              <w:rPr>
+                <w:rFonts w:ascii="Times New Roman" w:hAnsi="Times New Roman" w:eastAsia="Times New Roman" w:cs="Times New Roman"/>
+                <w:b w:val="0"/>
+                <w:bCs w:val="0"/>
+                <w:i w:val="0"/>
+                <w:iCs w:val="0"/>
+                <w:strike w:val="0"/>
+                <w:dstrike w:val="0"/>
+                <w:color w:val="000000" w:themeColor="text1" w:themeTint="FF" w:themeShade="FF"/>
+                <w:sz w:val="16"/>
+                <w:szCs w:val="16"/>
+                <w:u w:val="none"/>
+              </w:rPr>
+            </w:pPr>
+            <w:r>
+              <w:rPr>
+                <w:rFonts w:ascii="Times New Roman" w:hAnsi="Times New Roman" w:eastAsia="Times New Roman" w:cs="Times New Roman"/>
+                <w:b w:val="0"/>
+                <w:bCs w:val="0"/>
+                <w:i w:val="0"/>
+                <w:iCs w:val="0"/>
+                <w:strike w:val="0"/>
+                <w:dstrike w:val="0"/>
+                <w:color w:val="000000" w:themeColor="text1" w:themeTint="FF" w:themeShade="FF"/>
+                <w:sz w:val="16"/>
+                <w:szCs w:val="16"/>
+                <w:u w:val="none"/>
+              </w:rPr>
+              <w:t>0.109</w:t>
+            </w:r>
+          </w:p>
+        </w:tc>
+        <w:tc>
+          <w:tcPr>
+            <w:tcW w:w="960" w:type="dxa"/>
+            <w:tcMar/>
+            <w:vAlign w:val="center"/>
+          </w:tcPr>
+          <w:p>
+            <w:pPr>
+              <w:spacing w:before="0" w:beforeAutospacing="off" w:after="0" w:afterAutospacing="off"/>
+              <w:jc w:val="right"/>
+              <w:rPr>
+                <w:rFonts w:ascii="Times New Roman" w:hAnsi="Times New Roman" w:eastAsia="Times New Roman" w:cs="Times New Roman"/>
+                <w:b w:val="0"/>
+                <w:bCs w:val="0"/>
+                <w:i w:val="0"/>
+                <w:iCs w:val="0"/>
+                <w:strike w:val="0"/>
+                <w:dstrike w:val="0"/>
+                <w:color w:val="000000" w:themeColor="text1" w:themeTint="FF" w:themeShade="FF"/>
+                <w:sz w:val="16"/>
+                <w:szCs w:val="16"/>
+                <w:u w:val="none"/>
+              </w:rPr>
+            </w:pPr>
+            <w:r>
+              <w:rPr>
+                <w:rFonts w:ascii="Times New Roman" w:hAnsi="Times New Roman" w:eastAsia="Times New Roman" w:cs="Times New Roman"/>
+                <w:b w:val="0"/>
+                <w:bCs w:val="0"/>
+                <w:i w:val="0"/>
+                <w:iCs w:val="0"/>
+                <w:strike w:val="0"/>
+                <w:dstrike w:val="0"/>
+                <w:color w:val="000000" w:themeColor="text1" w:themeTint="FF" w:themeShade="FF"/>
+                <w:sz w:val="16"/>
+                <w:szCs w:val="16"/>
+                <w:u w:val="none"/>
+              </w:rPr>
+              <w:t>0.098</w:t>
+            </w:r>
+          </w:p>
+        </w:tc>
+        <w:tc>
+          <w:tcPr>
+            <w:tcW w:w="1154" w:type="dxa"/>
+            <w:tcMar/>
+            <w:vAlign w:val="center"/>
+          </w:tcPr>
+          <w:p>
+            <w:pPr>
+              <w:spacing w:before="0" w:beforeAutospacing="off" w:after="0" w:afterAutospacing="off"/>
+              <w:jc w:val="right"/>
+              <w:rPr>
+                <w:rFonts w:ascii="Times New Roman" w:hAnsi="Times New Roman" w:eastAsia="Times New Roman" w:cs="Times New Roman"/>
+                <w:b w:val="0"/>
+                <w:bCs w:val="0"/>
+                <w:i w:val="0"/>
+                <w:iCs w:val="0"/>
+                <w:strike w:val="0"/>
+                <w:dstrike w:val="0"/>
+                <w:color w:val="000000" w:themeColor="text1" w:themeTint="FF" w:themeShade="FF"/>
+                <w:sz w:val="16"/>
+                <w:szCs w:val="16"/>
+                <w:u w:val="none"/>
+              </w:rPr>
+            </w:pPr>
+            <w:r>
+              <w:rPr>
+                <w:rFonts w:ascii="Times New Roman" w:hAnsi="Times New Roman" w:eastAsia="Times New Roman" w:cs="Times New Roman"/>
+                <w:b w:val="0"/>
+                <w:bCs w:val="0"/>
+                <w:i w:val="0"/>
+                <w:iCs w:val="0"/>
+                <w:strike w:val="0"/>
+                <w:dstrike w:val="0"/>
+                <w:color w:val="000000" w:themeColor="text1" w:themeTint="FF" w:themeShade="FF"/>
+                <w:sz w:val="16"/>
+                <w:szCs w:val="16"/>
+                <w:u w:val="none"/>
+              </w:rPr>
+              <w:t>0.177</w:t>
+            </w:r>
+          </w:p>
+        </w:tc>
+        <w:tc>
+          <w:tcPr>
+            <w:tcW w:w="721" w:type="dxa"/>
+            <w:tcMar/>
+            <w:vAlign w:val="center"/>
+          </w:tcPr>
+          <w:p>
+            <w:pPr>
+              <w:spacing w:before="0" w:beforeAutospacing="off" w:after="0" w:afterAutospacing="off"/>
+              <w:jc w:val="right"/>
+              <w:rPr>
+                <w:rFonts w:ascii="Times New Roman" w:hAnsi="Times New Roman" w:eastAsia="Times New Roman" w:cs="Times New Roman"/>
+                <w:b w:val="0"/>
+                <w:bCs w:val="0"/>
+                <w:i w:val="0"/>
+                <w:iCs w:val="0"/>
+                <w:strike w:val="0"/>
+                <w:dstrike w:val="0"/>
+                <w:color w:val="000000" w:themeColor="text1" w:themeTint="FF" w:themeShade="FF"/>
+                <w:sz w:val="16"/>
+                <w:szCs w:val="16"/>
+                <w:u w:val="none"/>
+              </w:rPr>
+            </w:pPr>
+            <w:r>
+              <w:rPr>
+                <w:rFonts w:ascii="Times New Roman" w:hAnsi="Times New Roman" w:eastAsia="Times New Roman" w:cs="Times New Roman"/>
+                <w:b w:val="0"/>
+                <w:bCs w:val="0"/>
+                <w:i w:val="0"/>
+                <w:iCs w:val="0"/>
+                <w:strike w:val="0"/>
+                <w:dstrike w:val="0"/>
+                <w:color w:val="000000" w:themeColor="text1" w:themeTint="FF" w:themeShade="FF"/>
+                <w:sz w:val="16"/>
+                <w:szCs w:val="16"/>
+                <w:u w:val="none"/>
+              </w:rPr>
+              <w:t>0.153</w:t>
+            </w:r>
+          </w:p>
+        </w:tc>
+      </w:tr>
+    </w:tbl>
+    <w:p/>
+    <w:p>
+      <w:pPr>
+        <w:pStyle w:val="Normal"/>
+        <w:jc w:val="both"/>
+      </w:pPr>
+      <w:r>
+        <w:rPr/>
+        <w:t xml:space="preserve">The analysis revealed that the classification results were highly </w:t>
+      </w:r>
+      <w:r>
+        <w:rPr/>
+        <w:t>accurate</w:t>
+      </w:r>
+      <w:r>
+        <w:rPr/>
+        <w:t xml:space="preserve"> for internationally recognized and well-documented personalities. However, the model struggled with correctly categorizing regionally famous individuals. Additionally, the embeddings were not always up to date. For instance, the south Indian actor Vijay, who recently transitioned into politics, was primarily associated with the entertainment domain, with no significant relation to politics. Th</w:t>
+      </w:r>
+      <w:r>
+        <w:rPr/>
+        <w:t>ese</w:t>
+      </w:r>
+      <w:r>
+        <w:rPr/>
+        <w:t xml:space="preserve"> limitation</w:t>
+      </w:r>
+      <w:r>
+        <w:rPr/>
+        <w:t>s</w:t>
+      </w:r>
+      <w:r>
+        <w:rPr/>
+        <w:t xml:space="preserve"> </w:t>
+      </w:r>
+      <w:r>
+        <w:rPr/>
+        <w:t>highlight</w:t>
+      </w:r>
+      <w:r>
+        <w:rPr/>
+        <w:t xml:space="preserve"> the dependency on the training data, which may not always reflect recent developments.</w:t>
+      </w:r>
+    </w:p>
+    <w:p>
+      <w:pPr>
+        <w:pStyle w:val="Normal"/>
+        <w:jc w:val="both"/>
+      </w:pPr>
+    </w:p>
+    <w:p xmlns:wp14="http://schemas.microsoft.com/office/word/2010/wordml" wp14:textId="0BE2E0D0">
+      <w:pPr>
+        <w:pStyle w:val="Heading2"/>
+        <w:rPr>
+          <w:i w:val="1"/>
+          <w:iCs w:val="1"/>
+        </w:rPr>
+      </w:pPr>
+      <w:r>
+        <w:rPr>
+          <w:noProof w:val="0"/>
+        </w:rPr>
+        <w:t xml:space="preserve">Performance of Mode 2: </w:t>
+      </w:r>
+      <w:r>
+        <w:rPr>
+          <w:i w:val="1"/>
+          <w:iCs w:val="1"/>
+        </w:rPr>
+        <w:t xml:space="preserve">Comparing Documents with Words/Phrases and the </w:t>
+      </w:r>
       <w:r>
         <w:rPr>
           <w:noProof w:val="0"/>
@@ -6132,7 +10618,7 @@
       </w:r>
     </w:p>
     <w:p xmlns:wp14="http://schemas.microsoft.com/office/word/2010/wordml" wp14:textId="77777777"/>
-    <w:p xmlns:wp14="http://schemas.microsoft.com/office/word/2010/wordml" wp14:textId="77777777">
+    <w:p xmlns:wp14="http://schemas.microsoft.com/office/word/2010/wordml" wp14:textId="01F009E1">
       <w:pPr>
         <w:pStyle w:val="Heading4"/>
         <w:rPr>
@@ -6163,6 +10649,23 @@
         </w:rPr>
         <w:t xml:space="preserve">Applying the Exponentially Weighted Mean </w:t>
       </w:r>
+      <w:r>
+        <w:rPr>
+          <w:rFonts w:eastAsia="Times New Roman"/>
+          <w:i w:val="0"/>
+          <w:iCs w:val="0"/>
+          <w:noProof w:val="0"/>
+        </w:rPr>
+        <w:t>Similarity method, the results (Fig 10) successfully differentiate between the two documents, correctly identifying Document 1 as the one containing the most relevant information. This improvement is due to the method's ability to assign higher weights to more relevant chunks, thereby overcoming the limitations of a simple average similarity score.</w:t>
+      </w:r>
+    </w:p>
+    <w:p xmlns:wp14="http://schemas.microsoft.com/office/word/2010/wordml" wp14:textId="6D813156">
+      <w:pPr>
+        <w:pStyle w:val="Normal"/>
+        <w:rPr>
+          <w:noProof w:val="0"/>
+        </w:rPr>
+      </w:pPr>
     </w:p>
     <w:p xmlns:wp14="http://schemas.microsoft.com/office/word/2010/wordml" wp14:textId="77777777">
       <w:pPr>
@@ -6337,178 +10840,7 @@
         </w:rPr>
       </w:pPr>
     </w:p>
-    <w:p xmlns:wp14="http://schemas.microsoft.com/office/word/2010/wordml" wp14:textId="77777777">
-      <w:pPr>
-        <w:pStyle w:val="Heading4"/>
-        <w:numPr>
-          <w:ilvl w:val="0"/>
-          <w:numId w:val="0"/>
-        </w:numPr>
-        <w:rPr>
-          <w:rFonts w:eastAsia="Times New Roman"/>
-          <w:i w:val="0"/>
-          <w:iCs w:val="0"/>
-          <w:noProof w:val="0"/>
-        </w:rPr>
-      </w:pPr>
-      <w:r>
-        <w:rPr>
-          <w:rFonts w:eastAsia="Times New Roman"/>
-          <w:i w:val="0"/>
-          <w:iCs w:val="0"/>
-          <w:noProof w:val="0"/>
-        </w:rPr>
-        <w:t>Simila</w:t>
-      </w:r>
-      <w:r>
-        <w:rPr>
-          <w:rFonts w:eastAsia="Times New Roman"/>
-          <w:i w:val="0"/>
-          <w:iCs w:val="0"/>
-          <w:noProof w:val="0"/>
-        </w:rPr>
-        <w:t>rity method, the results (Fig</w:t>
-      </w:r>
-      <w:r>
-        <w:rPr>
-          <w:rFonts w:eastAsia="Times New Roman"/>
-          <w:i w:val="0"/>
-          <w:iCs w:val="0"/>
-          <w:noProof w:val="0"/>
-        </w:rPr>
-        <w:t xml:space="preserve"> 10) successfully differentiate between the two documents, correctly identifying Document 1 as the one containing the most </w:t>
-      </w:r>
-      <w:r>
-        <w:rPr>
-          <w:rFonts w:eastAsia="Times New Roman"/>
-          <w:i w:val="0"/>
-          <w:iCs w:val="0"/>
-          <w:noProof w:val="0"/>
-        </w:rPr>
-        <w:t>relevant information. This improvement is due to the method's ability to assign higher weights to more relevant chunks, thereby overcoming the limitations of a simple average similarity score.</w:t>
-      </w:r>
-    </w:p>
     <w:p xmlns:wp14="http://schemas.microsoft.com/office/word/2010/wordml" wp14:textId="77777777"/>
-    <w:p xmlns:wp14="http://schemas.microsoft.com/office/word/2010/wordml" wp14:textId="77777777">
-      <w:pPr>
-        <w:pStyle w:val="Heading4"/>
-        <w:numPr>
-          <w:ilvl w:val="0"/>
-          <w:numId w:val="0"/>
-        </w:numPr>
-        <w:ind w:firstLine="504"/>
-        <w:rPr>
-          <w:rFonts w:eastAsia="Times New Roman"/>
-          <w:i w:val="0"/>
-          <w:iCs w:val="0"/>
-          <w:noProof w:val="0"/>
-        </w:rPr>
-      </w:pPr>
-      <w:r>
-        <w:rPr>
-          <w:rFonts w:eastAsia="Times New Roman"/>
-          <w:i w:val="0"/>
-          <w:iCs w:val="0"/>
-          <w:noProof w:val="0"/>
-        </w:rPr>
-        <w:t xml:space="preserve">The optimal chunk size and weighting parameter (β) were determined to be 300 words and 30, respectively. The chunk size was chosen based on the average paragraph length in English (typically ranging from 300 to 500 words), while the </w:t>
-      </w:r>
-      <m:oMath>
-        <m:r>
-          <m:t>β </m:t>
-        </m:r>
-      </m:oMath>
-      <w:r>
-        <w:rPr>
-          <w:rFonts w:eastAsia="Times New Roman"/>
-          <w:i w:val="0"/>
-          <w:iCs w:val="0"/>
-          <w:noProof w:val="0"/>
-        </w:rPr>
-        <w:t xml:space="preserve"> value was optimized through iterative trial and error to achieve </w:t>
-      </w:r>
-      <w:r>
-        <w:rPr>
-          <w:rFonts w:eastAsia="Times New Roman"/>
-          <w:i w:val="0"/>
-          <w:iCs w:val="0"/>
-          <w:noProof w:val="0"/>
-        </w:rPr>
-        <w:t xml:space="preserve">clear </w:t>
-      </w:r>
-      <w:r>
-        <w:rPr>
-          <w:rFonts w:eastAsia="Times New Roman"/>
-          <w:i w:val="0"/>
-          <w:iCs w:val="0"/>
-          <w:noProof w:val="0"/>
-        </w:rPr>
-        <w:t xml:space="preserve">differentiation between relevant and non-relevant </w:t>
-      </w:r>
-      <w:r>
-        <w:rPr>
-          <w:rFonts w:eastAsia="Times New Roman"/>
-          <w:i w:val="0"/>
-          <w:iCs w:val="0"/>
-          <w:noProof w:val="0"/>
-        </w:rPr>
-        <w:t xml:space="preserve">document </w:t>
-      </w:r>
-      <w:r>
-        <w:rPr>
-          <w:rFonts w:eastAsia="Times New Roman"/>
-          <w:i w:val="0"/>
-          <w:iCs w:val="0"/>
-          <w:noProof w:val="0"/>
-        </w:rPr>
-        <w:t>w</w:t>
-      </w:r>
-      <w:r>
-        <w:rPr>
-          <w:rFonts w:eastAsia="Times New Roman"/>
-          <w:i w:val="0"/>
-          <w:iCs w:val="0"/>
-          <w:noProof w:val="0"/>
-        </w:rPr>
-        <w:t xml:space="preserve">hile </w:t>
-      </w:r>
-      <w:r>
-        <w:rPr>
-          <w:rFonts w:eastAsia="Times New Roman"/>
-          <w:i w:val="0"/>
-          <w:iCs w:val="0"/>
-          <w:noProof w:val="0"/>
-        </w:rPr>
-        <w:t xml:space="preserve">not ignoring </w:t>
-      </w:r>
-      <w:r>
-        <w:rPr>
-          <w:rFonts w:eastAsia="Times New Roman"/>
-          <w:i w:val="0"/>
-          <w:iCs w:val="0"/>
-          <w:noProof w:val="0"/>
-        </w:rPr>
-        <w:t>the contribution of non-relevant chunks</w:t>
-      </w:r>
-      <w:r>
-        <w:rPr>
-          <w:rFonts w:eastAsia="Times New Roman"/>
-          <w:i w:val="0"/>
-          <w:iCs w:val="0"/>
-          <w:noProof w:val="0"/>
-        </w:rPr>
-        <w:t xml:space="preserve"> towards final score to have a balanced approach</w:t>
-      </w:r>
-      <w:r>
-        <w:rPr>
-          <w:rFonts w:eastAsia="Times New Roman"/>
-          <w:i w:val="0"/>
-          <w:iCs w:val="0"/>
-          <w:noProof w:val="0"/>
-        </w:rPr>
-        <w:t>.</w:t>
-      </w:r>
-    </w:p>
     <w:p xmlns:wp14="http://schemas.microsoft.com/office/word/2010/wordml" wp14:textId="77777777">
       <w:pPr>
         <w:jc w:val="left"/>
@@ -7563,87 +11895,171 @@
     </w:p>
     <w:p>
       <w:pPr>
-        <w:spacing w:before="240" w:after="240"/>
-        <w:ind w:firstLine="720"/>
-        <w:jc w:val="both"/>
-        <w:rPr>
-          <w:rFonts w:eastAsia="Times New Roman"/>
-        </w:rPr>
-      </w:pPr>
-      <w:r>
-        <w:rPr>
-          <w:rFonts w:eastAsia="Times New Roman"/>
-        </w:rPr>
-        <w:t xml:space="preserve">To improve fine-grained similarity analysis, an exponentially weighted mean of similarities was implemented, effectively distinguishing relevant documents in word-to-document </w:t>
-      </w:r>
-      <w:r>
-        <w:rPr>
-          <w:rFonts w:eastAsia="Times New Roman"/>
-        </w:rPr>
-        <w:t>comparisons. Additionally</w:t>
-      </w:r>
-      <w:r>
-        <w:rPr>
-          <w:rFonts w:eastAsia="Times New Roman"/>
-        </w:rPr>
-        <w:t>, an interactive Dash-based web application was developed to visualize similarity relationships using bar graphs, scatter plots, and three-dimensional plots, aiding in result interpretation.</w:t>
-      </w:r>
-      <w:r>
-        <w:rPr>
-          <w:rFonts w:eastAsia="Times New Roman"/>
-        </w:rPr>
-        <w:t xml:space="preserve"> </w:t>
-      </w:r>
-      <w:r>
-        <w:rPr>
-          <w:rFonts w:eastAsia="Times New Roman"/>
-        </w:rPr>
-        <w:t xml:space="preserve">However, the approach comes with increased computational cost and processing time, </w:t>
-      </w:r>
-      <w:r>
-        <w:rPr>
-          <w:rFonts w:eastAsia="Times New Roman"/>
-        </w:rPr>
-        <w:t>which may</w:t>
-      </w:r>
-      <w:r>
-        <w:rPr>
-          <w:rFonts w:eastAsia="Times New Roman"/>
-        </w:rPr>
-        <w:t xml:space="preserve"> slow down the application, </w:t>
-      </w:r>
-      <w:r>
-        <w:rPr>
-          <w:rFonts w:eastAsia="Times New Roman"/>
-        </w:rPr>
-        <w:t xml:space="preserve">when used for comparing big </w:t>
-      </w:r>
-      <w:r>
-        <w:rPr>
-          <w:rFonts w:eastAsia="Times New Roman"/>
-        </w:rPr>
-        <w:t>document</w:t>
-      </w:r>
-      <w:r>
-        <w:rPr>
-          <w:rFonts w:eastAsia="Times New Roman"/>
-        </w:rPr>
-        <w:t>s on a larger scale</w:t>
-      </w:r>
-      <w:r>
-        <w:rPr>
-          <w:rFonts w:eastAsia="Times New Roman"/>
-        </w:rPr>
-        <w:t>.</w:t>
-      </w:r>
-    </w:p>
-    <w:p>
-      <w:pPr>
-        <w:pStyle w:val="Normal"/>
         <w:suppressLineNumbers w:val="0"/>
         <w:bidi w:val="0"/>
         <w:spacing w:before="240" w:beforeAutospacing="off" w:after="240" w:afterAutospacing="off" w:line="259" w:lineRule="auto"/>
-        <w:ind w:left="0" w:right="0" w:firstLine="720"/>
+        <w:ind w:firstLine="720"/>
+        <w:jc w:val="both"/>
+        <w:rPr>
+          <w:rFonts w:eastAsia="Times New Roman"/>
+        </w:rPr>
+      </w:pPr>
+      <w:r>
+        <w:rPr>
+          <w:rFonts w:eastAsia="Times New Roman"/>
+        </w:rPr>
+        <w:t xml:space="preserve">To improve fine-grained similarity analysis, an exponentially weighted mean of similarities was implemented, effectively distinguishing relevant documents in word-to-document </w:t>
+      </w:r>
+      <w:r>
+        <w:rPr>
+          <w:rFonts w:eastAsia="Times New Roman"/>
+        </w:rPr>
+        <w:t>comparisons. Additionally</w:t>
+      </w:r>
+      <w:r>
+        <w:rPr>
+          <w:rFonts w:eastAsia="Times New Roman"/>
+        </w:rPr>
+        <w:t xml:space="preserve">, an interactive Dash-based web application was developed to visualize </w:t>
+      </w:r>
+      <w:r>
+        <w:rPr>
+          <w:rFonts w:eastAsia="Times New Roman"/>
+        </w:rPr>
+        <w:t xml:space="preserve">scalar value oof embedding vectors using line plots and </w:t>
+      </w:r>
+      <w:r>
+        <w:rPr>
+          <w:rFonts w:eastAsia="Times New Roman"/>
+        </w:rPr>
+        <w:t>similarity relationships using bar graphs, scatter plots, and three-dimensional plots, aiding in result interpretation.</w:t>
+      </w:r>
+      <w:r>
+        <w:rPr>
+          <w:rFonts w:eastAsia="Times New Roman"/>
+        </w:rPr>
+        <w:t xml:space="preserve"> </w:t>
+      </w:r>
+      <w:r>
+        <w:rPr>
+          <w:rFonts w:eastAsia="Times New Roman"/>
+        </w:rPr>
+        <w:t>However, the approach comes with increased computational cost</w:t>
+      </w:r>
+      <w:r>
+        <w:rPr>
+          <w:rFonts w:eastAsia="Times New Roman"/>
+        </w:rPr>
+        <w:t xml:space="preserve"> </w:t>
+      </w:r>
+      <w:r>
+        <w:rPr>
+          <w:rFonts w:eastAsia="Times New Roman"/>
+        </w:rPr>
+        <w:t>and processing time</w:t>
+      </w:r>
+      <w:r>
+        <w:rPr>
+          <w:rFonts w:eastAsia="Times New Roman"/>
+        </w:rPr>
+        <w:t xml:space="preserve"> due to the increased number of embeddings</w:t>
+      </w:r>
+      <w:r>
+        <w:rPr>
+          <w:rFonts w:eastAsia="Times New Roman"/>
+        </w:rPr>
+        <w:t xml:space="preserve">, </w:t>
+      </w:r>
+      <w:r>
+        <w:rPr>
+          <w:rFonts w:eastAsia="Times New Roman"/>
+        </w:rPr>
+        <w:t>which may</w:t>
+      </w:r>
+      <w:r>
+        <w:rPr>
+          <w:rFonts w:eastAsia="Times New Roman"/>
+        </w:rPr>
+        <w:t xml:space="preserve"> slow down the application, </w:t>
+      </w:r>
+      <w:r>
+        <w:rPr>
+          <w:rFonts w:eastAsia="Times New Roman"/>
+        </w:rPr>
+        <w:t xml:space="preserve">when used for comparing big </w:t>
+      </w:r>
+      <w:r>
+        <w:rPr>
+          <w:rFonts w:eastAsia="Times New Roman"/>
+        </w:rPr>
+        <w:t>document</w:t>
+      </w:r>
+      <w:r>
+        <w:rPr>
+          <w:rFonts w:eastAsia="Times New Roman"/>
+        </w:rPr>
+        <w:t>s on a larger scale</w:t>
+      </w:r>
+      <w:r>
+        <w:rPr>
+          <w:rFonts w:eastAsia="Times New Roman"/>
+        </w:rPr>
+        <w:t>.</w:t>
+      </w:r>
+      <w:r>
+        <w:rPr>
+          <w:rFonts w:eastAsia="Times New Roman"/>
+        </w:rPr>
+        <w:t xml:space="preserve"> It was also </w:t>
+      </w:r>
+      <w:r>
+        <w:rPr>
+          <w:rFonts w:eastAsia="Times New Roman"/>
+        </w:rPr>
+        <w:t>observed</w:t>
+      </w:r>
+      <w:r>
+        <w:rPr>
+          <w:rFonts w:eastAsia="Times New Roman"/>
+        </w:rPr>
+        <w:t xml:space="preserve"> that the accuracy of the similarity results depends upon the </w:t>
+      </w:r>
+      <w:r>
+        <w:rPr>
+          <w:rFonts w:eastAsia="Times New Roman"/>
+        </w:rPr>
+        <w:t xml:space="preserve">quality and scope of </w:t>
+      </w:r>
+      <w:r>
+        <w:rPr>
+          <w:rFonts w:eastAsia="Times New Roman"/>
+        </w:rPr>
+        <w:t xml:space="preserve">training </w:t>
+      </w:r>
+      <w:r>
+        <w:rPr>
+          <w:rFonts w:eastAsia="Times New Roman"/>
+        </w:rPr>
+        <w:t xml:space="preserve">data used to train the embedding </w:t>
+      </w:r>
+      <w:r>
+        <w:rPr>
+          <w:rFonts w:eastAsia="Times New Roman"/>
+        </w:rPr>
+        <w:t>model</w:t>
+      </w:r>
+      <w:r>
+        <w:rPr>
+          <w:rFonts w:eastAsia="Times New Roman"/>
+        </w:rPr>
+        <w:t xml:space="preserve">. </w:t>
+      </w:r>
+    </w:p>
+    <w:p>
+      <w:pPr>
+        <w:suppressLineNumbers w:val="0"/>
+        <w:spacing w:before="240" w:beforeAutospacing="off" w:after="240" w:afterAutospacing="off" w:line="259" w:lineRule="auto"/>
+        <w:ind w:firstLine="720"/>
         <w:jc w:val="both"/>
         <w:rPr>
           <w:rFonts w:ascii="Times New Roman" w:hAnsi="Times New Roman" w:eastAsia="Times New Roman" w:cs="Times New Roman"/>
@@ -7909,6 +12325,7 @@
         <w:rPr/>
       </w:pPr>
       <w:bookmarkStart w:name="Bookmark1" w:id="0"/>
+      <w:bookmarkStart w:name="Bookmark2" w:id="1237163197"/>
       <w:r>
         <w:rPr/>
         <w:t xml:space="preserve">H. Cao, “Recent advances in text embedding: A comprehensive review of top-performing methods on the MTEB benchmark,” </w:t>
@@ -7924,7 +12341,7 @@
         <w:rPr/>
         <w:t xml:space="preserve">, arXiv:2406.01607, 2024. Available: </w:t>
       </w:r>
-      <w:hyperlink r:id="Rfd92e2e5d5524d05">
+      <w:hyperlink r:id="R29907dbbbac74afb">
         <w:r>
           <w:rPr>
             <w:rStyle w:val="Hyperlink"/>
@@ -7937,6 +12354,7 @@
         <w:t>.</w:t>
       </w:r>
       <w:bookmarkEnd w:id="0"/>
+      <w:bookmarkEnd w:id="1237163197"/>
     </w:p>
     <w:p>
       <w:pPr>
@@ -7946,6 +12364,7 @@
           <w:lang w:val="en-US"/>
         </w:rPr>
       </w:pPr>
+      <w:bookmarkStart w:name="Bookmark3" w:id="728706594"/>
       <w:r>
         <w:rPr>
           <w:noProof/>
@@ -7969,7 +12388,7 @@
         </w:rPr>
         <w:t xml:space="preserve">, vol. 2203.08372, 2022. Available: </w:t>
       </w:r>
-      <w:hyperlink r:id="R1468315827c54a52">
+      <w:hyperlink r:id="Rd188eb0d8cd442e9">
         <w:r>
           <w:rPr>
             <w:rStyle w:val="Hyperlink"/>
@@ -7986,6 +12405,7 @@
         </w:rPr>
         <w:t>.</w:t>
       </w:r>
+      <w:bookmarkEnd w:id="728706594"/>
     </w:p>
     <w:p xmlns:wp14="http://schemas.microsoft.com/office/word/2010/wordml" wp14:textId="77777777">
       <w:pPr>
@@ -8220,6 +12640,12 @@
 <file path=word/intelligence2.xml><?xml version="1.0" encoding="utf-8"?>
 <int2:intelligence xmlns:int2="http://schemas.microsoft.com/office/intelligence/2020/intelligence">
   <int2:observations>
+    <int2:textHash int2:hashCode="NCiDaNx+5Y+lSt" int2:id="gB5gg71r">
+      <int2:state int2:type="AugLoop_Text_Critique" int2:value="Rejected"/>
+    </int2:textHash>
+    <int2:textHash int2:hashCode="yQ52E62Qj7ZZmq" int2:id="iMEduZXX">
+      <int2:state int2:type="AugLoop_Text_Critique" int2:value="Rejected"/>
+    </int2:textHash>
     <int2:textHash int2:hashCode="MAC0NB/NUhEsHP" int2:id="GUf6hfh8">
       <int2:state int2:type="AugLoop_Text_Critique" int2:value="Rejected"/>
     </int2:textHash>
@@ -8248,6 +12674,91 @@
 
 <file path=word/numbering.xml><?xml version="1.0" encoding="utf-8"?>
 <w:numbering xmlns:ve="http://schemas.openxmlformats.org/markup-compatibility/2006" xmlns:o="urn:schemas-microsoft-com:office:office" xmlns:r="http://schemas.openxmlformats.org/officeDocument/2006/relationships" xmlns:m="http://schemas.openxmlformats.org/officeDocument/2006/math" xmlns:v="urn:schemas-microsoft-com:vml" xmlns:wp="http://schemas.openxmlformats.org/drawingml/2006/wordprocessingDrawing" xmlns:w10="urn:schemas-microsoft-com:office:word" xmlns:w="http://schemas.openxmlformats.org/wordprocessingml/2006/main" xmlns:wne="http://schemas.microsoft.com/office/word/2006/wordml">
+  <w:abstractNum xmlns:w="http://schemas.openxmlformats.org/wordprocessingml/2006/main" w:abstractNumId="12">
+    <w:nsid w:val="48fb8fd3"/>
+    <w:multiLevelType xmlns:w="http://schemas.openxmlformats.org/wordprocessingml/2006/main" w:val="hybridMultilevel"/>
+    <w:lvl xmlns:w="http://schemas.openxmlformats.org/wordprocessingml/2006/main" w:ilvl="0">
+      <w:start w:val="1"/>
+      <w:numFmt w:val="upperRoman"/>
+      <w:lvlText w:val="TABLE %1. "/>
+      <w:lvlJc w:val="left"/>
+      <w:pPr>
+        <w:ind w:left="720" w:hanging="360"/>
+      </w:pPr>
+    </w:lvl>
+    <w:lvl xmlns:w="http://schemas.openxmlformats.org/wordprocessingml/2006/main" w:ilvl="1">
+      <w:start w:val="1"/>
+      <w:numFmt w:val="lowerLetter"/>
+      <w:lvlText w:val="%2."/>
+      <w:lvlJc w:val="left"/>
+      <w:pPr>
+        <w:ind w:left="1440" w:hanging="360"/>
+      </w:pPr>
+    </w:lvl>
+    <w:lvl xmlns:w="http://schemas.openxmlformats.org/wordprocessingml/2006/main" w:ilvl="2">
+      <w:start w:val="1"/>
+      <w:numFmt w:val="lowerRoman"/>
+      <w:lvlText w:val="%3."/>
+      <w:lvlJc w:val="right"/>
+      <w:pPr>
+        <w:ind w:left="2160" w:hanging="180"/>
+      </w:pPr>
+    </w:lvl>
+    <w:lvl xmlns:w="http://schemas.openxmlformats.org/wordprocessingml/2006/main" w:ilvl="3">
+      <w:start w:val="1"/>
+      <w:numFmt w:val="decimal"/>
+      <w:lvlText w:val="%4."/>
+      <w:lvlJc w:val="left"/>
+      <w:pPr>
+        <w:ind w:left="2880" w:hanging="360"/>
+      </w:pPr>
+    </w:lvl>
+    <w:lvl xmlns:w="http://schemas.openxmlformats.org/wordprocessingml/2006/main" w:ilvl="4">
+      <w:start w:val="1"/>
+      <w:numFmt w:val="lowerLetter"/>
+      <w:lvlText w:val="%5."/>
+      <w:lvlJc w:val="left"/>
+      <w:pPr>
+        <w:ind w:left="3600" w:hanging="360"/>
+      </w:pPr>
+    </w:lvl>
+    <w:lvl xmlns:w="http://schemas.openxmlformats.org/wordprocessingml/2006/main" w:ilvl="5">
+      <w:start w:val="1"/>
+      <w:numFmt w:val="lowerRoman"/>
+      <w:lvlText w:val="%6."/>
+      <w:lvlJc w:val="right"/>
+      <w:pPr>
+        <w:ind w:left="4320" w:hanging="180"/>
+      </w:pPr>
+    </w:lvl>
+    <w:lvl xmlns:w="http://schemas.openxmlformats.org/wordprocessingml/2006/main" w:ilvl="6">
+      <w:start w:val="1"/>
+      <w:numFmt w:val="decimal"/>
+      <w:lvlText w:val="%7."/>
+      <w:lvlJc w:val="left"/>
+      <w:pPr>
+        <w:ind w:left="5040" w:hanging="360"/>
+      </w:pPr>
+    </w:lvl>
+    <w:lvl xmlns:w="http://schemas.openxmlformats.org/wordprocessingml/2006/main" w:ilvl="7">
+      <w:start w:val="1"/>
+      <w:numFmt w:val="lowerLetter"/>
+      <w:lvlText w:val="%8."/>
+      <w:lvlJc w:val="left"/>
+      <w:pPr>
+        <w:ind w:left="5760" w:hanging="360"/>
+      </w:pPr>
+    </w:lvl>
+    <w:lvl xmlns:w="http://schemas.openxmlformats.org/wordprocessingml/2006/main" w:ilvl="8">
+      <w:start w:val="1"/>
+      <w:numFmt w:val="lowerRoman"/>
+      <w:lvlText w:val="%9."/>
+      <w:lvlJc w:val="right"/>
+      <w:pPr>
+        <w:ind w:left="6480" w:hanging="180"/>
+      </w:pPr>
+    </w:lvl>
+  </w:abstractNum>
   <w:abstractNum xmlns:w="http://schemas.openxmlformats.org/wordprocessingml/2006/main" w:abstractNumId="11">
     <w:nsid w:val="6da40e89"/>
     <w:multiLevelType xmlns:w="http://schemas.openxmlformats.org/wordprocessingml/2006/main" w:val="hybridMultilevel"/>
@@ -9582,6 +14093,9 @@
       </w:rPr>
     </w:lvl>
   </w:abstractNum>
+  <w:num w:numId="15">
+    <w:abstractNumId w:val="12"/>
+  </w:num>
   <w:num w:numId="14">
     <w:abstractNumId w:val="11"/>
   </w:num>
